--- a/documents/copy/4. ИСТОРИЈАТ/Историја.docx
+++ b/documents/copy/4. ИСТОРИЈАТ/Историја.docx
@@ -1,11 +1,11 @@
 
 <file path=word/document.xml><?xml version="1.0" encoding="utf-8"?>
-<w:document xmlns:mc="http://schemas.openxmlformats.org/markup-compatibility/2006" xmlns:ve="http://schemas.openxmlformats.org/markup-compatibility/2006" xmlns:o="urn:schemas-microsoft-com:office:office" xmlns:r="http://schemas.openxmlformats.org/officeDocument/2006/relationships" xmlns:m="http://schemas.openxmlformats.org/officeDocument/2006/math" xmlns:v="urn:schemas-microsoft-com:vml" xmlns:wp="http://schemas.openxmlformats.org/drawingml/2006/wordprocessingDrawing" xmlns:w10="urn:schemas-microsoft-com:office:word" xmlns:w="http://schemas.openxmlformats.org/wordprocessingml/2006/main" xmlns:wne="http://schemas.microsoft.com/office/word/2006/wordml" xmlns:a="http://schemas.openxmlformats.org/drawingml/2006/main" xmlns:pic="http://schemas.openxmlformats.org/drawingml/2006/picture" xmlns:wpg="http://schemas.microsoft.com/office/word/2010/wordprocessingGroup" xmlns:wps="http://schemas.microsoft.com/office/word/2010/wordprocessingShape" xmlns:w14="http://schemas.microsoft.com/office/word/2010/wordml" mc:Ignorable="w14" xml:space="preserve">
+<w:document xmlns:wpc="http://schemas.microsoft.com/office/word/2010/wordprocessingCanvas" xmlns:cx="http://schemas.microsoft.com/office/drawing/2014/chartex" xmlns:cx1="http://schemas.microsoft.com/office/drawing/2015/9/8/chartex" xmlns:mc="http://schemas.openxmlformats.org/markup-compatibility/2006" xmlns:o="urn:schemas-microsoft-com:office:office" xmlns:r="http://schemas.openxmlformats.org/officeDocument/2006/relationships" xmlns:m="http://schemas.openxmlformats.org/officeDocument/2006/math" xmlns:v="urn:schemas-microsoft-com:vml" xmlns:wp14="http://schemas.microsoft.com/office/word/2010/wordprocessingDrawing" xmlns:wp="http://schemas.openxmlformats.org/drawingml/2006/wordprocessingDrawing" xmlns:w10="urn:schemas-microsoft-com:office:word" xmlns:w="http://schemas.openxmlformats.org/wordprocessingml/2006/main" xmlns:w14="http://schemas.microsoft.com/office/word/2010/wordml" xmlns:w15="http://schemas.microsoft.com/office/word/2012/wordml" xmlns:w16se="http://schemas.microsoft.com/office/word/2015/wordml/symex" xmlns:wpg="http://schemas.microsoft.com/office/word/2010/wordprocessingGroup" xmlns:wpi="http://schemas.microsoft.com/office/word/2010/wordprocessingInk" xmlns:wne="http://schemas.microsoft.com/office/word/2006/wordml" xmlns:wps="http://schemas.microsoft.com/office/word/2010/wordprocessingShape" mc:Ignorable="w14 w15 w16se wp14">
   <w:body>
     <w:p>
       <w:pPr>
         <w:spacing w:before="59"/>
-        <w:ind w:left="2" w:right="0" w:firstLine="0"/>
+        <w:ind w:left="2"/>
         <w:jc w:val="center"/>
         <w:rPr>
           <w:b/>
@@ -27,116 +27,95 @@
         <w:spacing w:before="156"/>
       </w:pPr>
       <w:r>
-        <w:rPr/>
         <w:t>Манастир Кувеждин, посвећен Светом Сави, по предању забележеном у шишатовачком рукопису „Слово Светог Јефрема Сирина“ основао је 1520. године Свети благоверни кнез Стефан Штиљановић, последњи српски деспот.</w:t>
       </w:r>
       <w:r>
         <w:rPr>
           <w:spacing w:val="-4"/>
         </w:rPr>
-        <w:t> </w:t>
-      </w:r>
-      <w:r>
-        <w:rPr/>
+        <w:t xml:space="preserve"> </w:t>
+      </w:r>
+      <w:r>
         <w:t>Mитрополит</w:t>
       </w:r>
       <w:r>
         <w:rPr>
           <w:spacing w:val="-2"/>
         </w:rPr>
-        <w:t> </w:t>
-      </w:r>
-      <w:r>
-        <w:rPr/>
+        <w:t xml:space="preserve"> </w:t>
+      </w:r>
+      <w:r>
         <w:t>Београдски</w:t>
       </w:r>
       <w:r>
         <w:rPr>
           <w:spacing w:val="-3"/>
         </w:rPr>
-        <w:t> </w:t>
-      </w:r>
-      <w:r>
-        <w:rPr/>
+        <w:t xml:space="preserve"> </w:t>
+      </w:r>
+      <w:r>
         <w:t>и</w:t>
       </w:r>
       <w:r>
         <w:rPr>
           <w:spacing w:val="-1"/>
         </w:rPr>
-        <w:t> </w:t>
-      </w:r>
-      <w:r>
-        <w:rPr/>
+        <w:t xml:space="preserve"> </w:t>
+      </w:r>
+      <w:r>
         <w:t>Сремски</w:t>
       </w:r>
       <w:r>
         <w:rPr>
           <w:spacing w:val="-3"/>
         </w:rPr>
-        <w:t> </w:t>
-      </w:r>
-      <w:hyperlink r:id="rId5">
+        <w:t xml:space="preserve"> </w:t>
+      </w:r>
+      <w:r>
+        <w:t>Пајсије</w:t>
+      </w:r>
+      <w:r>
+        <w:t xml:space="preserve"> </w:t>
+      </w:r>
+      <w:r>
+        <w:t>говори</w:t>
+      </w:r>
+      <w:r>
+        <w:rPr>
+          <w:spacing w:val="-3"/>
+        </w:rPr>
+        <w:t xml:space="preserve"> </w:t>
+      </w:r>
+      <w:r>
+        <w:t>да</w:t>
+      </w:r>
+      <w:r>
+        <w:rPr>
+          <w:spacing w:val="-1"/>
+        </w:rPr>
+        <w:t xml:space="preserve"> </w:t>
+      </w:r>
+      <w:r>
+        <w:t>су</w:t>
+      </w:r>
+      <w:r>
+        <w:rPr>
+          <w:spacing w:val="-3"/>
+        </w:rPr>
+        <w:t xml:space="preserve"> </w:t>
+      </w:r>
+      <w:r>
+        <w:t>манастире Шишатовац и Кувеждин подигли исти ктито</w:t>
+      </w:r>
+      <w:r>
+        <w:t xml:space="preserve">ри - Стефан Штиљановић и велики жупан, војвода </w:t>
+      </w:r>
+      <w:hyperlink r:id="rId4">
         <w:r>
-          <w:rPr>
-            <w:color w:val="0462C1"/>
-            <w:u w:val="single" w:color="0462C1"/>
-          </w:rPr>
-          <w:t>Пајсије</w:t>
-        </w:r>
-      </w:hyperlink>
-      <w:r>
-        <w:rPr>
-          <w:color w:val="0462C1"/>
-          <w:spacing w:val="-1"/>
-        </w:rPr>
-        <w:t> </w:t>
-      </w:r>
-      <w:r>
-        <w:rPr/>
-        <w:t>говори</w:t>
-      </w:r>
-      <w:r>
-        <w:rPr>
-          <w:spacing w:val="-3"/>
-        </w:rPr>
-        <w:t> </w:t>
-      </w:r>
-      <w:r>
-        <w:rPr/>
-        <w:t>да</w:t>
-      </w:r>
-      <w:r>
-        <w:rPr>
-          <w:spacing w:val="-1"/>
-        </w:rPr>
-        <w:t> </w:t>
-      </w:r>
-      <w:r>
-        <w:rPr/>
-        <w:t>су</w:t>
-      </w:r>
-      <w:r>
-        <w:rPr>
-          <w:spacing w:val="-3"/>
-        </w:rPr>
-        <w:t> </w:t>
-      </w:r>
-      <w:r>
-        <w:rPr/>
-        <w:t>манастире Шишатовац и Кувеждин подигли исти ктитори - Стефан Штиљановић и велики жупан, војвода </w:t>
-      </w:r>
-      <w:hyperlink r:id="rId6">
-        <w:r>
-          <w:rPr>
-            <w:color w:val="0462C1"/>
-            <w:u w:val="single" w:color="0462C1"/>
-          </w:rPr>
           <w:t>Теодор</w:t>
         </w:r>
       </w:hyperlink>
       <w:r>
-        <w:rPr/>
         <w:t>.</w:t>
       </w:r>
     </w:p>
@@ -147,127 +126,117 @@
         <w:ind w:right="19"/>
       </w:pPr>
       <w:r>
-        <w:rPr/>
         <w:t>Али</w:t>
       </w:r>
       <w:r>
         <w:rPr>
           <w:spacing w:val="-5"/>
         </w:rPr>
-        <w:t> </w:t>
-      </w:r>
-      <w:r>
-        <w:rPr/>
+        <w:t xml:space="preserve"> </w:t>
+      </w:r>
+      <w:r>
         <w:t>први</w:t>
       </w:r>
       <w:r>
         <w:rPr>
           <w:spacing w:val="-5"/>
         </w:rPr>
-        <w:t> </w:t>
-      </w:r>
-      <w:r>
-        <w:rPr/>
-        <w:t>записи</w:t>
+        <w:t xml:space="preserve"> </w:t>
+      </w:r>
+      <w:r>
+        <w:t>зап</w:t>
+      </w:r>
+      <w:r>
+        <w:t>иси</w:t>
       </w:r>
       <w:r>
         <w:rPr>
           <w:spacing w:val="-7"/>
         </w:rPr>
-        <w:t> </w:t>
-      </w:r>
-      <w:r>
-        <w:rPr/>
+        <w:t xml:space="preserve"> </w:t>
+      </w:r>
+      <w:r>
         <w:t>о</w:t>
       </w:r>
       <w:r>
         <w:rPr>
           <w:spacing w:val="-5"/>
         </w:rPr>
-        <w:t> </w:t>
-      </w:r>
-      <w:r>
-        <w:rPr/>
+        <w:t xml:space="preserve"> </w:t>
+      </w:r>
+      <w:r>
         <w:t>постојању</w:t>
       </w:r>
       <w:r>
         <w:rPr>
           <w:spacing w:val="-9"/>
         </w:rPr>
-        <w:t> </w:t>
-      </w:r>
-      <w:r>
-        <w:rPr/>
+        <w:t xml:space="preserve"> </w:t>
+      </w:r>
+      <w:r>
         <w:t>потичу</w:t>
       </w:r>
       <w:r>
         <w:rPr>
           <w:spacing w:val="-9"/>
         </w:rPr>
-        <w:t> </w:t>
-      </w:r>
-      <w:r>
-        <w:rPr/>
+        <w:t xml:space="preserve"> </w:t>
+      </w:r>
+      <w:r>
         <w:t>из</w:t>
       </w:r>
       <w:r>
         <w:rPr>
           <w:spacing w:val="-6"/>
         </w:rPr>
-        <w:t> </w:t>
-      </w:r>
-      <w:r>
-        <w:rPr/>
+        <w:t xml:space="preserve"> </w:t>
+      </w:r>
+      <w:r>
         <w:t>1569.</w:t>
       </w:r>
       <w:r>
         <w:rPr>
           <w:spacing w:val="-6"/>
         </w:rPr>
-        <w:t> </w:t>
-      </w:r>
-      <w:r>
-        <w:rPr/>
+        <w:t xml:space="preserve"> </w:t>
+      </w:r>
+      <w:r>
         <w:t>године,</w:t>
       </w:r>
       <w:r>
         <w:rPr>
           <w:spacing w:val="-6"/>
         </w:rPr>
-        <w:t> </w:t>
-      </w:r>
-      <w:r>
-        <w:rPr/>
+        <w:t xml:space="preserve"> </w:t>
+      </w:r>
+      <w:r>
         <w:t>када</w:t>
       </w:r>
       <w:r>
         <w:rPr>
           <w:spacing w:val="-5"/>
         </w:rPr>
-        <w:t> </w:t>
-      </w:r>
-      <w:r>
-        <w:rPr/>
+        <w:t xml:space="preserve"> </w:t>
+      </w:r>
+      <w:r>
         <w:t>се</w:t>
       </w:r>
       <w:r>
         <w:rPr>
           <w:spacing w:val="-5"/>
         </w:rPr>
-        <w:t> </w:t>
-      </w:r>
-      <w:r>
-        <w:rPr/>
+        <w:t xml:space="preserve"> </w:t>
+      </w:r>
+      <w:r>
         <w:t>у</w:t>
       </w:r>
       <w:r>
         <w:rPr>
           <w:spacing w:val="-9"/>
         </w:rPr>
-        <w:t> </w:t>
-      </w:r>
-      <w:r>
-        <w:rPr/>
+        <w:t xml:space="preserve"> </w:t>
+      </w:r>
+      <w:r>
         <w:t>рукописном минеју за јуни месец (који се и сада чува у манастиру Свете Тројице у Овчарско-кабларској</w:t>
       </w:r>
       <w:r>
@@ -275,10 +244,9 @@
           <w:spacing w:val="53"/>
           <w:w w:val="150"/>
         </w:rPr>
-        <w:t> </w:t>
-      </w:r>
-      <w:r>
-        <w:rPr/>
+        <w:t xml:space="preserve"> </w:t>
+      </w:r>
+      <w:r>
         <w:t>клисури)</w:t>
       </w:r>
       <w:r>
@@ -286,10 +254,9 @@
           <w:spacing w:val="56"/>
           <w:w w:val="150"/>
         </w:rPr>
-        <w:t> </w:t>
-      </w:r>
-      <w:r>
-        <w:rPr/>
+        <w:t xml:space="preserve"> </w:t>
+      </w:r>
+      <w:r>
         <w:t>ова</w:t>
       </w:r>
       <w:r>
@@ -297,10 +264,9 @@
           <w:spacing w:val="55"/>
           <w:w w:val="150"/>
         </w:rPr>
-        <w:t> </w:t>
-      </w:r>
-      <w:r>
-        <w:rPr/>
+        <w:t xml:space="preserve"> </w:t>
+      </w:r>
+      <w:r>
         <w:t>света</w:t>
       </w:r>
       <w:r>
@@ -308,10 +274,9 @@
           <w:spacing w:val="56"/>
           <w:w w:val="150"/>
         </w:rPr>
-        <w:t> </w:t>
-      </w:r>
-      <w:r>
-        <w:rPr/>
+        <w:t xml:space="preserve"> </w:t>
+      </w:r>
+      <w:r>
         <w:t>обитељ</w:t>
       </w:r>
       <w:r>
@@ -319,10 +284,9 @@
           <w:spacing w:val="56"/>
           <w:w w:val="150"/>
         </w:rPr>
-        <w:t> </w:t>
-      </w:r>
-      <w:r>
-        <w:rPr/>
+        <w:t xml:space="preserve"> </w:t>
+      </w:r>
+      <w:r>
         <w:t>помиње</w:t>
       </w:r>
       <w:r>
@@ -330,10 +294,9 @@
           <w:spacing w:val="54"/>
           <w:w w:val="150"/>
         </w:rPr>
-        <w:t> </w:t>
-      </w:r>
-      <w:r>
-        <w:rPr/>
+        <w:t xml:space="preserve"> </w:t>
+      </w:r>
+      <w:r>
         <w:t>под</w:t>
       </w:r>
       <w:r>
@@ -341,7 +304,7 @@
           <w:spacing w:val="58"/>
           <w:w w:val="150"/>
         </w:rPr>
-        <w:t> </w:t>
+        <w:t xml:space="preserve"> </w:t>
       </w:r>
       <w:r>
         <w:rPr>
@@ -357,7 +320,6 @@
         <w:ind w:right="24"/>
       </w:pPr>
       <w:r>
-        <w:rPr/>
         <w:t>«манастир Свети Сава, друго име Кувеждин». Те 1569. године, када је ту руком писан минеј за месец јун, игуман манастира био је отац Стефан. Поред тога, манастир се спомиње се и у турским катастарским изворима.</w:t>
       </w:r>
     </w:p>
@@ -375,137 +337,126 @@
         <w:spacing w:before="0"/>
       </w:pPr>
       <w:r>
-        <w:rPr/>
-        <w:t>Може се претпоставити да је првобитна монашка заједница била скромна, имајући</w:t>
+        <w:t>Може се претпоставити да је првобитна монашка</w:t>
+      </w:r>
+      <w:r>
+        <w:t xml:space="preserve"> заједница била скромна, имајући</w:t>
       </w:r>
       <w:r>
         <w:rPr>
           <w:spacing w:val="-18"/>
         </w:rPr>
-        <w:t> </w:t>
-      </w:r>
-      <w:r>
-        <w:rPr/>
+        <w:t xml:space="preserve"> </w:t>
+      </w:r>
+      <w:r>
         <w:t>у</w:t>
       </w:r>
       <w:r>
         <w:rPr>
           <w:spacing w:val="-17"/>
         </w:rPr>
-        <w:t> </w:t>
-      </w:r>
-      <w:r>
-        <w:rPr/>
+        <w:t xml:space="preserve"> </w:t>
+      </w:r>
+      <w:r>
         <w:t>виду</w:t>
       </w:r>
       <w:r>
         <w:rPr>
           <w:spacing w:val="-18"/>
         </w:rPr>
-        <w:t> </w:t>
-      </w:r>
-      <w:r>
-        <w:rPr/>
+        <w:t xml:space="preserve"> </w:t>
+      </w:r>
+      <w:r>
         <w:t>да</w:t>
       </w:r>
       <w:r>
         <w:rPr>
           <w:spacing w:val="-17"/>
         </w:rPr>
-        <w:t> </w:t>
-      </w:r>
-      <w:r>
-        <w:rPr/>
+        <w:t xml:space="preserve"> </w:t>
+      </w:r>
+      <w:r>
         <w:t>је</w:t>
       </w:r>
       <w:r>
         <w:rPr>
           <w:spacing w:val="-18"/>
         </w:rPr>
-        <w:t> </w:t>
-      </w:r>
-      <w:r>
-        <w:rPr/>
+        <w:t xml:space="preserve"> </w:t>
+      </w:r>
+      <w:r>
         <w:t>XVI</w:t>
       </w:r>
       <w:r>
         <w:rPr>
           <w:spacing w:val="-17"/>
         </w:rPr>
-        <w:t> </w:t>
-      </w:r>
-      <w:r>
-        <w:rPr/>
+        <w:t xml:space="preserve"> </w:t>
+      </w:r>
+      <w:r>
         <w:t>век</w:t>
       </w:r>
       <w:r>
         <w:rPr>
           <w:spacing w:val="-18"/>
         </w:rPr>
-        <w:t> </w:t>
-      </w:r>
-      <w:r>
-        <w:rPr/>
+        <w:t xml:space="preserve"> </w:t>
+      </w:r>
+      <w:r>
         <w:t>у</w:t>
       </w:r>
       <w:r>
         <w:rPr>
           <w:spacing w:val="-17"/>
         </w:rPr>
-        <w:t> </w:t>
-      </w:r>
-      <w:r>
-        <w:rPr/>
+        <w:t xml:space="preserve"> </w:t>
+      </w:r>
+      <w:r>
         <w:t>Србији</w:t>
       </w:r>
       <w:r>
         <w:rPr>
           <w:spacing w:val="-18"/>
         </w:rPr>
-        <w:t> </w:t>
-      </w:r>
-      <w:r>
-        <w:rPr/>
+        <w:t xml:space="preserve"> </w:t>
+      </w:r>
+      <w:r>
         <w:t>обележен</w:t>
       </w:r>
       <w:r>
         <w:rPr>
           <w:spacing w:val="-17"/>
         </w:rPr>
-        <w:t> </w:t>
-      </w:r>
-      <w:r>
-        <w:rPr/>
+        <w:t xml:space="preserve"> </w:t>
+      </w:r>
+      <w:r>
         <w:t>ширењем</w:t>
       </w:r>
       <w:r>
         <w:rPr>
           <w:spacing w:val="-18"/>
         </w:rPr>
-        <w:t> </w:t>
-      </w:r>
-      <w:r>
-        <w:rPr/>
+        <w:t xml:space="preserve"> </w:t>
+      </w:r>
+      <w:r>
         <w:t>и</w:t>
       </w:r>
       <w:r>
         <w:rPr>
           <w:spacing w:val="-17"/>
         </w:rPr>
-        <w:t> </w:t>
-      </w:r>
-      <w:r>
-        <w:rPr/>
+        <w:t xml:space="preserve"> </w:t>
+      </w:r>
+      <w:r>
         <w:t>јачањем</w:t>
       </w:r>
       <w:r>
         <w:rPr>
           <w:spacing w:val="-18"/>
         </w:rPr>
-        <w:t> </w:t>
-      </w:r>
-      <w:r>
-        <w:rPr/>
+        <w:t xml:space="preserve"> </w:t>
+      </w:r>
+      <w:r>
         <w:t>турског Царства, које није било благонаклоно према Православним светињама.</w:t>
       </w:r>
     </w:p>
@@ -515,28 +466,31 @@
         <w:spacing w:before="321"/>
       </w:pPr>
       <w:r>
-        <w:rPr/>
-        <w:t>Следећи историјски извор помиње манастир у XVII веку, тачније 1650. године. Забележено је да је митровачки Синан-бег намеравао да</w:t>
+        <w:t>Следећи историјски извор помиње манастир у XVII веку, тачније 1650. године. Забележено је д</w:t>
+      </w:r>
+      <w:r>
+        <w:t>а је митровачки Синан-бег намеравао да</w:t>
       </w:r>
       <w:r>
         <w:rPr>
           <w:spacing w:val="-1"/>
         </w:rPr>
-        <w:t> </w:t>
-      </w:r>
-      <w:r>
-        <w:rPr/>
+        <w:t xml:space="preserve"> </w:t>
+      </w:r>
+      <w:r>
         <w:t>до темеља сруши запустеле манастире Кувеждин и Петковицу. Тада је митрополит београдски и сремски Пајсије, поручио игуману манастира Шишатовац, Кирилу,</w:t>
       </w:r>
       <w:r>
         <w:rPr>
           <w:spacing w:val="40"/>
         </w:rPr>
-        <w:t> </w:t>
-      </w:r>
-      <w:r>
-        <w:rPr/>
-        <w:t>да „откупи запустеле манастире и спасе их од рушења“. Братство је пристало да сваке године плаћа 100 гроша Синан бегу, после чега је митрополит добио „потврдно писмо да ће тако и бити“.</w:t>
+        <w:t xml:space="preserve"> </w:t>
+      </w:r>
+      <w:r>
+        <w:t>да „откупи запустеле манастире и спасе их од рушења“. Братство је</w:t>
+      </w:r>
+      <w:r>
+        <w:t xml:space="preserve"> пристало да сваке године плаћа 100 гроша Синан бегу, после чега је митрополит добио „потврдно писмо да ће тако и бити“.</w:t>
       </w:r>
     </w:p>
     <w:p>
@@ -545,608 +499,557 @@
         <w:spacing w:before="161"/>
       </w:pPr>
       <w:r>
-        <w:rPr/>
-        <w:t>После Велике сеобе Срба и пада Београда 1690. године, наш народ интензивно насељава просторе северно од Саве и Дунава. Помиње се да је манастир тада обновљен, на предлог Патријарха српског Арсенија Чарнојевића,</w:t>
+        <w:t xml:space="preserve">После Велике сеобе Срба и пада Београда 1690. године, наш народ интензивно насељава просторе северно од Саве и Дунава. Помиње се да је </w:t>
+      </w:r>
+      <w:r>
+        <w:t>манастир тада обновљен, на предлог Патријарха српског Арсенија Чарнојевића,</w:t>
       </w:r>
       <w:r>
         <w:rPr>
           <w:spacing w:val="-1"/>
         </w:rPr>
-        <w:t> </w:t>
-      </w:r>
-      <w:r>
-        <w:rPr/>
+        <w:t xml:space="preserve"> </w:t>
+      </w:r>
+      <w:r>
         <w:t>а</w:t>
       </w:r>
       <w:r>
         <w:rPr>
           <w:spacing w:val="-1"/>
         </w:rPr>
-        <w:t> </w:t>
-      </w:r>
-      <w:r>
-        <w:rPr/>
+        <w:t xml:space="preserve"> </w:t>
+      </w:r>
+      <w:r>
         <w:t>у</w:t>
       </w:r>
       <w:r>
         <w:rPr>
           <w:spacing w:val="-3"/>
         </w:rPr>
-        <w:t> </w:t>
-      </w:r>
-      <w:r>
-        <w:rPr/>
+        <w:t xml:space="preserve"> </w:t>
+      </w:r>
+      <w:r>
         <w:t>време</w:t>
       </w:r>
       <w:r>
         <w:rPr>
           <w:spacing w:val="-1"/>
         </w:rPr>
-        <w:t> </w:t>
-      </w:r>
-      <w:r>
-        <w:rPr/>
+        <w:t xml:space="preserve"> </w:t>
+      </w:r>
+      <w:r>
         <w:t>игумана</w:t>
       </w:r>
       <w:r>
         <w:rPr>
           <w:spacing w:val="-1"/>
         </w:rPr>
-        <w:t> </w:t>
-      </w:r>
-      <w:r>
-        <w:rPr/>
+        <w:t xml:space="preserve"> </w:t>
+      </w:r>
+      <w:r>
         <w:t>кувеждинског</w:t>
       </w:r>
       <w:r>
         <w:rPr>
           <w:spacing w:val="-1"/>
         </w:rPr>
-        <w:t> </w:t>
-      </w:r>
-      <w:r>
-        <w:rPr/>
+        <w:t xml:space="preserve"> </w:t>
+      </w:r>
+      <w:r>
         <w:t>Јевсевија.</w:t>
       </w:r>
       <w:r>
         <w:rPr>
           <w:spacing w:val="-1"/>
         </w:rPr>
-        <w:t> </w:t>
-      </w:r>
-      <w:r>
-        <w:rPr/>
+        <w:t xml:space="preserve"> </w:t>
+      </w:r>
+      <w:r>
         <w:t>Тако 1695.</w:t>
       </w:r>
       <w:r>
         <w:rPr>
           <w:spacing w:val="-1"/>
         </w:rPr>
-        <w:t> </w:t>
-      </w:r>
-      <w:r>
-        <w:rPr/>
+        <w:t xml:space="preserve"> </w:t>
+      </w:r>
+      <w:r>
         <w:t>године монаси</w:t>
       </w:r>
       <w:r>
         <w:rPr>
           <w:spacing w:val="-1"/>
         </w:rPr>
-        <w:t> </w:t>
-      </w:r>
-      <w:r>
-        <w:rPr/>
+        <w:t xml:space="preserve"> </w:t>
+      </w:r>
+      <w:r>
         <w:t>манастира</w:t>
       </w:r>
       <w:r>
         <w:rPr>
           <w:spacing w:val="-2"/>
         </w:rPr>
-        <w:t> </w:t>
-      </w:r>
-      <w:r>
-        <w:rPr/>
+        <w:t xml:space="preserve"> </w:t>
+      </w:r>
+      <w:r>
         <w:t>Сланци</w:t>
       </w:r>
       <w:r>
         <w:rPr>
           <w:spacing w:val="-2"/>
         </w:rPr>
-        <w:t> </w:t>
-      </w:r>
-      <w:r>
-        <w:rPr/>
+        <w:t xml:space="preserve"> </w:t>
+      </w:r>
+      <w:r>
         <w:t>у</w:t>
       </w:r>
       <w:r>
         <w:rPr>
           <w:spacing w:val="-6"/>
         </w:rPr>
-        <w:t> </w:t>
-      </w:r>
-      <w:r>
-        <w:rPr/>
+        <w:t xml:space="preserve"> </w:t>
+      </w:r>
+      <w:r>
         <w:t>Србији,</w:t>
       </w:r>
       <w:r>
         <w:rPr>
           <w:spacing w:val="-2"/>
         </w:rPr>
-        <w:t> </w:t>
-      </w:r>
-      <w:r>
-        <w:rPr/>
+        <w:t xml:space="preserve"> </w:t>
+      </w:r>
+      <w:r>
         <w:t>на</w:t>
       </w:r>
       <w:r>
         <w:rPr>
           <w:spacing w:val="-4"/>
         </w:rPr>
-        <w:t> </w:t>
-      </w:r>
-      <w:r>
-        <w:rPr/>
+        <w:t xml:space="preserve"> </w:t>
+      </w:r>
+      <w:r>
         <w:t>челу</w:t>
       </w:r>
       <w:r>
         <w:rPr>
           <w:spacing w:val="-5"/>
         </w:rPr>
-        <w:t> </w:t>
-      </w:r>
-      <w:r>
-        <w:rPr/>
+        <w:t xml:space="preserve"> </w:t>
+      </w:r>
+      <w:r>
         <w:t>са</w:t>
       </w:r>
       <w:r>
         <w:rPr>
           <w:spacing w:val="-2"/>
         </w:rPr>
-        <w:t> </w:t>
-      </w:r>
-      <w:r>
-        <w:rPr/>
+        <w:t xml:space="preserve"> </w:t>
+      </w:r>
+      <w:r>
         <w:t>игуманом</w:t>
       </w:r>
       <w:r>
         <w:rPr>
           <w:spacing w:val="-2"/>
         </w:rPr>
-        <w:t> </w:t>
-      </w:r>
-      <w:r>
-        <w:rPr/>
+        <w:t xml:space="preserve"> </w:t>
+      </w:r>
+      <w:r>
         <w:t>Ананијом,</w:t>
       </w:r>
       <w:r>
         <w:rPr>
           <w:spacing w:val="-3"/>
         </w:rPr>
-        <w:t> </w:t>
-      </w:r>
-      <w:r>
-        <w:rPr/>
-        <w:t>долазе и насељавају се у пустом манастиру Кувеждин, мада је извесно да су ту, нешто раније, око 1683. године већ боравили и калуђери из Винче. Оба братства</w:t>
+        <w:t xml:space="preserve"> </w:t>
+      </w:r>
+      <w:r>
+        <w:t>долазе и насељавају се у пустом манастиру Кувеждин, мада</w:t>
+      </w:r>
+      <w:r>
+        <w:t xml:space="preserve"> је извесно да су ту, нешто раније, око 1683. године већ боравили и калуђери из Винче. Оба братства</w:t>
       </w:r>
       <w:r>
         <w:rPr>
           <w:spacing w:val="-10"/>
         </w:rPr>
-        <w:t> </w:t>
-      </w:r>
-      <w:r>
-        <w:rPr/>
+        <w:t xml:space="preserve"> </w:t>
+      </w:r>
+      <w:r>
         <w:t>су</w:t>
       </w:r>
       <w:r>
         <w:rPr>
           <w:spacing w:val="-14"/>
         </w:rPr>
-        <w:t> </w:t>
-      </w:r>
-      <w:r>
-        <w:rPr/>
+        <w:t xml:space="preserve"> </w:t>
+      </w:r>
+      <w:r>
         <w:t>донела</w:t>
       </w:r>
       <w:r>
         <w:rPr>
           <w:spacing w:val="-13"/>
         </w:rPr>
-        <w:t> </w:t>
-      </w:r>
-      <w:r>
-        <w:rPr/>
+        <w:t xml:space="preserve"> </w:t>
+      </w:r>
+      <w:r>
         <w:t>са</w:t>
       </w:r>
       <w:r>
         <w:rPr>
           <w:spacing w:val="-10"/>
         </w:rPr>
-        <w:t> </w:t>
-      </w:r>
-      <w:r>
-        <w:rPr/>
+        <w:t xml:space="preserve"> </w:t>
+      </w:r>
+      <w:r>
         <w:t>собом</w:t>
       </w:r>
       <w:r>
         <w:rPr>
           <w:spacing w:val="-10"/>
         </w:rPr>
-        <w:t> </w:t>
-      </w:r>
-      <w:r>
-        <w:rPr/>
+        <w:t xml:space="preserve"> </w:t>
+      </w:r>
+      <w:r>
         <w:t>у</w:t>
       </w:r>
       <w:r>
         <w:rPr>
           <w:spacing w:val="-14"/>
         </w:rPr>
-        <w:t> </w:t>
-      </w:r>
-      <w:r>
-        <w:rPr/>
+        <w:t xml:space="preserve"> </w:t>
+      </w:r>
+      <w:r>
         <w:t>Срем</w:t>
       </w:r>
       <w:r>
         <w:rPr>
           <w:spacing w:val="-13"/>
         </w:rPr>
-        <w:t> </w:t>
-      </w:r>
-      <w:r>
-        <w:rPr/>
+        <w:t xml:space="preserve"> </w:t>
+      </w:r>
+      <w:r>
         <w:t>много</w:t>
       </w:r>
       <w:r>
         <w:rPr>
           <w:spacing w:val="-9"/>
         </w:rPr>
-        <w:t> </w:t>
-      </w:r>
-      <w:r>
-        <w:rPr/>
+        <w:t xml:space="preserve"> </w:t>
+      </w:r>
+      <w:r>
         <w:t>вредних</w:t>
       </w:r>
       <w:r>
         <w:rPr>
           <w:spacing w:val="-12"/>
         </w:rPr>
-        <w:t> </w:t>
-      </w:r>
-      <w:r>
-        <w:rPr/>
+        <w:t xml:space="preserve"> </w:t>
+      </w:r>
+      <w:r>
         <w:t>црквених</w:t>
       </w:r>
       <w:r>
         <w:rPr>
           <w:spacing w:val="-12"/>
         </w:rPr>
-        <w:t> </w:t>
-      </w:r>
-      <w:r>
-        <w:rPr/>
+        <w:t xml:space="preserve"> </w:t>
+      </w:r>
+      <w:r>
         <w:t>предмета.</w:t>
       </w:r>
       <w:r>
         <w:rPr>
           <w:spacing w:val="-10"/>
         </w:rPr>
-        <w:t> </w:t>
-      </w:r>
-      <w:r>
-        <w:rPr/>
+        <w:t xml:space="preserve"> </w:t>
+      </w:r>
+      <w:r>
         <w:t>Али тада је настао спор, јер је братство манастира Шишатовац предвођено игуманом</w:t>
       </w:r>
       <w:r>
         <w:rPr>
           <w:spacing w:val="-12"/>
         </w:rPr>
-        <w:t> </w:t>
-      </w:r>
-      <w:r>
-        <w:rPr/>
+        <w:t xml:space="preserve"> </w:t>
+      </w:r>
+      <w:r>
         <w:t>Јевсевијем</w:t>
       </w:r>
       <w:r>
         <w:rPr>
           <w:spacing w:val="-14"/>
         </w:rPr>
-        <w:t> </w:t>
-      </w:r>
-      <w:r>
-        <w:rPr/>
+        <w:t xml:space="preserve"> </w:t>
+      </w:r>
+      <w:r>
         <w:t>и</w:t>
       </w:r>
       <w:r>
         <w:rPr>
           <w:spacing w:val="-13"/>
         </w:rPr>
-        <w:t> </w:t>
-      </w:r>
-      <w:r>
-        <w:rPr/>
+        <w:t xml:space="preserve"> </w:t>
+      </w:r>
+      <w:r>
         <w:t>духовником</w:t>
       </w:r>
       <w:r>
         <w:rPr>
           <w:spacing w:val="-14"/>
         </w:rPr>
-        <w:t> </w:t>
-      </w:r>
-      <w:r>
-        <w:rPr/>
+        <w:t xml:space="preserve"> </w:t>
+      </w:r>
+      <w:r>
         <w:t>Силоаном</w:t>
       </w:r>
       <w:r>
         <w:rPr>
           <w:spacing w:val="-14"/>
         </w:rPr>
-        <w:t> </w:t>
-      </w:r>
-      <w:r>
-        <w:rPr/>
+        <w:t xml:space="preserve"> </w:t>
+      </w:r>
+      <w:r>
         <w:t>потраживало</w:t>
       </w:r>
       <w:r>
         <w:rPr>
           <w:spacing w:val="-13"/>
         </w:rPr>
-        <w:t> </w:t>
-      </w:r>
-      <w:r>
-        <w:rPr/>
+        <w:t xml:space="preserve"> </w:t>
+      </w:r>
+      <w:r>
         <w:t>Кувеждин.</w:t>
       </w:r>
       <w:r>
         <w:rPr>
           <w:spacing w:val="-14"/>
         </w:rPr>
-        <w:t> </w:t>
-      </w:r>
-      <w:r>
-        <w:rPr/>
+        <w:t xml:space="preserve"> </w:t>
+      </w:r>
+      <w:r>
         <w:t>Они су</w:t>
       </w:r>
       <w:r>
         <w:rPr>
           <w:spacing w:val="-18"/>
         </w:rPr>
-        <w:t> </w:t>
-      </w:r>
-      <w:r>
-        <w:rPr/>
+        <w:t xml:space="preserve"> </w:t>
+      </w:r>
+      <w:r>
         <w:t>се</w:t>
       </w:r>
       <w:r>
         <w:rPr>
           <w:spacing w:val="-16"/>
         </w:rPr>
-        <w:t> </w:t>
-      </w:r>
-      <w:r>
-        <w:rPr/>
+        <w:t xml:space="preserve"> </w:t>
+      </w:r>
+      <w:r>
         <w:t>осећали</w:t>
       </w:r>
       <w:r>
         <w:rPr>
           <w:spacing w:val="-15"/>
         </w:rPr>
-        <w:t> </w:t>
-      </w:r>
-      <w:r>
-        <w:rPr/>
+        <w:t xml:space="preserve"> </w:t>
+      </w:r>
+      <w:r>
         <w:t>власницима</w:t>
       </w:r>
       <w:r>
         <w:rPr>
           <w:spacing w:val="-15"/>
         </w:rPr>
-        <w:t> </w:t>
-      </w:r>
-      <w:r>
-        <w:rPr/>
+        <w:t xml:space="preserve"> </w:t>
+      </w:r>
+      <w:r>
         <w:t>манастира,</w:t>
       </w:r>
       <w:r>
         <w:rPr>
           <w:spacing w:val="-15"/>
         </w:rPr>
-        <w:t> </w:t>
-      </w:r>
-      <w:r>
-        <w:rPr/>
+        <w:t xml:space="preserve"> </w:t>
+      </w:r>
+      <w:r>
         <w:t>јер</w:t>
       </w:r>
       <w:r>
         <w:rPr>
           <w:spacing w:val="-16"/>
         </w:rPr>
-        <w:t> </w:t>
-      </w:r>
-      <w:r>
-        <w:rPr/>
+        <w:t xml:space="preserve"> </w:t>
+      </w:r>
+      <w:r>
         <w:t>су</w:t>
       </w:r>
       <w:r>
         <w:rPr>
           <w:spacing w:val="-18"/>
         </w:rPr>
-        <w:t> </w:t>
-      </w:r>
-      <w:r>
-        <w:rPr/>
+        <w:t xml:space="preserve"> </w:t>
+      </w:r>
+      <w:r>
         <w:t>га</w:t>
       </w:r>
       <w:r>
         <w:rPr>
           <w:spacing w:val="-15"/>
         </w:rPr>
-        <w:t> </w:t>
-      </w:r>
-      <w:r>
-        <w:rPr/>
+        <w:t xml:space="preserve"> </w:t>
+      </w:r>
+      <w:r>
         <w:t>откупили</w:t>
       </w:r>
       <w:r>
         <w:rPr>
           <w:spacing w:val="-13"/>
         </w:rPr>
-        <w:t> </w:t>
-      </w:r>
-      <w:r>
-        <w:rPr/>
+        <w:t xml:space="preserve"> </w:t>
+      </w:r>
+      <w:r>
         <w:t>и</w:t>
       </w:r>
       <w:r>
         <w:rPr>
           <w:spacing w:val="-17"/>
         </w:rPr>
-        <w:t> </w:t>
-      </w:r>
-      <w:r>
-        <w:rPr/>
+        <w:t xml:space="preserve"> </w:t>
+      </w:r>
+      <w:r>
         <w:t>годинама</w:t>
       </w:r>
       <w:r>
         <w:rPr>
           <w:spacing w:val="-15"/>
         </w:rPr>
-        <w:t> </w:t>
-      </w:r>
-      <w:r>
-        <w:rPr/>
-        <w:t>плаћали Турцима харач. Патријарх Арсеније Чарнојевић је убеђивао братију из Шишатовца, да оставе придошлице на миру, јер ће се они можда вратити у Србију, кад се прилике са Турцима смире. Саветовао им је да оправе манастир Петковицу, и да буду стрпљиви, јер ће на крају бити њихова оба манастира.</w:t>
+        <w:t xml:space="preserve"> </w:t>
+      </w:r>
+      <w:r>
+        <w:t>плаћали Турцима харач. Патријарх Арсеније Чарнојевић је убеђивао братију из Шишатовца, да оставе придошлице на миру, јер ће се они можда вратити</w:t>
+      </w:r>
+      <w:r>
+        <w:t xml:space="preserve"> у Србију, кад се прилике са Турцима смире. Саветовао им је да оправе манастир Петковицу, и да буду стрпљиви, јер ће на крају бити њихова оба манастира.</w:t>
       </w:r>
       <w:r>
         <w:rPr>
           <w:spacing w:val="28"/>
         </w:rPr>
-        <w:t> </w:t>
-      </w:r>
-      <w:r>
-        <w:rPr/>
+        <w:t xml:space="preserve"> </w:t>
+      </w:r>
+      <w:r>
         <w:t>Али</w:t>
       </w:r>
       <w:r>
         <w:rPr>
           <w:spacing w:val="30"/>
         </w:rPr>
-        <w:t> </w:t>
-      </w:r>
-      <w:r>
-        <w:rPr/>
+        <w:t xml:space="preserve"> </w:t>
+      </w:r>
+      <w:r>
         <w:t>монаси</w:t>
       </w:r>
       <w:r>
         <w:rPr>
           <w:spacing w:val="30"/>
         </w:rPr>
-        <w:t> </w:t>
-      </w:r>
-      <w:r>
-        <w:rPr/>
+        <w:t xml:space="preserve"> </w:t>
+      </w:r>
+      <w:r>
         <w:t>из</w:t>
       </w:r>
       <w:r>
         <w:rPr>
           <w:spacing w:val="28"/>
         </w:rPr>
-        <w:t> </w:t>
-      </w:r>
-      <w:r>
-        <w:rPr/>
+        <w:t xml:space="preserve"> </w:t>
+      </w:r>
+      <w:r>
         <w:t>Сланаца</w:t>
       </w:r>
       <w:r>
         <w:rPr>
           <w:spacing w:val="29"/>
         </w:rPr>
-        <w:t> </w:t>
-      </w:r>
-      <w:r>
-        <w:rPr/>
+        <w:t xml:space="preserve"> </w:t>
+      </w:r>
+      <w:r>
         <w:t>су</w:t>
       </w:r>
       <w:r>
         <w:rPr>
           <w:spacing w:val="26"/>
         </w:rPr>
-        <w:t> </w:t>
-      </w:r>
-      <w:r>
-        <w:rPr/>
+        <w:t xml:space="preserve"> </w:t>
+      </w:r>
+      <w:r>
         <w:t>ту</w:t>
       </w:r>
       <w:r>
         <w:rPr>
           <w:spacing w:val="33"/>
         </w:rPr>
-        <w:t> </w:t>
-      </w:r>
-      <w:r>
-        <w:rPr/>
+        <w:t xml:space="preserve"> </w:t>
+      </w:r>
+      <w:r>
         <w:t>ипак</w:t>
       </w:r>
       <w:r>
         <w:rPr>
           <w:spacing w:val="31"/>
         </w:rPr>
-        <w:t> </w:t>
-      </w:r>
-      <w:r>
-        <w:rPr/>
+        <w:t xml:space="preserve"> </w:t>
+      </w:r>
+      <w:r>
         <w:t>остали,</w:t>
       </w:r>
       <w:r>
         <w:rPr>
           <w:spacing w:val="28"/>
         </w:rPr>
-        <w:t> </w:t>
-      </w:r>
-      <w:r>
-        <w:rPr/>
+        <w:t xml:space="preserve"> </w:t>
+      </w:r>
+      <w:r>
         <w:t>па</w:t>
       </w:r>
       <w:r>
         <w:rPr>
           <w:spacing w:val="27"/>
         </w:rPr>
-        <w:t> </w:t>
-      </w:r>
-      <w:r>
-        <w:rPr/>
+        <w:t xml:space="preserve"> </w:t>
+      </w:r>
+      <w:r>
         <w:t>је</w:t>
       </w:r>
       <w:r>
         <w:rPr>
           <w:spacing w:val="29"/>
         </w:rPr>
-        <w:t> </w:t>
-      </w:r>
-      <w:r>
-        <w:rPr/>
+        <w:t xml:space="preserve"> </w:t>
+      </w:r>
+      <w:r>
         <w:t>1718.</w:t>
       </w:r>
       <w:r>
         <w:rPr>
           <w:spacing w:val="28"/>
         </w:rPr>
-        <w:t> </w:t>
-      </w:r>
-      <w:r>
-        <w:rPr/>
+        <w:t xml:space="preserve"> </w:t>
+      </w:r>
+      <w:r>
         <w:t>године</w:t>
       </w:r>
     </w:p>
     <w:p>
       <w:pPr>
         <w:pStyle w:val="BodyText"/>
-        <w:spacing w:after="0"/>
         <w:sectPr>
           <w:type w:val="continuous"/>
           <w:pgSz w:w="11910" w:h="16840"/>
-          <w:pgMar w:top="1360" w:bottom="280" w:left="1417" w:right="1417"/>
+          <w:pgMar w:top="1360" w:right="1417" w:bottom="280" w:left="1417" w:header="720" w:footer="720" w:gutter="0"/>
+          <w:cols w:space="720"/>
         </w:sectPr>
       </w:pPr>
     </w:p>
@@ -1157,8 +1060,11 @@
         <w:ind w:right="23"/>
       </w:pPr>
       <w:r>
-        <w:rPr/>
-        <w:t>решаван спор по питању земље, између два братства. Спор је решио Архиепископ карловачки Вићентије Поповић извршивши поделу земље. Пошто су оба манастира имала исте ктиторе, исте мајсторе и од истог су камена грађени - калуђери су се ипак братски измирили.</w:t>
+        <w:lastRenderedPageBreak/>
+        <w:t>решаван спор по питању земље, и</w:t>
+      </w:r>
+      <w:r>
+        <w:t>змеђу два братства. Спор је решио Архиепископ карловачки Вићентије Поповић извршивши поделу земље. Пошто су оба манастира имала исте ктиторе, исте мајсторе и од истог су камена грађени - калуђери су се ипак братски измирили.</w:t>
       </w:r>
     </w:p>
     <w:p>
@@ -1167,248 +1073,226 @@
         <w:spacing w:before="159"/>
       </w:pPr>
       <w:r>
-        <w:rPr/>
         <w:t>По</w:t>
       </w:r>
       <w:r>
         <w:rPr>
           <w:spacing w:val="-12"/>
         </w:rPr>
-        <w:t> </w:t>
-      </w:r>
-      <w:r>
-        <w:rPr/>
+        <w:t xml:space="preserve"> </w:t>
+      </w:r>
+      <w:r>
         <w:t>другом</w:t>
       </w:r>
       <w:r>
         <w:rPr>
           <w:spacing w:val="-13"/>
         </w:rPr>
-        <w:t> </w:t>
-      </w:r>
-      <w:r>
-        <w:rPr/>
+        <w:t xml:space="preserve"> </w:t>
+      </w:r>
+      <w:r>
         <w:t>извору,</w:t>
       </w:r>
       <w:r>
         <w:rPr>
           <w:spacing w:val="-11"/>
         </w:rPr>
-        <w:t> </w:t>
-      </w:r>
-      <w:r>
-        <w:rPr/>
+        <w:t xml:space="preserve"> </w:t>
+      </w:r>
+      <w:r>
         <w:t>монаси</w:t>
       </w:r>
       <w:r>
         <w:rPr>
           <w:spacing w:val="-10"/>
         </w:rPr>
-        <w:t> </w:t>
-      </w:r>
-      <w:r>
-        <w:rPr/>
+        <w:t xml:space="preserve"> </w:t>
+      </w:r>
+      <w:r>
         <w:t>су</w:t>
       </w:r>
       <w:r>
         <w:rPr>
           <w:spacing w:val="-16"/>
         </w:rPr>
-        <w:t> </w:t>
-      </w:r>
-      <w:r>
-        <w:rPr/>
+        <w:t xml:space="preserve"> </w:t>
+      </w:r>
+      <w:r>
         <w:t>се</w:t>
       </w:r>
       <w:r>
         <w:rPr>
           <w:spacing w:val="-12"/>
         </w:rPr>
-        <w:t> </w:t>
-      </w:r>
-      <w:r>
-        <w:rPr/>
+        <w:t xml:space="preserve"> </w:t>
+      </w:r>
+      <w:r>
         <w:t>1717.</w:t>
       </w:r>
       <w:r>
         <w:rPr>
           <w:spacing w:val="-13"/>
         </w:rPr>
-        <w:t> </w:t>
-      </w:r>
-      <w:r>
-        <w:rPr/>
+        <w:t xml:space="preserve"> </w:t>
+      </w:r>
+      <w:r>
         <w:t>године</w:t>
       </w:r>
       <w:r>
         <w:rPr>
           <w:spacing w:val="-12"/>
         </w:rPr>
-        <w:t> </w:t>
-      </w:r>
-      <w:r>
-        <w:rPr/>
+        <w:t xml:space="preserve"> </w:t>
+      </w:r>
+      <w:r>
         <w:t>ипак</w:t>
       </w:r>
       <w:r>
         <w:rPr>
           <w:spacing w:val="-10"/>
         </w:rPr>
-        <w:t> </w:t>
-      </w:r>
-      <w:r>
-        <w:rPr/>
+        <w:t xml:space="preserve"> </w:t>
+      </w:r>
+      <w:r>
         <w:t>вратили</w:t>
       </w:r>
       <w:r>
         <w:rPr>
           <w:spacing w:val="-11"/>
         </w:rPr>
-        <w:t> </w:t>
-      </w:r>
-      <w:r>
-        <w:rPr/>
+        <w:t xml:space="preserve"> </w:t>
+      </w:r>
+      <w:r>
         <w:t>у</w:t>
       </w:r>
       <w:r>
         <w:rPr>
           <w:spacing w:val="-16"/>
         </w:rPr>
-        <w:t> </w:t>
-      </w:r>
-      <w:r>
-        <w:rPr/>
+        <w:t xml:space="preserve"> </w:t>
+      </w:r>
+      <w:r>
         <w:t>Сланце.</w:t>
       </w:r>
       <w:r>
         <w:rPr>
           <w:spacing w:val="-11"/>
         </w:rPr>
-        <w:t> </w:t>
-      </w:r>
-      <w:r>
-        <w:rPr/>
+        <w:t xml:space="preserve"> </w:t>
+      </w:r>
+      <w:r>
         <w:t>А</w:t>
       </w:r>
       <w:r>
         <w:rPr>
           <w:spacing w:val="-14"/>
         </w:rPr>
-        <w:t> </w:t>
-      </w:r>
-      <w:r>
-        <w:rPr/>
+        <w:t xml:space="preserve"> </w:t>
+      </w:r>
+      <w:r>
         <w:t>када је</w:t>
       </w:r>
       <w:r>
         <w:rPr>
           <w:spacing w:val="-13"/>
         </w:rPr>
-        <w:t> </w:t>
-      </w:r>
-      <w:r>
-        <w:rPr/>
+        <w:t xml:space="preserve"> </w:t>
+      </w:r>
+      <w:r>
         <w:t>1737.</w:t>
       </w:r>
       <w:r>
         <w:rPr>
           <w:spacing w:val="-14"/>
         </w:rPr>
-        <w:t> </w:t>
-      </w:r>
-      <w:r>
-        <w:rPr/>
+        <w:t xml:space="preserve"> </w:t>
+      </w:r>
+      <w:r>
         <w:t>године</w:t>
       </w:r>
       <w:r>
         <w:rPr>
           <w:spacing w:val="-16"/>
         </w:rPr>
-        <w:t> </w:t>
-      </w:r>
-      <w:r>
-        <w:rPr/>
+        <w:t xml:space="preserve"> </w:t>
+      </w:r>
+      <w:r>
         <w:t>избио</w:t>
       </w:r>
       <w:r>
         <w:rPr>
           <w:spacing w:val="-10"/>
         </w:rPr>
-        <w:t> </w:t>
-      </w:r>
-      <w:r>
-        <w:rPr/>
+        <w:t xml:space="preserve"> </w:t>
+      </w:r>
+      <w:r>
         <w:t>аустријско-турски</w:t>
       </w:r>
       <w:r>
         <w:rPr>
           <w:spacing w:val="-15"/>
         </w:rPr>
-        <w:t> </w:t>
-      </w:r>
-      <w:r>
-        <w:rPr/>
+        <w:t xml:space="preserve"> </w:t>
+      </w:r>
+      <w:r>
         <w:t>рат</w:t>
       </w:r>
       <w:r>
         <w:rPr>
           <w:spacing w:val="-14"/>
         </w:rPr>
-        <w:t> </w:t>
-      </w:r>
-      <w:r>
-        <w:rPr/>
+        <w:t xml:space="preserve"> </w:t>
+      </w:r>
+      <w:r>
         <w:t>они</w:t>
       </w:r>
       <w:r>
         <w:rPr>
           <w:spacing w:val="-15"/>
         </w:rPr>
-        <w:t> </w:t>
-      </w:r>
-      <w:r>
-        <w:rPr/>
+        <w:t xml:space="preserve"> </w:t>
+      </w:r>
+      <w:r>
         <w:t>су</w:t>
       </w:r>
       <w:r>
         <w:rPr>
           <w:spacing w:val="-16"/>
         </w:rPr>
-        <w:t> </w:t>
-      </w:r>
-      <w:r>
-        <w:rPr/>
+        <w:t xml:space="preserve"> </w:t>
+      </w:r>
+      <w:r>
         <w:t>опет</w:t>
       </w:r>
       <w:r>
         <w:rPr>
           <w:spacing w:val="-15"/>
         </w:rPr>
-        <w:t> </w:t>
-      </w:r>
-      <w:r>
-        <w:rPr/>
+        <w:t xml:space="preserve"> </w:t>
+      </w:r>
+      <w:r>
         <w:t>дошли</w:t>
       </w:r>
       <w:r>
         <w:rPr>
           <w:spacing w:val="-12"/>
         </w:rPr>
-        <w:t> </w:t>
-      </w:r>
-      <w:r>
-        <w:rPr/>
+        <w:t xml:space="preserve"> </w:t>
+      </w:r>
+      <w:r>
         <w:t>у</w:t>
       </w:r>
       <w:r>
         <w:rPr>
           <w:spacing w:val="-17"/>
         </w:rPr>
-        <w:t> </w:t>
-      </w:r>
-      <w:r>
-        <w:rPr/>
-        <w:t>Кувеждин. Манастир је тада био сиромашан. Занимљиво је да је 1744. године због таквог стања постојала намера Патријарха Арсенија IV Шакабенте да се Кувеждин и Дивша уступе као метох Хиландару, али је, на молбе и жалбе поменутих обитељи, одустао од ове замисли.</w:t>
+        <w:t xml:space="preserve"> </w:t>
+      </w:r>
+      <w:r>
+        <w:t>Кувеждин. Манастир је тада био сиромашан. Занимљиво је да је 1744. године због таквог стања постојала намера Патријарха Арсенија IV Шакабенте да се К</w:t>
+      </w:r>
+      <w:r>
+        <w:t>увеждин и Дивша уступе као метох Хиландару, али је, на молбе и жалбе поменутих обитељи, одустао од ове замисли.</w:t>
       </w:r>
     </w:p>
     <w:p>
@@ -1418,7 +1302,6 @@
         <w:ind w:right="20"/>
       </w:pPr>
       <w:r>
-        <w:rPr/>
         <w:t>У првој половини XVIII века, веродостојни извори спомињу као игумане манастира Кувеждин Неофита, Софронија и Василија.</w:t>
       </w:r>
     </w:p>
@@ -1427,18 +1310,22 @@
         <w:pStyle w:val="BodyText"/>
       </w:pPr>
       <w:r>
-        <w:rPr/>
-        <w:t>Средином XVIII века, јачањем Аустроугарске монархије и у време војних сукоба између ње и Отоманске империје, фрушкогорски манастири се обнављају у барокном стилу, и постају важни духовни центри Срба под Хабзбуршком монархијом. Тако је и манастир Кувеждин, мада нешто касније,</w:t>
+        <w:t>Средином XVIII века, јача</w:t>
+      </w:r>
+      <w:r>
+        <w:t>њем Аустроугарске монархије и у време војних сукоба између ње и Отоманске империје, фрушкогорски манастири се обнављају у барокном стилу, и постају важни духовни центри Срба под Хабзбуршком монархијом. Тако је и манастир Кувеждин, мада нешто касније,</w:t>
       </w:r>
       <w:r>
         <w:rPr>
           <w:spacing w:val="40"/>
         </w:rPr>
-        <w:t> </w:t>
-      </w:r>
-      <w:r>
-        <w:rPr/>
-        <w:t>доживео своју обнову.</w:t>
+        <w:t xml:space="preserve"> </w:t>
+      </w:r>
+      <w:r>
+        <w:t>дожив</w:t>
+      </w:r>
+      <w:r>
+        <w:t>ео своју обнову.</w:t>
       </w:r>
     </w:p>
     <w:p>
@@ -1448,8 +1335,10 @@
         <w:ind w:right="15"/>
       </w:pPr>
       <w:r>
-        <w:rPr/>
-        <w:t>Најстарији поуздани подаци о првобитним кувеждинским здањима потичу из „Описа“ 1753. године, када је манастир обилазила црквена комисија, у коме стоји да је манастирска Црква стара, саграђена од камена („Церков каменоздана древња”). Помиње се једнобродни Храм, са звоником и подовима од опеке, припратом, два кубета, шест прозора и кровним покривачем од храстове шиндре. Конаци су први пут обнављани 1741. године, а 1754. оправљао их је и митрополит Павле (Ненадовић).</w:t>
+        <w:t>Најстарији поуздани подаци о првобитним кувеждинским здањима потичу из „Описа“ 1753. године, када је манастир обилазила црквена комисија, у коме стоји да је манастирска Црква стара, саграђена од камена („Церков каменоздана древња”). Помиње</w:t>
+      </w:r>
+      <w:r>
+        <w:t xml:space="preserve"> се једнобродни Храм, са звоником и подовима од опеке, припратом, два кубета, шест прозора и кровним покривачем од храстове шиндре. Конаци су први пут обнављани 1741. године, а 1754. оправљао их је и митрополит Павле (Ненадовић).</w:t>
       </w:r>
     </w:p>
     <w:p>
@@ -1459,10 +1348,12 @@
         <w:ind w:right="17"/>
       </w:pPr>
       <w:r>
-        <w:rPr/>
-        <w:t>У манастиру су биле још две мање Цркве-</w:t>
-      </w:r>
-      <w:hyperlink r:id="rId7">
+        <w:t>У манастиру су биле још дв</w:t>
+      </w:r>
+      <w:r>
+        <w:t>е мање Цркве-</w:t>
+      </w:r>
+      <w:hyperlink r:id="rId5">
         <w:r>
           <w:rPr>
             <w:u w:val="single"/>
@@ -1471,156 +1362,144 @@
         </w:r>
       </w:hyperlink>
       <w:r>
-        <w:rPr/>
         <w:t>. Прва је била у конаку са јужне</w:t>
       </w:r>
       <w:r>
         <w:rPr>
           <w:spacing w:val="-18"/>
         </w:rPr>
-        <w:t> </w:t>
-      </w:r>
-      <w:r>
-        <w:rPr/>
+        <w:t xml:space="preserve"> </w:t>
+      </w:r>
+      <w:r>
         <w:t>стране</w:t>
       </w:r>
       <w:r>
         <w:rPr>
           <w:spacing w:val="-17"/>
         </w:rPr>
-        <w:t> </w:t>
-      </w:r>
-      <w:r>
-        <w:rPr/>
+        <w:t xml:space="preserve"> </w:t>
+      </w:r>
+      <w:r>
         <w:t>велике</w:t>
       </w:r>
       <w:r>
         <w:rPr>
           <w:spacing w:val="-18"/>
         </w:rPr>
-        <w:t> </w:t>
-      </w:r>
-      <w:r>
-        <w:rPr/>
+        <w:t xml:space="preserve"> </w:t>
+      </w:r>
+      <w:r>
         <w:t>Цркве</w:t>
       </w:r>
       <w:r>
         <w:rPr>
           <w:spacing w:val="-17"/>
         </w:rPr>
-        <w:t> </w:t>
-      </w:r>
-      <w:r>
-        <w:rPr/>
+        <w:t xml:space="preserve"> </w:t>
+      </w:r>
+      <w:r>
         <w:t>и</w:t>
       </w:r>
       <w:r>
         <w:rPr>
           <w:spacing w:val="-16"/>
         </w:rPr>
-        <w:t> </w:t>
-      </w:r>
-      <w:r>
-        <w:rPr/>
+        <w:t xml:space="preserve"> </w:t>
+      </w:r>
+      <w:r>
         <w:t>у</w:t>
       </w:r>
       <w:r>
         <w:rPr>
           <w:spacing w:val="-18"/>
         </w:rPr>
-        <w:t> </w:t>
-      </w:r>
-      <w:r>
-        <w:rPr/>
+        <w:t xml:space="preserve"> </w:t>
+      </w:r>
+      <w:r>
         <w:t>њој</w:t>
       </w:r>
       <w:r>
         <w:rPr>
           <w:spacing w:val="-17"/>
         </w:rPr>
-        <w:t> </w:t>
-      </w:r>
-      <w:r>
-        <w:rPr/>
+        <w:t xml:space="preserve"> </w:t>
+      </w:r>
+      <w:r>
         <w:t>се</w:t>
       </w:r>
       <w:r>
         <w:rPr>
           <w:spacing w:val="-17"/>
         </w:rPr>
-        <w:t> </w:t>
-      </w:r>
-      <w:r>
-        <w:rPr/>
+        <w:t xml:space="preserve"> </w:t>
+      </w:r>
+      <w:r>
         <w:t>служило</w:t>
       </w:r>
       <w:r>
         <w:rPr>
           <w:spacing w:val="-16"/>
         </w:rPr>
-        <w:t> </w:t>
-      </w:r>
-      <w:r>
-        <w:rPr/>
+        <w:t xml:space="preserve"> </w:t>
+      </w:r>
+      <w:r>
         <w:t>само</w:t>
       </w:r>
       <w:r>
         <w:rPr>
           <w:spacing w:val="-16"/>
         </w:rPr>
-        <w:t> </w:t>
-      </w:r>
-      <w:r>
-        <w:rPr/>
+        <w:t xml:space="preserve"> </w:t>
+      </w:r>
+      <w:r>
         <w:t>зими</w:t>
       </w:r>
       <w:r>
         <w:rPr>
           <w:spacing w:val="-16"/>
         </w:rPr>
-        <w:t> </w:t>
-      </w:r>
-      <w:r>
-        <w:rPr/>
+        <w:t xml:space="preserve"> </w:t>
+      </w:r>
+      <w:r>
         <w:t>у</w:t>
       </w:r>
       <w:r>
         <w:rPr>
           <w:spacing w:val="-18"/>
         </w:rPr>
-        <w:t> </w:t>
-      </w:r>
-      <w:r>
-        <w:rPr/>
-        <w:t>најхладније</w:t>
+        <w:t xml:space="preserve"> </w:t>
+      </w:r>
+      <w:r>
+        <w:t>најхладниј</w:t>
+      </w:r>
+      <w:r>
+        <w:t>е</w:t>
       </w:r>
       <w:r>
         <w:rPr>
           <w:spacing w:val="-16"/>
         </w:rPr>
-        <w:t> </w:t>
-      </w:r>
-      <w:r>
-        <w:rPr/>
+        <w:t xml:space="preserve"> </w:t>
+      </w:r>
+      <w:r>
         <w:t>дане. Посвећена</w:t>
       </w:r>
       <w:r>
         <w:rPr>
           <w:spacing w:val="80"/>
         </w:rPr>
-        <w:t> </w:t>
-      </w:r>
-      <w:r>
-        <w:rPr/>
+        <w:t xml:space="preserve"> </w:t>
+      </w:r>
+      <w:r>
         <w:t>је</w:t>
       </w:r>
       <w:r>
         <w:rPr>
           <w:spacing w:val="-1"/>
         </w:rPr>
-        <w:t> </w:t>
-      </w:r>
-      <w:hyperlink r:id="rId8">
+        <w:t xml:space="preserve"> </w:t>
+      </w:r>
+      <w:hyperlink r:id="rId6">
         <w:r>
           <w:rPr>
             <w:u w:val="single"/>
@@ -1632,7 +1511,7 @@
             <w:spacing w:val="80"/>
             <w:u w:val="single"/>
           </w:rPr>
-          <w:t> </w:t>
+          <w:t xml:space="preserve"> </w:t>
         </w:r>
         <w:r>
           <w:rPr>
@@ -1645,7 +1524,7 @@
             <w:spacing w:val="80"/>
             <w:u w:val="single"/>
           </w:rPr>
-          <w:t> </w:t>
+          <w:t xml:space="preserve"> </w:t>
         </w:r>
         <w:r>
           <w:rPr>
@@ -1658,51 +1537,46 @@
         <w:rPr>
           <w:spacing w:val="80"/>
         </w:rPr>
-        <w:t> </w:t>
-      </w:r>
-      <w:r>
-        <w:rPr/>
+        <w:t xml:space="preserve"> </w:t>
+      </w:r>
+      <w:r>
         <w:t>(1/14.</w:t>
       </w:r>
       <w:r>
         <w:rPr>
           <w:spacing w:val="80"/>
         </w:rPr>
-        <w:t> </w:t>
-      </w:r>
-      <w:r>
-        <w:rPr/>
+        <w:t xml:space="preserve"> </w:t>
+      </w:r>
+      <w:r>
         <w:t>октобар).</w:t>
       </w:r>
       <w:r>
         <w:rPr>
           <w:spacing w:val="80"/>
         </w:rPr>
-        <w:t> </w:t>
-      </w:r>
-      <w:r>
-        <w:rPr/>
+        <w:t xml:space="preserve"> </w:t>
+      </w:r>
+      <w:r>
         <w:t>Друга</w:t>
       </w:r>
       <w:r>
         <w:rPr>
           <w:spacing w:val="40"/>
         </w:rPr>
-        <w:t> </w:t>
-      </w:r>
-      <w:r>
-        <w:rPr/>
+        <w:t xml:space="preserve"> </w:t>
+      </w:r>
+      <w:r>
         <w:t>мала</w:t>
       </w:r>
       <w:r>
         <w:rPr>
           <w:spacing w:val="-2"/>
         </w:rPr>
-        <w:t> </w:t>
-      </w:r>
-      <w:r>
-        <w:rPr/>
-        <w:t>једнобродна </w:t>
+        <w:t xml:space="preserve"> </w:t>
+      </w:r>
+      <w:r>
+        <w:t xml:space="preserve">једнобродна </w:t>
       </w:r>
       <w:hyperlink r:id="rId7">
         <w:r>
@@ -1716,19 +1590,18 @@
         <w:rPr>
           <w:spacing w:val="-5"/>
         </w:rPr>
-        <w:t> </w:t>
-      </w:r>
-      <w:r>
-        <w:rPr/>
+        <w:t xml:space="preserve"> </w:t>
+      </w:r>
+      <w:r>
         <w:t>била је на узвишењу јужно од манастира. Посвећена је</w:t>
       </w:r>
       <w:r>
         <w:rPr>
           <w:spacing w:val="-1"/>
         </w:rPr>
-        <w:t> </w:t>
-      </w:r>
-      <w:hyperlink r:id="rId9">
+        <w:t xml:space="preserve"> </w:t>
+      </w:r>
+      <w:hyperlink r:id="rId8">
         <w:r>
           <w:rPr>
             <w:u w:val="single"/>
@@ -1737,46 +1610,42 @@
         </w:r>
       </w:hyperlink>
       <w:r>
-        <w:rPr/>
         <w:t>, а подигли су је 1778. и 1779. године игуман Јефтимије (Которовски) и дивошки парох Максим Игњатовић. Названа</w:t>
       </w:r>
       <w:r>
         <w:rPr>
           <w:spacing w:val="-11"/>
         </w:rPr>
-        <w:t> </w:t>
-      </w:r>
-      <w:r>
-        <w:rPr/>
+        <w:t xml:space="preserve"> </w:t>
+      </w:r>
+      <w:r>
         <w:t>је</w:t>
       </w:r>
       <w:r>
         <w:rPr>
           <w:spacing w:val="-11"/>
         </w:rPr>
-        <w:t> </w:t>
-      </w:r>
-      <w:r>
-        <w:rPr/>
+        <w:t xml:space="preserve"> </w:t>
+      </w:r>
+      <w:r>
         <w:t>још</w:t>
       </w:r>
       <w:r>
         <w:rPr>
           <w:spacing w:val="-14"/>
         </w:rPr>
-        <w:t> </w:t>
-      </w:r>
-      <w:r>
-        <w:rPr/>
+        <w:t xml:space="preserve"> </w:t>
+      </w:r>
+      <w:r>
         <w:t>и</w:t>
       </w:r>
       <w:r>
         <w:rPr>
           <w:spacing w:val="-3"/>
         </w:rPr>
-        <w:t> </w:t>
-      </w:r>
-      <w:hyperlink r:id="rId10">
+        <w:t xml:space="preserve"> </w:t>
+      </w:r>
+      <w:hyperlink r:id="rId9">
         <w:r>
           <w:rPr>
             <w:u w:val="single"/>
@@ -1788,53 +1657,48 @@
         <w:rPr>
           <w:spacing w:val="-2"/>
         </w:rPr>
-        <w:t> </w:t>
-      </w:r>
-      <w:r>
-        <w:rPr/>
+        <w:t xml:space="preserve"> </w:t>
+      </w:r>
+      <w:r>
         <w:t>капела,</w:t>
       </w:r>
       <w:r>
         <w:rPr>
           <w:spacing w:val="-13"/>
         </w:rPr>
-        <w:t> </w:t>
-      </w:r>
-      <w:r>
-        <w:rPr/>
+        <w:t xml:space="preserve"> </w:t>
+      </w:r>
+      <w:r>
         <w:t>јер</w:t>
       </w:r>
       <w:r>
         <w:rPr>
           <w:spacing w:val="-13"/>
         </w:rPr>
-        <w:t> </w:t>
-      </w:r>
-      <w:r>
-        <w:rPr/>
+        <w:t xml:space="preserve"> </w:t>
+      </w:r>
+      <w:r>
         <w:t>се</w:t>
       </w:r>
       <w:r>
         <w:rPr>
           <w:spacing w:val="-11"/>
         </w:rPr>
-        <w:t> </w:t>
-      </w:r>
-      <w:r>
-        <w:rPr/>
+        <w:t xml:space="preserve"> </w:t>
+      </w:r>
+      <w:r>
         <w:t>около</w:t>
       </w:r>
       <w:r>
         <w:rPr>
           <w:spacing w:val="-10"/>
         </w:rPr>
-        <w:t> </w:t>
-      </w:r>
-      <w:r>
-        <w:rPr/>
-        <w:t>сахрањивало </w:t>
-      </w:r>
-      <w:hyperlink r:id="rId11">
+        <w:t xml:space="preserve"> </w:t>
+      </w:r>
+      <w:r>
+        <w:t xml:space="preserve">сахрањивало </w:t>
+      </w:r>
+      <w:hyperlink r:id="rId10">
         <w:r>
           <w:rPr>
             <w:u w:val="single"/>
@@ -1843,26 +1707,24 @@
         </w:r>
       </w:hyperlink>
       <w:r>
-        <w:rPr/>
         <w:t>.</w:t>
       </w:r>
       <w:r>
         <w:rPr>
           <w:spacing w:val="-12"/>
         </w:rPr>
-        <w:t> </w:t>
-      </w:r>
-      <w:r>
-        <w:rPr/>
+        <w:t xml:space="preserve"> </w:t>
+      </w:r>
+      <w:r>
         <w:t>У њој се служила</w:t>
       </w:r>
       <w:r>
         <w:rPr>
           <w:spacing w:val="-2"/>
         </w:rPr>
-        <w:t> </w:t>
-      </w:r>
-      <w:hyperlink r:id="rId12">
+        <w:t xml:space="preserve"> </w:t>
+      </w:r>
+      <w:hyperlink r:id="rId11">
         <w:r>
           <w:rPr>
             <w:u w:val="single"/>
@@ -1874,13 +1736,12 @@
         <w:rPr>
           <w:spacing w:val="-2"/>
         </w:rPr>
-        <w:t> </w:t>
-      </w:r>
-      <w:r>
-        <w:rPr/>
-        <w:t>свега два пута годишње, на </w:t>
-      </w:r>
-      <w:hyperlink r:id="rId9">
+        <w:t xml:space="preserve"> </w:t>
+      </w:r>
+      <w:r>
+        <w:t xml:space="preserve">свега два пута годишње, на </w:t>
+      </w:r>
+      <w:hyperlink r:id="rId12">
         <w:r>
           <w:rPr>
             <w:u w:val="single"/>
@@ -1892,17 +1753,16 @@
         <w:rPr>
           <w:spacing w:val="-2"/>
         </w:rPr>
-        <w:t> </w:t>
-      </w:r>
-      <w:r>
-        <w:rPr/>
+        <w:t xml:space="preserve"> </w:t>
+      </w:r>
+      <w:r>
         <w:t>и</w:t>
       </w:r>
       <w:r>
         <w:rPr>
           <w:spacing w:val="-3"/>
         </w:rPr>
-        <w:t> </w:t>
+        <w:t xml:space="preserve"> </w:t>
       </w:r>
       <w:hyperlink r:id="rId13">
         <w:r>
@@ -1913,10 +1773,9 @@
         </w:r>
       </w:hyperlink>
       <w:r>
-        <w:rPr/>
-        <w:t> </w:t>
-      </w:r>
-      <w:hyperlink r:id="rId13">
+        <w:t xml:space="preserve"> </w:t>
+      </w:r>
+      <w:hyperlink r:id="rId14">
         <w:r>
           <w:rPr>
             <w:spacing w:val="-2"/>
@@ -1937,10 +1796,9 @@
         <w:pStyle w:val="BodyText"/>
       </w:pPr>
       <w:r>
-        <w:rPr/>
-        <w:t>Током првих деценија </w:t>
-      </w:r>
-      <w:hyperlink r:id="rId14">
+        <w:t xml:space="preserve">Током првих деценија </w:t>
+      </w:r>
+      <w:hyperlink r:id="rId15">
         <w:r>
           <w:rPr>
             <w:u w:val="single"/>
@@ -1952,19 +1810,18 @@
         <w:rPr>
           <w:spacing w:val="-4"/>
         </w:rPr>
-        <w:t> </w:t>
-      </w:r>
-      <w:r>
-        <w:rPr/>
+        <w:t xml:space="preserve"> </w:t>
+      </w:r>
+      <w:r>
         <w:t>озидани су и велики засведени конаци са одликама</w:t>
       </w:r>
       <w:r>
         <w:rPr>
           <w:spacing w:val="-2"/>
         </w:rPr>
-        <w:t> </w:t>
-      </w:r>
-      <w:hyperlink r:id="rId15">
+        <w:t xml:space="preserve"> </w:t>
+      </w:r>
+      <w:hyperlink r:id="rId16">
         <w:r>
           <w:rPr>
             <w:u w:val="single"/>
@@ -1973,170 +1830,156 @@
         </w:r>
       </w:hyperlink>
       <w:r>
-        <w:rPr/>
-        <w:t> архитектуре. Они су манастир окруживали са четири</w:t>
+        <w:t xml:space="preserve"> архитектуре. Они су манастир окруживали са четири</w:t>
       </w:r>
       <w:r>
         <w:rPr>
           <w:spacing w:val="-18"/>
         </w:rPr>
-        <w:t> </w:t>
-      </w:r>
-      <w:r>
-        <w:rPr/>
+        <w:t xml:space="preserve"> </w:t>
+      </w:r>
+      <w:r>
         <w:t>стране,</w:t>
       </w:r>
       <w:r>
         <w:rPr>
           <w:spacing w:val="-17"/>
         </w:rPr>
-        <w:t> </w:t>
-      </w:r>
-      <w:r>
-        <w:rPr/>
+        <w:t xml:space="preserve"> </w:t>
+      </w:r>
+      <w:r>
         <w:t>стварајући</w:t>
       </w:r>
       <w:r>
         <w:rPr>
           <w:spacing w:val="-18"/>
         </w:rPr>
-        <w:t> </w:t>
-      </w:r>
-      <w:r>
-        <w:rPr/>
-        <w:t>правоугаону</w:t>
+        <w:t xml:space="preserve"> </w:t>
+      </w:r>
+      <w:r>
+        <w:t>прав</w:t>
+      </w:r>
+      <w:r>
+        <w:t>оугаону</w:t>
       </w:r>
       <w:r>
         <w:rPr>
           <w:spacing w:val="-17"/>
         </w:rPr>
-        <w:t> </w:t>
-      </w:r>
-      <w:r>
-        <w:rPr/>
+        <w:t xml:space="preserve"> </w:t>
+      </w:r>
+      <w:r>
         <w:t>основу.</w:t>
       </w:r>
       <w:r>
         <w:rPr>
           <w:spacing w:val="-18"/>
         </w:rPr>
-        <w:t> </w:t>
-      </w:r>
-      <w:r>
-        <w:rPr/>
+        <w:t xml:space="preserve"> </w:t>
+      </w:r>
+      <w:r>
         <w:t>Манастир</w:t>
       </w:r>
       <w:r>
         <w:rPr>
           <w:spacing w:val="-17"/>
         </w:rPr>
-        <w:t> </w:t>
-      </w:r>
-      <w:r>
-        <w:rPr/>
+        <w:t xml:space="preserve"> </w:t>
+      </w:r>
+      <w:r>
         <w:t>је</w:t>
       </w:r>
       <w:r>
         <w:rPr>
           <w:spacing w:val="-15"/>
         </w:rPr>
-        <w:t> </w:t>
-      </w:r>
-      <w:r>
-        <w:rPr/>
+        <w:t xml:space="preserve"> </w:t>
+      </w:r>
+      <w:r>
         <w:t>по</w:t>
       </w:r>
       <w:r>
         <w:rPr>
           <w:spacing w:val="-16"/>
         </w:rPr>
-        <w:t> </w:t>
-      </w:r>
-      <w:r>
-        <w:rPr/>
+        <w:t xml:space="preserve"> </w:t>
+      </w:r>
+      <w:r>
         <w:t>свом</w:t>
       </w:r>
       <w:r>
         <w:rPr>
           <w:spacing w:val="-18"/>
         </w:rPr>
-        <w:t> </w:t>
-      </w:r>
-      <w:r>
-        <w:rPr/>
+        <w:t xml:space="preserve"> </w:t>
+      </w:r>
+      <w:r>
         <w:t>изгледу био</w:t>
       </w:r>
       <w:r>
         <w:rPr>
           <w:spacing w:val="80"/>
         </w:rPr>
-        <w:t>  </w:t>
-      </w:r>
-      <w:r>
-        <w:rPr/>
+        <w:t xml:space="preserve">  </w:t>
+      </w:r>
+      <w:r>
         <w:t>велелепан.</w:t>
       </w:r>
       <w:r>
         <w:rPr>
           <w:spacing w:val="80"/>
         </w:rPr>
-        <w:t>  </w:t>
-      </w:r>
-      <w:r>
-        <w:rPr/>
+        <w:t xml:space="preserve">  </w:t>
+      </w:r>
+      <w:r>
         <w:t>Имао</w:t>
       </w:r>
       <w:r>
         <w:rPr>
           <w:spacing w:val="80"/>
         </w:rPr>
-        <w:t>  </w:t>
-      </w:r>
-      <w:r>
-        <w:rPr/>
+        <w:t xml:space="preserve">  </w:t>
+      </w:r>
+      <w:r>
         <w:t>је</w:t>
       </w:r>
       <w:r>
         <w:rPr>
           <w:spacing w:val="80"/>
         </w:rPr>
-        <w:t>  </w:t>
-      </w:r>
-      <w:r>
-        <w:rPr/>
+        <w:t xml:space="preserve">  </w:t>
+      </w:r>
+      <w:r>
         <w:t>велике</w:t>
       </w:r>
       <w:r>
         <w:rPr>
           <w:spacing w:val="80"/>
         </w:rPr>
-        <w:t>  </w:t>
-      </w:r>
-      <w:r>
-        <w:rPr/>
+        <w:t xml:space="preserve">  </w:t>
+      </w:r>
+      <w:r>
         <w:t>земљопоседе</w:t>
       </w:r>
       <w:r>
         <w:rPr>
           <w:spacing w:val="80"/>
         </w:rPr>
-        <w:t>  </w:t>
-      </w:r>
-      <w:r>
-        <w:rPr/>
+        <w:t xml:space="preserve">  </w:t>
+      </w:r>
+      <w:r>
         <w:t>и</w:t>
       </w:r>
       <w:r>
         <w:rPr>
           <w:spacing w:val="80"/>
         </w:rPr>
-        <w:t>  </w:t>
-      </w:r>
-      <w:r>
-        <w:rPr/>
-        <w:t>манастире- </w:t>
-      </w:r>
-      <w:hyperlink r:id="rId16">
+        <w:t xml:space="preserve">  </w:t>
+      </w:r>
+      <w:r>
+        <w:t xml:space="preserve">манастире- </w:t>
+      </w:r>
+      <w:hyperlink r:id="rId17">
         <w:r>
           <w:rPr>
             <w:u w:val="single"/>
@@ -2145,16 +1988,15 @@
         </w:r>
       </w:hyperlink>
       <w:r>
-        <w:rPr/>
         <w:t>,</w:t>
       </w:r>
       <w:r>
         <w:rPr>
           <w:spacing w:val="-3"/>
         </w:rPr>
-        <w:t> </w:t>
-      </w:r>
-      <w:hyperlink r:id="rId17">
+        <w:t xml:space="preserve"> </w:t>
+      </w:r>
+      <w:hyperlink r:id="rId18">
         <w:r>
           <w:rPr>
             <w:u w:val="single"/>
@@ -2166,19 +2008,18 @@
         <w:rPr>
           <w:spacing w:val="-3"/>
         </w:rPr>
-        <w:t> </w:t>
-      </w:r>
-      <w:r>
-        <w:rPr/>
+        <w:t xml:space="preserve"> </w:t>
+      </w:r>
+      <w:r>
         <w:t>и</w:t>
       </w:r>
       <w:r>
         <w:rPr>
           <w:spacing w:val="-2"/>
         </w:rPr>
-        <w:t> </w:t>
-      </w:r>
-      <w:hyperlink r:id="rId18">
+        <w:t xml:space="preserve"> </w:t>
+      </w:r>
+      <w:hyperlink r:id="rId19">
         <w:r>
           <w:rPr>
             <w:u w:val="single"/>
@@ -2187,16 +2028,18 @@
         </w:r>
       </w:hyperlink>
       <w:r>
-        <w:rPr/>
-        <w:t>, удаљене свега пар километара. Манастир Кувеждин је тада био и изузетно богат. Имао је богату</w:t>
+        <w:t>, удаљене свега пар</w:t>
+      </w:r>
+      <w:r>
+        <w:t xml:space="preserve"> километара. Манастир Кувеждин је тада био и изузетно богат. Имао је богату</w:t>
       </w:r>
       <w:r>
         <w:rPr>
           <w:spacing w:val="-2"/>
         </w:rPr>
-        <w:t> </w:t>
-      </w:r>
-      <w:hyperlink r:id="rId19">
+        <w:t xml:space="preserve"> </w:t>
+      </w:r>
+      <w:hyperlink r:id="rId20">
         <w:r>
           <w:rPr>
             <w:u w:val="single"/>
@@ -2205,104 +2048,94 @@
         </w:r>
       </w:hyperlink>
       <w:r>
-        <w:rPr/>
         <w:t>, у којој су се</w:t>
       </w:r>
       <w:r>
         <w:rPr>
           <w:spacing w:val="53"/>
         </w:rPr>
-        <w:t> </w:t>
-      </w:r>
-      <w:r>
-        <w:rPr/>
+        <w:t xml:space="preserve"> </w:t>
+      </w:r>
+      <w:r>
         <w:t>чувале</w:t>
       </w:r>
       <w:r>
         <w:rPr>
           <w:spacing w:val="55"/>
         </w:rPr>
-        <w:t> </w:t>
-      </w:r>
-      <w:r>
-        <w:rPr/>
+        <w:t xml:space="preserve"> </w:t>
+      </w:r>
+      <w:r>
         <w:t>све</w:t>
       </w:r>
       <w:r>
         <w:rPr>
           <w:spacing w:val="56"/>
         </w:rPr>
-        <w:t> </w:t>
-      </w:r>
-      <w:r>
-        <w:rPr/>
+        <w:t xml:space="preserve"> </w:t>
+      </w:r>
+      <w:r>
         <w:t>драгоцености</w:t>
       </w:r>
       <w:r>
         <w:rPr>
           <w:spacing w:val="53"/>
         </w:rPr>
-        <w:t> </w:t>
-      </w:r>
-      <w:r>
-        <w:rPr/>
+        <w:t xml:space="preserve"> </w:t>
+      </w:r>
+      <w:r>
         <w:t>и</w:t>
       </w:r>
       <w:r>
         <w:rPr>
           <w:spacing w:val="56"/>
         </w:rPr>
-        <w:t> </w:t>
-      </w:r>
-      <w:r>
-        <w:rPr/>
+        <w:t xml:space="preserve"> </w:t>
+      </w:r>
+      <w:r>
         <w:t>старине,</w:t>
       </w:r>
       <w:r>
         <w:rPr>
           <w:spacing w:val="54"/>
         </w:rPr>
-        <w:t> </w:t>
-      </w:r>
-      <w:r>
-        <w:rPr/>
+        <w:t xml:space="preserve"> </w:t>
+      </w:r>
+      <w:r>
         <w:t>попут</w:t>
       </w:r>
       <w:r>
         <w:rPr>
           <w:spacing w:val="61"/>
         </w:rPr>
-        <w:t> </w:t>
-      </w:r>
-      <w:r>
-        <w:rPr/>
+        <w:t xml:space="preserve"> </w:t>
+      </w:r>
+      <w:r>
         <w:t>Путира</w:t>
       </w:r>
       <w:r>
         <w:rPr>
           <w:spacing w:val="56"/>
         </w:rPr>
-        <w:t> </w:t>
-      </w:r>
-      <w:r>
-        <w:rPr/>
+        <w:t xml:space="preserve"> </w:t>
+      </w:r>
+      <w:r>
         <w:t>од</w:t>
       </w:r>
       <w:r>
         <w:rPr>
           <w:spacing w:val="53"/>
         </w:rPr>
-        <w:t> </w:t>
-      </w:r>
-      <w:r>
-        <w:rPr/>
+        <w:t xml:space="preserve"> </w:t>
+      </w:r>
+      <w:r>
         <w:t>чистог</w:t>
       </w:r>
       <w:r>
         <w:rPr>
           <w:spacing w:val="59"/>
         </w:rPr>
-        <w:t> </w:t>
+        <w:t xml:space="preserve"> </w:t>
       </w:r>
       <w:r>
         <w:rPr>
@@ -2314,10 +2147,10 @@
     <w:p>
       <w:pPr>
         <w:pStyle w:val="BodyText"/>
-        <w:spacing w:after="0"/>
         <w:sectPr>
           <w:pgSz w:w="11910" w:h="16840"/>
-          <w:pgMar w:top="1340" w:bottom="280" w:left="1417" w:right="1417"/>
+          <w:pgMar w:top="1340" w:right="1417" w:bottom="280" w:left="1417" w:header="720" w:footer="720" w:gutter="0"/>
+          <w:cols w:space="720"/>
         </w:sectPr>
       </w:pPr>
     </w:p>
@@ -2328,66 +2161,61 @@
         <w:ind w:right="17"/>
       </w:pPr>
       <w:r>
-        <w:rPr/>
+        <w:lastRenderedPageBreak/>
         <w:t>унутра</w:t>
       </w:r>
       <w:r>
         <w:rPr>
           <w:spacing w:val="-18"/>
         </w:rPr>
-        <w:t> </w:t>
-      </w:r>
-      <w:r>
-        <w:rPr/>
+        <w:t xml:space="preserve"> </w:t>
+      </w:r>
+      <w:r>
         <w:t>позлаћеног,</w:t>
       </w:r>
       <w:r>
         <w:rPr>
           <w:spacing w:val="-17"/>
         </w:rPr>
-        <w:t> </w:t>
-      </w:r>
-      <w:r>
-        <w:rPr/>
+        <w:t xml:space="preserve"> </w:t>
+      </w:r>
+      <w:r>
         <w:t>са</w:t>
       </w:r>
       <w:r>
         <w:rPr>
           <w:spacing w:val="-18"/>
         </w:rPr>
-        <w:t> </w:t>
-      </w:r>
-      <w:r>
-        <w:rPr/>
+        <w:t xml:space="preserve"> </w:t>
+      </w:r>
+      <w:r>
         <w:t>староруским</w:t>
       </w:r>
       <w:r>
         <w:rPr>
           <w:spacing w:val="-17"/>
         </w:rPr>
-        <w:t> </w:t>
-      </w:r>
-      <w:r>
-        <w:rPr/>
+        <w:t xml:space="preserve"> </w:t>
+      </w:r>
+      <w:r>
         <w:t>натписом,</w:t>
       </w:r>
       <w:r>
         <w:rPr>
           <w:spacing w:val="-18"/>
         </w:rPr>
-        <w:t> </w:t>
-      </w:r>
-      <w:r>
-        <w:rPr/>
+        <w:t xml:space="preserve"> </w:t>
+      </w:r>
+      <w:r>
         <w:t>израђеног</w:t>
       </w:r>
       <w:r>
         <w:rPr>
           <w:spacing w:val="-17"/>
         </w:rPr>
-        <w:t> </w:t>
-      </w:r>
-      <w:hyperlink r:id="rId20">
+        <w:t xml:space="preserve"> </w:t>
+      </w:r>
+      <w:hyperlink r:id="rId21">
         <w:r>
           <w:rPr>
             <w:u w:val="single"/>
@@ -2396,37 +2224,33 @@
         </w:r>
       </w:hyperlink>
       <w:r>
-        <w:rPr/>
         <w:t>.</w:t>
       </w:r>
       <w:r>
         <w:rPr>
           <w:spacing w:val="-18"/>
         </w:rPr>
-        <w:t> </w:t>
-      </w:r>
-      <w:r>
-        <w:rPr/>
+        <w:t xml:space="preserve"> </w:t>
+      </w:r>
+      <w:r>
         <w:t>године,</w:t>
       </w:r>
       <w:r>
         <w:rPr>
           <w:spacing w:val="-17"/>
         </w:rPr>
-        <w:t> </w:t>
-      </w:r>
-      <w:r>
-        <w:rPr/>
+        <w:t xml:space="preserve"> </w:t>
+      </w:r>
+      <w:r>
         <w:t>а</w:t>
       </w:r>
       <w:r>
         <w:rPr>
           <w:spacing w:val="-18"/>
         </w:rPr>
-        <w:t> </w:t>
-      </w:r>
-      <w:r>
-        <w:rPr/>
+        <w:t xml:space="preserve"> </w:t>
+      </w:r>
+      <w:r>
         <w:t>који је манастиру Милешеви поклонио цар Иван Грозни.</w:t>
       </w:r>
     </w:p>
@@ -2436,98 +2260,94 @@
         <w:ind w:right="20"/>
       </w:pPr>
       <w:r>
-        <w:rPr/>
-        <w:t>На месту старе богомоље, од 1803. до 1816, за време управе карловачког митрополита Стефана (Стратимировића), залагањем игумана Генадија (Кириловића), сазидао је садашњи троспратни звоник и храм, декорисан изразито класицистичким детаљима. Полукружна олтарска апсида, плитке правоугаоне</w:t>
+        <w:t>На месту старе богомоље, од 1803. до 1816, за време управе карловачког митрополита Стефана (Стратимировића), залагањем игумана Генадија (Кириловића), сазидао је садашњи троспратни звоник и храм, декорисан изразито класицистичким детаљима. Полукружна олтарс</w:t>
+      </w:r>
+      <w:r>
+        <w:t>ка апсида, плитке правоугаоне</w:t>
       </w:r>
       <w:r>
         <w:rPr>
           <w:spacing w:val="-16"/>
         </w:rPr>
-        <w:t> </w:t>
-      </w:r>
-      <w:r>
-        <w:rPr/>
+        <w:t xml:space="preserve"> </w:t>
+      </w:r>
+      <w:r>
         <w:t>певнице</w:t>
       </w:r>
       <w:r>
         <w:rPr>
           <w:spacing w:val="-13"/>
         </w:rPr>
-        <w:t> </w:t>
-      </w:r>
-      <w:r>
-        <w:rPr/>
+        <w:t xml:space="preserve"> </w:t>
+      </w:r>
+      <w:r>
         <w:t>и</w:t>
       </w:r>
       <w:r>
         <w:rPr>
           <w:spacing w:val="-13"/>
         </w:rPr>
-        <w:t> </w:t>
-      </w:r>
-      <w:r>
-        <w:rPr/>
+        <w:t xml:space="preserve"> </w:t>
+      </w:r>
+      <w:r>
         <w:t>осмострано</w:t>
       </w:r>
       <w:r>
         <w:rPr>
           <w:spacing w:val="-15"/>
         </w:rPr>
-        <w:t> </w:t>
-      </w:r>
-      <w:r>
-        <w:rPr/>
+        <w:t xml:space="preserve"> </w:t>
+      </w:r>
+      <w:r>
         <w:t>кубе</w:t>
       </w:r>
       <w:r>
         <w:rPr>
           <w:spacing w:val="-13"/>
         </w:rPr>
-        <w:t> </w:t>
-      </w:r>
-      <w:r>
-        <w:rPr/>
+        <w:t xml:space="preserve"> </w:t>
+      </w:r>
+      <w:r>
         <w:t>без</w:t>
       </w:r>
       <w:r>
         <w:rPr>
           <w:spacing w:val="-14"/>
         </w:rPr>
-        <w:t> </w:t>
-      </w:r>
-      <w:r>
-        <w:rPr/>
+        <w:t xml:space="preserve"> </w:t>
+      </w:r>
+      <w:r>
         <w:t>постоља</w:t>
       </w:r>
       <w:r>
         <w:rPr>
           <w:spacing w:val="-13"/>
         </w:rPr>
-        <w:t> </w:t>
-      </w:r>
-      <w:r>
-        <w:rPr/>
+        <w:t xml:space="preserve"> </w:t>
+      </w:r>
+      <w:r>
         <w:t>над</w:t>
       </w:r>
       <w:r>
         <w:rPr>
           <w:spacing w:val="-12"/>
         </w:rPr>
-        <w:t> </w:t>
-      </w:r>
-      <w:r>
-        <w:rPr/>
+        <w:t xml:space="preserve"> </w:t>
+      </w:r>
+      <w:r>
         <w:t>средишњим</w:t>
       </w:r>
       <w:r>
         <w:rPr>
           <w:spacing w:val="-14"/>
         </w:rPr>
-        <w:t> </w:t>
-      </w:r>
-      <w:r>
-        <w:rPr/>
-        <w:t>делом једнобродне црквене грађевине, представљају типичан пример барокне организације простора. Репрезентативном изгледу Храма доприноси фасадна декорација изведена у духу класицизма.</w:t>
+        <w:t xml:space="preserve"> </w:t>
+      </w:r>
+      <w:r>
+        <w:t>делом једнобродне црквене грађевине, представљају типичан пример барокне организације простора. Репрезентативном изгледу Храма доприноси фасадна декорација изведена у духу кл</w:t>
+      </w:r>
+      <w:r>
+        <w:t>асицизма.</w:t>
       </w:r>
     </w:p>
     <w:p>
@@ -2537,8 +2357,10 @@
         <w:ind w:right="19"/>
       </w:pPr>
       <w:r>
-        <w:rPr/>
-        <w:t>Црква је осликана у време Патријарха Јосифа (Рајачића) и архимандрита Никанора (Грујића), од 1849. до 1854. године. Новосадски сликар Павле Симић осликао је иконостас са 46 икона (од којих је данас сачувано 20). У овом периоду манастир је добио изглед који постоји и до данашњег </w:t>
+        <w:t>Црква је осликана у време Патријарха Јосифа (Рајачића) и архимандрита Никанора (Грујића), од 1849. до 1854. године. Новосадски сликар Павле Симић осликао је иконостас са 46 икона (од којих је данас сачувано 20). У овом периоду манастир је добио и</w:t>
+      </w:r>
+      <w:r>
+        <w:t xml:space="preserve">зглед који постоји и до данашњег </w:t>
       </w:r>
       <w:r>
         <w:rPr>
@@ -2554,177 +2376,162 @@
         <w:ind w:right="23"/>
       </w:pPr>
       <w:r>
-        <w:rPr/>
         <w:t>За српску духовност, просвету и културу важно је напоменути да је кувеждински</w:t>
       </w:r>
       <w:r>
         <w:rPr>
           <w:spacing w:val="-11"/>
         </w:rPr>
-        <w:t> </w:t>
-      </w:r>
-      <w:r>
-        <w:rPr/>
+        <w:t xml:space="preserve"> </w:t>
+      </w:r>
+      <w:r>
         <w:t>јеромонах</w:t>
       </w:r>
       <w:r>
         <w:rPr>
           <w:spacing w:val="-11"/>
         </w:rPr>
-        <w:t> </w:t>
-      </w:r>
-      <w:r>
-        <w:rPr/>
+        <w:t xml:space="preserve"> </w:t>
+      </w:r>
+      <w:r>
         <w:t>Силвестер</w:t>
       </w:r>
       <w:r>
         <w:rPr>
           <w:spacing w:val="-11"/>
         </w:rPr>
-        <w:t> </w:t>
-      </w:r>
-      <w:r>
-        <w:rPr/>
+        <w:t xml:space="preserve"> </w:t>
+      </w:r>
+      <w:r>
         <w:t>Вучковић</w:t>
       </w:r>
       <w:r>
         <w:rPr>
           <w:spacing w:val="-11"/>
         </w:rPr>
-        <w:t> </w:t>
-      </w:r>
-      <w:r>
-        <w:rPr/>
+        <w:t xml:space="preserve"> </w:t>
+      </w:r>
+      <w:r>
         <w:t>у</w:t>
       </w:r>
       <w:r>
         <w:rPr>
           <w:spacing w:val="-16"/>
         </w:rPr>
-        <w:t> </w:t>
-      </w:r>
-      <w:r>
-        <w:rPr/>
+        <w:t xml:space="preserve"> </w:t>
+      </w:r>
+      <w:r>
         <w:t>самом</w:t>
       </w:r>
       <w:r>
         <w:rPr>
           <w:spacing w:val="-12"/>
         </w:rPr>
-        <w:t> </w:t>
-      </w:r>
-      <w:r>
-        <w:rPr/>
+        <w:t xml:space="preserve"> </w:t>
+      </w:r>
+      <w:r>
         <w:t>манастиру</w:t>
       </w:r>
       <w:r>
         <w:rPr>
           <w:spacing w:val="-16"/>
         </w:rPr>
-        <w:t> </w:t>
-      </w:r>
-      <w:r>
-        <w:rPr/>
+        <w:t xml:space="preserve"> </w:t>
+      </w:r>
+      <w:r>
         <w:t>забележио Светосавску химну, под називом „Песн Светитељу Сави и архиепикопу сербскоме“.</w:t>
       </w:r>
       <w:r>
         <w:rPr>
           <w:spacing w:val="-6"/>
         </w:rPr>
-        <w:t> </w:t>
-      </w:r>
-      <w:r>
-        <w:rPr/>
-        <w:t>Ову</w:t>
+        <w:t xml:space="preserve"> </w:t>
+      </w:r>
+      <w:r>
+        <w:t>О</w:t>
+      </w:r>
+      <w:r>
+        <w:t>ву</w:t>
       </w:r>
       <w:r>
         <w:rPr>
           <w:spacing w:val="-8"/>
         </w:rPr>
-        <w:t> </w:t>
-      </w:r>
-      <w:r>
-        <w:rPr/>
+        <w:t xml:space="preserve"> </w:t>
+      </w:r>
+      <w:r>
         <w:t>је</w:t>
       </w:r>
       <w:r>
         <w:rPr>
           <w:spacing w:val="-6"/>
         </w:rPr>
-        <w:t> </w:t>
-      </w:r>
-      <w:r>
-        <w:rPr/>
+        <w:t xml:space="preserve"> </w:t>
+      </w:r>
+      <w:r>
         <w:t>химну</w:t>
       </w:r>
       <w:r>
         <w:rPr>
           <w:spacing w:val="-8"/>
         </w:rPr>
-        <w:t> </w:t>
-      </w:r>
-      <w:r>
-        <w:rPr/>
+        <w:t xml:space="preserve"> </w:t>
+      </w:r>
+      <w:r>
         <w:t>још</w:t>
       </w:r>
       <w:r>
         <w:rPr>
           <w:spacing w:val="-6"/>
         </w:rPr>
-        <w:t> </w:t>
-      </w:r>
-      <w:r>
-        <w:rPr/>
+        <w:t xml:space="preserve"> </w:t>
+      </w:r>
+      <w:r>
         <w:t>1735.</w:t>
       </w:r>
       <w:r>
         <w:rPr>
           <w:spacing w:val="-7"/>
         </w:rPr>
-        <w:t> </w:t>
-      </w:r>
-      <w:r>
-        <w:rPr/>
+        <w:t xml:space="preserve"> </w:t>
+      </w:r>
+      <w:r>
         <w:t>године</w:t>
       </w:r>
       <w:r>
         <w:rPr>
           <w:spacing w:val="-6"/>
         </w:rPr>
-        <w:t> </w:t>
-      </w:r>
-      <w:r>
-        <w:rPr/>
+        <w:t xml:space="preserve"> </w:t>
+      </w:r>
+      <w:r>
         <w:t>написао</w:t>
       </w:r>
       <w:r>
         <w:rPr>
           <w:spacing w:val="-6"/>
         </w:rPr>
-        <w:t> </w:t>
-      </w:r>
-      <w:r>
-        <w:rPr/>
+        <w:t xml:space="preserve"> </w:t>
+      </w:r>
+      <w:r>
         <w:t>владика</w:t>
       </w:r>
       <w:r>
         <w:rPr>
           <w:spacing w:val="-8"/>
         </w:rPr>
-        <w:t> </w:t>
-      </w:r>
-      <w:r>
-        <w:rPr/>
+        <w:t xml:space="preserve"> </w:t>
+      </w:r>
+      <w:r>
         <w:t>вршачки</w:t>
       </w:r>
       <w:r>
         <w:rPr>
           <w:spacing w:val="-8"/>
         </w:rPr>
-        <w:t> </w:t>
-      </w:r>
-      <w:r>
-        <w:rPr/>
+        <w:t xml:space="preserve"> </w:t>
+      </w:r>
+      <w:r>
         <w:t>Јован Георгијевић, али је она најпре појана управо у овом манастиру.</w:t>
       </w:r>
     </w:p>
@@ -2734,140 +2541,126 @@
         <w:spacing w:before="161"/>
       </w:pPr>
       <w:r>
-        <w:rPr/>
         <w:t>У</w:t>
       </w:r>
       <w:r>
         <w:rPr>
           <w:spacing w:val="-5"/>
         </w:rPr>
-        <w:t> </w:t>
-      </w:r>
-      <w:r>
-        <w:rPr/>
+        <w:t xml:space="preserve"> </w:t>
+      </w:r>
+      <w:r>
         <w:t>прва</w:t>
       </w:r>
       <w:r>
         <w:rPr>
           <w:spacing w:val="-6"/>
         </w:rPr>
-        <w:t> </w:t>
-      </w:r>
-      <w:r>
-        <w:rPr/>
+        <w:t xml:space="preserve"> </w:t>
+      </w:r>
+      <w:r>
         <w:t>четири</w:t>
       </w:r>
       <w:r>
         <w:rPr>
           <w:spacing w:val="-5"/>
         </w:rPr>
-        <w:t> </w:t>
-      </w:r>
-      <w:r>
-        <w:rPr/>
+        <w:t xml:space="preserve"> </w:t>
+      </w:r>
+      <w:r>
         <w:t>века</w:t>
       </w:r>
       <w:r>
         <w:rPr>
           <w:spacing w:val="-8"/>
         </w:rPr>
-        <w:t> </w:t>
-      </w:r>
-      <w:r>
-        <w:rPr/>
+        <w:t xml:space="preserve"> </w:t>
+      </w:r>
+      <w:r>
         <w:t>свог</w:t>
       </w:r>
       <w:r>
         <w:rPr>
           <w:spacing w:val="-5"/>
         </w:rPr>
-        <w:t> </w:t>
-      </w:r>
-      <w:r>
-        <w:rPr/>
+        <w:t xml:space="preserve"> </w:t>
+      </w:r>
+      <w:r>
         <w:t>постојања</w:t>
       </w:r>
       <w:r>
         <w:rPr>
           <w:spacing w:val="-5"/>
         </w:rPr>
-        <w:t> </w:t>
-      </w:r>
-      <w:r>
-        <w:rPr/>
+        <w:t xml:space="preserve"> </w:t>
+      </w:r>
+      <w:r>
         <w:t>Кувеждин</w:t>
       </w:r>
       <w:r>
         <w:rPr>
           <w:spacing w:val="-5"/>
         </w:rPr>
-        <w:t> </w:t>
-      </w:r>
-      <w:r>
-        <w:rPr/>
+        <w:t xml:space="preserve"> </w:t>
+      </w:r>
+      <w:r>
         <w:t>је</w:t>
       </w:r>
       <w:r>
         <w:rPr>
           <w:spacing w:val="-5"/>
         </w:rPr>
-        <w:t> </w:t>
-      </w:r>
-      <w:r>
-        <w:rPr/>
+        <w:t xml:space="preserve"> </w:t>
+      </w:r>
+      <w:r>
         <w:t>био</w:t>
       </w:r>
       <w:r>
         <w:rPr>
           <w:spacing w:val="-5"/>
         </w:rPr>
-        <w:t> </w:t>
-      </w:r>
-      <w:r>
-        <w:rPr/>
+        <w:t xml:space="preserve"> </w:t>
+      </w:r>
+      <w:r>
         <w:t>мушки</w:t>
       </w:r>
       <w:r>
         <w:rPr>
           <w:spacing w:val="-5"/>
         </w:rPr>
-        <w:t> </w:t>
-      </w:r>
-      <w:r>
-        <w:rPr/>
+        <w:t xml:space="preserve"> </w:t>
+      </w:r>
+      <w:r>
         <w:t>манастир,</w:t>
       </w:r>
       <w:r>
         <w:rPr>
           <w:spacing w:val="-1"/>
         </w:rPr>
-        <w:t> </w:t>
-      </w:r>
-      <w:r>
-        <w:rPr/>
+        <w:t xml:space="preserve"> </w:t>
+      </w:r>
+      <w:r>
         <w:t>да</w:t>
       </w:r>
       <w:r>
         <w:rPr>
           <w:spacing w:val="-8"/>
         </w:rPr>
-        <w:t> </w:t>
-      </w:r>
-      <w:r>
-        <w:rPr/>
+        <w:t xml:space="preserve"> </w:t>
+      </w:r>
+      <w:r>
         <w:t>би после Првог светског рата, Одлуком Светог Синода и Патријарха српског Димитрија 16.10.1923. године, био проглашен за женски. 1. новембра исте године манастир је предат</w:t>
       </w:r>
       <w:r>
         <w:rPr>
           <w:spacing w:val="-2"/>
         </w:rPr>
-        <w:t> </w:t>
-      </w:r>
-      <w:r>
-        <w:rPr/>
-        <w:t>на управу </w:t>
-      </w:r>
-      <w:hyperlink r:id="rId21">
+        <w:t xml:space="preserve"> </w:t>
+      </w:r>
+      <w:r>
+        <w:t xml:space="preserve">на управу </w:t>
+      </w:r>
+      <w:hyperlink r:id="rId22">
         <w:r>
           <w:rPr>
             <w:u w:val="single"/>
@@ -2879,9 +2672,9 @@
         <w:rPr>
           <w:spacing w:val="-3"/>
         </w:rPr>
-        <w:t> </w:t>
-      </w:r>
-      <w:hyperlink r:id="rId22">
+        <w:t xml:space="preserve"> </w:t>
+      </w:r>
+      <w:hyperlink r:id="rId23">
         <w:r>
           <w:rPr>
             <w:u w:val="single"/>
@@ -2890,8 +2683,10 @@
         </w:r>
       </w:hyperlink>
       <w:r>
-        <w:rPr/>
-        <w:t>. Она је затекла ову свету обитељ у лошем стању али се манастир брзо уздигао мудрим руковођењем ревносне игуманије, која је започела обнову Светиње. Управо тада почиње и веома плодан период духовног напретка Свете обитељи манастира Кувеждин.</w:t>
+        <w:t>. Она је затекла ову свету обитељ у лошем</w:t>
+      </w:r>
+      <w:r>
+        <w:t xml:space="preserve"> стању али се манастир брзо уздигао мудрим руковођењем ревносне игуманије, која је започела обнову Светиње. Управо тада почиње и веома плодан период духовног напретка Свете обитељи манастира Кувеждин.</w:t>
       </w:r>
     </w:p>
     <w:p>
@@ -2900,16 +2695,18 @@
         <w:spacing w:before="161"/>
       </w:pPr>
       <w:r>
-        <w:rPr/>
-        <w:t>Тридесетих година XX века манастир Кувеждин је по броју монахиња био међу највећим у</w:t>
+        <w:t>Тридесетих година XX века манастир Кувеждин је по броју</w:t>
+      </w:r>
+      <w:r>
+        <w:t xml:space="preserve"> монахиња био међу највећим у</w:t>
       </w:r>
       <w:r>
         <w:rPr>
           <w:spacing w:val="-4"/>
         </w:rPr>
-        <w:t> </w:t>
-      </w:r>
-      <w:hyperlink r:id="rId23">
+        <w:t xml:space="preserve"> </w:t>
+      </w:r>
+      <w:hyperlink r:id="rId24">
         <w:r>
           <w:rPr>
             <w:u w:val="single"/>
@@ -2918,136 +2715,126 @@
         </w:r>
       </w:hyperlink>
       <w:r>
-        <w:rPr/>
-        <w:t> Цркви. У вихору Октобарске револуције из манастира Лесна у</w:t>
+        <w:t xml:space="preserve"> Цркви. У вихору Октобарске револуције из манастира Лесна у</w:t>
       </w:r>
       <w:r>
         <w:rPr>
           <w:spacing w:val="-2"/>
         </w:rPr>
-        <w:t> </w:t>
-      </w:r>
-      <w:r>
-        <w:rPr/>
+        <w:t xml:space="preserve"> </w:t>
+      </w:r>
+      <w:r>
         <w:t>Пољској, која је тада била у</w:t>
       </w:r>
       <w:r>
         <w:rPr>
           <w:spacing w:val="-2"/>
         </w:rPr>
-        <w:t> </w:t>
-      </w:r>
-      <w:r>
-        <w:rPr/>
+        <w:t xml:space="preserve"> </w:t>
+      </w:r>
+      <w:r>
         <w:t>саставу Руске Империје, 50 руских</w:t>
       </w:r>
       <w:r>
         <w:rPr>
           <w:spacing w:val="-18"/>
         </w:rPr>
-        <w:t> </w:t>
-      </w:r>
-      <w:r>
-        <w:rPr/>
+        <w:t xml:space="preserve"> </w:t>
+      </w:r>
+      <w:r>
         <w:t>монахиња</w:t>
       </w:r>
       <w:r>
         <w:rPr>
           <w:spacing w:val="-17"/>
         </w:rPr>
-        <w:t> </w:t>
-      </w:r>
-      <w:r>
-        <w:rPr/>
+        <w:t xml:space="preserve"> </w:t>
+      </w:r>
+      <w:r>
         <w:t>досељавају</w:t>
       </w:r>
       <w:r>
         <w:rPr>
           <w:spacing w:val="-18"/>
         </w:rPr>
-        <w:t> </w:t>
-      </w:r>
-      <w:r>
-        <w:rPr/>
+        <w:t xml:space="preserve"> </w:t>
+      </w:r>
+      <w:r>
         <w:t>се</w:t>
       </w:r>
       <w:r>
         <w:rPr>
           <w:spacing w:val="-13"/>
         </w:rPr>
-        <w:t> </w:t>
-      </w:r>
-      <w:r>
-        <w:rPr/>
+        <w:t xml:space="preserve"> </w:t>
+      </w:r>
+      <w:r>
         <w:t>у</w:t>
       </w:r>
       <w:r>
         <w:rPr>
           <w:spacing w:val="-18"/>
         </w:rPr>
-        <w:t> </w:t>
-      </w:r>
-      <w:r>
-        <w:rPr/>
+        <w:t xml:space="preserve"> </w:t>
+      </w:r>
+      <w:r>
         <w:t>Србију</w:t>
       </w:r>
       <w:r>
         <w:rPr>
           <w:spacing w:val="-17"/>
         </w:rPr>
-        <w:t> </w:t>
-      </w:r>
-      <w:r>
-        <w:rPr/>
+        <w:t xml:space="preserve"> </w:t>
+      </w:r>
+      <w:r>
         <w:t>и</w:t>
       </w:r>
       <w:r>
         <w:rPr>
           <w:spacing w:val="-16"/>
         </w:rPr>
-        <w:t> </w:t>
-      </w:r>
-      <w:r>
-        <w:rPr/>
+        <w:t xml:space="preserve"> </w:t>
+      </w:r>
+      <w:r>
         <w:t>смештају</w:t>
       </w:r>
       <w:r>
         <w:rPr>
           <w:spacing w:val="-15"/>
         </w:rPr>
-        <w:t> </w:t>
-      </w:r>
-      <w:r>
-        <w:rPr/>
+        <w:t xml:space="preserve"> </w:t>
+      </w:r>
+      <w:r>
         <w:t>у</w:t>
       </w:r>
       <w:r>
         <w:rPr>
           <w:spacing w:val="-17"/>
         </w:rPr>
-        <w:t> </w:t>
-      </w:r>
-      <w:r>
-        <w:rPr/>
+        <w:t xml:space="preserve"> </w:t>
+      </w:r>
+      <w:r>
         <w:t>манастирима</w:t>
       </w:r>
       <w:r>
         <w:rPr>
           <w:spacing w:val="-16"/>
         </w:rPr>
-        <w:t> </w:t>
-      </w:r>
-      <w:r>
-        <w:rPr/>
-        <w:t>Хопово и Кувеждин. Захваљујући томе ови манастири постају расадници руско- српског женског монаштва, строгог духовног поретка, које ће у времену које долази улити свежу крв у живо тело Српске Православне Цркве. У периоду пре Другог светског рата, веома плодна хуманитарна активност обележила је делатност овог кувеждинског сестринства. Оне оснивају неколико дечијих сиротишта од којих се једно налазило у граду Сарајеву. Манастир је у то време био веома богат и угледан, па је чак</w:t>
+        <w:t xml:space="preserve"> </w:t>
+      </w:r>
+      <w:r>
+        <w:t>Хопово и Кувеждин. Захваљујући томе ови манастири постају расадници руско- српског женског монаштва, строгог духовног поретка, које ће у времену које долази улити свежу крв у живо тело Српске Православне Цркве. У периоду пре Другог светског рата, веома пло</w:t>
+      </w:r>
+      <w:r>
+        <w:t>дна хуманитарна активност обележила је делатност овог кувеждинског сестринства. Оне оснивају неколико дечијих сиротишта од којих се једно налазило у граду Сарајеву. Манастир је у то време био веома богат и угледан, па је чак</w:t>
       </w:r>
       <w:r>
         <w:rPr>
           <w:spacing w:val="-1"/>
         </w:rPr>
-        <w:t> </w:t>
-      </w:r>
-      <w:hyperlink r:id="rId24">
+        <w:t xml:space="preserve"> </w:t>
+      </w:r>
+      <w:hyperlink r:id="rId25">
         <w:r>
           <w:rPr>
             <w:u w:val="single"/>
@@ -3056,10 +2843,9 @@
         </w:r>
       </w:hyperlink>
       <w:r>
-        <w:rPr/>
-        <w:t>. године његов </w:t>
-      </w:r>
-      <w:hyperlink r:id="rId16">
+        <w:t xml:space="preserve">. године његов </w:t>
+      </w:r>
+      <w:hyperlink r:id="rId26">
         <w:r>
           <w:rPr>
             <w:u w:val="single"/>
@@ -3068,10 +2854,9 @@
         </w:r>
       </w:hyperlink>
       <w:r>
-        <w:rPr/>
-        <w:t> постао </w:t>
-      </w:r>
-      <w:hyperlink r:id="rId25">
+        <w:t xml:space="preserve"> постао </w:t>
+      </w:r>
+      <w:hyperlink r:id="rId27">
         <w:r>
           <w:rPr>
             <w:u w:val="single"/>
@@ -3080,10 +2865,9 @@
         </w:r>
       </w:hyperlink>
       <w:r>
-        <w:rPr/>
-        <w:t> у </w:t>
-      </w:r>
-      <w:hyperlink r:id="rId26">
+        <w:t xml:space="preserve"> у </w:t>
+      </w:r>
+      <w:hyperlink r:id="rId28">
         <w:r>
           <w:rPr>
             <w:u w:val="single"/>
@@ -3092,17 +2876,16 @@
         </w:r>
       </w:hyperlink>
       <w:r>
-        <w:rPr/>
         <w:t>.</w:t>
       </w:r>
     </w:p>
     <w:p>
       <w:pPr>
         <w:pStyle w:val="BodyText"/>
-        <w:spacing w:after="0"/>
         <w:sectPr>
           <w:pgSz w:w="11910" w:h="16840"/>
-          <w:pgMar w:top="1340" w:bottom="280" w:left="1417" w:right="1417"/>
+          <w:pgMar w:top="1340" w:right="1417" w:bottom="280" w:left="1417" w:header="720" w:footer="720" w:gutter="0"/>
+          <w:cols w:space="720"/>
         </w:sectPr>
       </w:pPr>
     </w:p>
@@ -3112,317 +2895,292 @@
         <w:spacing w:before="75"/>
       </w:pPr>
       <w:r>
-        <w:rPr/>
+        <w:lastRenderedPageBreak/>
         <w:t>У</w:t>
       </w:r>
       <w:r>
         <w:rPr>
           <w:spacing w:val="-18"/>
         </w:rPr>
-        <w:t> </w:t>
-      </w:r>
-      <w:r>
-        <w:rPr/>
+        <w:t xml:space="preserve"> </w:t>
+      </w:r>
+      <w:r>
         <w:t>току</w:t>
       </w:r>
       <w:r>
         <w:rPr>
           <w:spacing w:val="-17"/>
         </w:rPr>
-        <w:t> </w:t>
-      </w:r>
-      <w:r>
-        <w:rPr/>
+        <w:t xml:space="preserve"> </w:t>
+      </w:r>
+      <w:r>
         <w:t>Другог</w:t>
       </w:r>
       <w:r>
         <w:rPr>
           <w:spacing w:val="-18"/>
         </w:rPr>
-        <w:t> </w:t>
-      </w:r>
-      <w:r>
-        <w:rPr/>
+        <w:t xml:space="preserve"> </w:t>
+      </w:r>
+      <w:r>
         <w:t>светског</w:t>
       </w:r>
       <w:r>
         <w:rPr>
           <w:spacing w:val="-17"/>
         </w:rPr>
-        <w:t> </w:t>
-      </w:r>
-      <w:r>
-        <w:rPr/>
+        <w:t xml:space="preserve"> </w:t>
+      </w:r>
+      <w:r>
         <w:t>рата</w:t>
       </w:r>
       <w:r>
         <w:rPr>
           <w:spacing w:val="-18"/>
         </w:rPr>
-        <w:t> </w:t>
-      </w:r>
-      <w:r>
-        <w:rPr/>
+        <w:t xml:space="preserve"> </w:t>
+      </w:r>
+      <w:r>
         <w:t>манастир</w:t>
       </w:r>
       <w:r>
         <w:rPr>
           <w:spacing w:val="-17"/>
         </w:rPr>
-        <w:t> </w:t>
-      </w:r>
-      <w:r>
-        <w:rPr/>
+        <w:t xml:space="preserve"> </w:t>
+      </w:r>
+      <w:r>
         <w:t>Кувеждин</w:t>
       </w:r>
       <w:r>
         <w:rPr>
           <w:spacing w:val="-17"/>
         </w:rPr>
-        <w:t> </w:t>
-      </w:r>
-      <w:r>
-        <w:rPr/>
+        <w:t xml:space="preserve"> </w:t>
+      </w:r>
+      <w:r>
         <w:t>пролази</w:t>
       </w:r>
       <w:r>
         <w:rPr>
           <w:spacing w:val="-17"/>
         </w:rPr>
-        <w:t> </w:t>
-      </w:r>
-      <w:r>
-        <w:rPr/>
+        <w:t xml:space="preserve"> </w:t>
+      </w:r>
+      <w:r>
         <w:t>кроз</w:t>
       </w:r>
       <w:r>
         <w:rPr>
           <w:spacing w:val="-13"/>
         </w:rPr>
-        <w:t> </w:t>
-      </w:r>
-      <w:r>
-        <w:rPr/>
+        <w:t xml:space="preserve"> </w:t>
+      </w:r>
+      <w:r>
         <w:t>тежак</w:t>
       </w:r>
       <w:r>
         <w:rPr>
           <w:spacing w:val="-18"/>
         </w:rPr>
-        <w:t> </w:t>
-      </w:r>
-      <w:r>
-        <w:rPr/>
-        <w:t>период прогона, страдања и разарања. Ухапшене од усташа, мати игуманија Меланија и њене 32 монахиње бивају одведене су у усташки логор Цапраг код Сиска. Међу њима налазила се и Ангелина Грачева (будућа игуманија манастира Ваведење), која је, будући да је била рускиња, пуштена на слободу.</w:t>
+        <w:t xml:space="preserve"> </w:t>
+      </w:r>
+      <w:r>
+        <w:t>период прогона, страдања и разарања. Ухапшене од усташа, мати игуманија Меланија и њене 32 монахиње бивају одведене су у усташки лог</w:t>
+      </w:r>
+      <w:r>
+        <w:t>ор Цапраг код Сиска. Међу њима налазила се и Ангелина Грачева (будућа игуманија манастира Ваведење), која је, будући да је била рускиња, пуштена на слободу.</w:t>
       </w:r>
       <w:r>
         <w:rPr>
           <w:spacing w:val="-10"/>
         </w:rPr>
-        <w:t> </w:t>
-      </w:r>
-      <w:r>
-        <w:rPr/>
+        <w:t xml:space="preserve"> </w:t>
+      </w:r>
+      <w:r>
         <w:t>Њеним</w:t>
       </w:r>
       <w:r>
         <w:rPr>
           <w:spacing w:val="-12"/>
         </w:rPr>
-        <w:t> </w:t>
-      </w:r>
-      <w:r>
-        <w:rPr/>
+        <w:t xml:space="preserve"> </w:t>
+      </w:r>
+      <w:r>
         <w:t>залагањем</w:t>
       </w:r>
       <w:r>
         <w:rPr>
           <w:spacing w:val="-12"/>
         </w:rPr>
-        <w:t> </w:t>
-      </w:r>
-      <w:r>
-        <w:rPr/>
+        <w:t xml:space="preserve"> </w:t>
+      </w:r>
+      <w:r>
         <w:t>и</w:t>
       </w:r>
       <w:r>
         <w:rPr>
           <w:spacing w:val="-11"/>
         </w:rPr>
-        <w:t> </w:t>
-      </w:r>
-      <w:r>
-        <w:rPr/>
+        <w:t xml:space="preserve"> </w:t>
+      </w:r>
+      <w:r>
         <w:t>трудом</w:t>
       </w:r>
       <w:r>
         <w:rPr>
           <w:spacing w:val="-12"/>
         </w:rPr>
-        <w:t> </w:t>
-      </w:r>
-      <w:r>
-        <w:rPr/>
+        <w:t xml:space="preserve"> </w:t>
+      </w:r>
+      <w:r>
         <w:t>да</w:t>
       </w:r>
       <w:r>
         <w:rPr>
           <w:spacing w:val="-11"/>
         </w:rPr>
-        <w:t> </w:t>
-      </w:r>
-      <w:r>
-        <w:rPr/>
+        <w:t xml:space="preserve"> </w:t>
+      </w:r>
+      <w:r>
         <w:t>сестре</w:t>
       </w:r>
       <w:r>
         <w:rPr>
           <w:spacing w:val="-11"/>
         </w:rPr>
-        <w:t> </w:t>
-      </w:r>
-      <w:r>
-        <w:rPr/>
+        <w:t xml:space="preserve"> </w:t>
+      </w:r>
+      <w:r>
         <w:t>буду</w:t>
       </w:r>
       <w:r>
         <w:rPr>
           <w:spacing w:val="-13"/>
         </w:rPr>
-        <w:t> </w:t>
-      </w:r>
-      <w:r>
-        <w:rPr/>
+        <w:t xml:space="preserve"> </w:t>
+      </w:r>
+      <w:r>
         <w:t>ослобођене,</w:t>
       </w:r>
       <w:r>
         <w:rPr>
           <w:spacing w:val="-12"/>
         </w:rPr>
-        <w:t> </w:t>
-      </w:r>
-      <w:r>
-        <w:rPr/>
+        <w:t xml:space="preserve"> </w:t>
+      </w:r>
+      <w:r>
         <w:t>и</w:t>
       </w:r>
       <w:r>
         <w:rPr>
           <w:spacing w:val="-11"/>
         </w:rPr>
-        <w:t> </w:t>
-      </w:r>
-      <w:r>
-        <w:rPr/>
+        <w:t xml:space="preserve"> </w:t>
+      </w:r>
+      <w:r>
         <w:t>милошћу Божјом,</w:t>
       </w:r>
       <w:r>
         <w:rPr>
           <w:spacing w:val="-8"/>
         </w:rPr>
-        <w:t> </w:t>
-      </w:r>
-      <w:r>
-        <w:rPr/>
+        <w:t xml:space="preserve"> </w:t>
+      </w:r>
+      <w:r>
         <w:t>монахиње</w:t>
       </w:r>
       <w:r>
         <w:rPr>
           <w:spacing w:val="-6"/>
         </w:rPr>
-        <w:t> </w:t>
-      </w:r>
-      <w:r>
-        <w:rPr/>
+        <w:t xml:space="preserve"> </w:t>
+      </w:r>
+      <w:r>
         <w:t>су</w:t>
       </w:r>
       <w:r>
         <w:rPr>
           <w:spacing w:val="-11"/>
         </w:rPr>
-        <w:t> </w:t>
-      </w:r>
-      <w:r>
-        <w:rPr/>
+        <w:t xml:space="preserve"> </w:t>
+      </w:r>
+      <w:r>
         <w:t>избављене</w:t>
       </w:r>
       <w:r>
         <w:rPr>
           <w:spacing w:val="-9"/>
         </w:rPr>
-        <w:t> </w:t>
-      </w:r>
-      <w:r>
-        <w:rPr/>
+        <w:t xml:space="preserve"> </w:t>
+      </w:r>
+      <w:r>
         <w:t>из</w:t>
       </w:r>
       <w:r>
         <w:rPr>
           <w:spacing w:val="-8"/>
         </w:rPr>
-        <w:t> </w:t>
-      </w:r>
-      <w:r>
-        <w:rPr/>
-        <w:t>усташког</w:t>
+        <w:t xml:space="preserve"> </w:t>
+      </w:r>
+      <w:r>
+        <w:t>уста</w:t>
+      </w:r>
+      <w:r>
+        <w:t>шког</w:t>
       </w:r>
       <w:r>
         <w:rPr>
           <w:spacing w:val="-8"/>
         </w:rPr>
-        <w:t> </w:t>
-      </w:r>
-      <w:r>
-        <w:rPr/>
+        <w:t xml:space="preserve"> </w:t>
+      </w:r>
+      <w:r>
         <w:t>логора</w:t>
       </w:r>
       <w:r>
         <w:rPr>
           <w:spacing w:val="-10"/>
         </w:rPr>
-        <w:t> </w:t>
-      </w:r>
-      <w:r>
-        <w:rPr/>
+        <w:t xml:space="preserve"> </w:t>
+      </w:r>
+      <w:r>
         <w:t>и</w:t>
       </w:r>
       <w:r>
         <w:rPr>
           <w:spacing w:val="-7"/>
         </w:rPr>
-        <w:t> </w:t>
-      </w:r>
-      <w:r>
-        <w:rPr/>
+        <w:t xml:space="preserve"> </w:t>
+      </w:r>
+      <w:r>
         <w:t>поново</w:t>
       </w:r>
       <w:r>
         <w:rPr>
           <w:spacing w:val="-7"/>
         </w:rPr>
-        <w:t> </w:t>
-      </w:r>
-      <w:r>
-        <w:rPr/>
+        <w:t xml:space="preserve"> </w:t>
+      </w:r>
+      <w:r>
         <w:t>се</w:t>
       </w:r>
       <w:r>
         <w:rPr>
           <w:spacing w:val="-7"/>
         </w:rPr>
-        <w:t> </w:t>
-      </w:r>
-      <w:r>
-        <w:rPr/>
+        <w:t xml:space="preserve"> </w:t>
+      </w:r>
+      <w:r>
         <w:t>сабрале</w:t>
       </w:r>
       <w:r>
         <w:rPr>
           <w:spacing w:val="-7"/>
         </w:rPr>
-        <w:t> </w:t>
-      </w:r>
-      <w:r>
-        <w:rPr/>
+        <w:t xml:space="preserve"> </w:t>
+      </w:r>
+      <w:r>
         <w:t>на Крстовдан, 27. септембра 1941. године, у манастиру Ваведење.</w:t>
       </w:r>
     </w:p>
@@ -3432,27 +3190,24 @@
         <w:ind w:right="21"/>
       </w:pPr>
       <w:r>
-        <w:rPr/>
         <w:t>У богослужебној књизи Триод Цветна која се и</w:t>
       </w:r>
       <w:r>
         <w:rPr>
           <w:spacing w:val="-1"/>
         </w:rPr>
-        <w:t> </w:t>
-      </w:r>
-      <w:r>
-        <w:rPr/>
+        <w:t xml:space="preserve"> </w:t>
+      </w:r>
+      <w:r>
         <w:t>данас налази у</w:t>
       </w:r>
       <w:r>
         <w:rPr>
           <w:spacing w:val="-3"/>
         </w:rPr>
-        <w:t> </w:t>
-      </w:r>
-      <w:r>
-        <w:rPr/>
+        <w:t xml:space="preserve"> </w:t>
+      </w:r>
+      <w:r>
         <w:t>библиотеци манастира Кувеждин, на првој стараници, налазимо две руком писане забелешке. Горња из 1944. године која је писана пенкалом:</w:t>
       </w:r>
     </w:p>
@@ -3463,38 +3218,37 @@
         <w:jc w:val="left"/>
       </w:pPr>
       <w:r>
-        <w:rPr/>
         <w:t>Пасха Васкрсење Христово 1944. г. 3-16 априла страшно 10/2</w:t>
       </w:r>
       <w:r>
         <w:rPr>
           <w:spacing w:val="-10"/>
         </w:rPr>
-        <w:t> </w:t>
-      </w:r>
-      <w:r>
-        <w:rPr/>
+        <w:t xml:space="preserve"> </w:t>
+      </w:r>
+      <w:r>
         <w:t>часа</w:t>
       </w:r>
       <w:r>
         <w:rPr>
           <w:spacing w:val="-13"/>
         </w:rPr>
-        <w:t> </w:t>
-      </w:r>
-      <w:r>
-        <w:rPr/>
+        <w:t xml:space="preserve"> </w:t>
+      </w:r>
+      <w:r>
         <w:t>преподне</w:t>
       </w:r>
       <w:r>
         <w:rPr>
           <w:spacing w:val="-13"/>
         </w:rPr>
-        <w:t> </w:t>
-      </w:r>
-      <w:r>
-        <w:rPr/>
-        <w:t>бомбардован терористички Београд, а такође и други дан понедељак.</w:t>
+        <w:t xml:space="preserve"> </w:t>
+      </w:r>
+      <w:r>
+        <w:t>бомбардован терористички Београд, а такође и дру</w:t>
+      </w:r>
+      <w:r>
+        <w:t>ги дан понедељак.</w:t>
       </w:r>
     </w:p>
     <w:p>
@@ -3505,47 +3259,42 @@
         <w:jc w:val="left"/>
       </w:pPr>
       <w:r>
-        <w:rPr/>
         <w:t>Ми сви у великом страху једва</w:t>
       </w:r>
       <w:r>
         <w:rPr>
           <w:spacing w:val="-9"/>
         </w:rPr>
-        <w:t> </w:t>
-      </w:r>
-      <w:r>
-        <w:rPr/>
+        <w:t xml:space="preserve"> </w:t>
+      </w:r>
+      <w:r>
         <w:t>живи</w:t>
       </w:r>
       <w:r>
         <w:rPr>
           <w:spacing w:val="-8"/>
         </w:rPr>
-        <w:t> </w:t>
-      </w:r>
-      <w:r>
-        <w:rPr/>
+        <w:t xml:space="preserve"> </w:t>
+      </w:r>
+      <w:r>
         <w:t>седимо</w:t>
       </w:r>
       <w:r>
         <w:rPr>
           <w:spacing w:val="-7"/>
         </w:rPr>
-        <w:t> </w:t>
-      </w:r>
-      <w:r>
-        <w:rPr/>
+        <w:t xml:space="preserve"> </w:t>
+      </w:r>
+      <w:r>
         <w:t>у</w:t>
       </w:r>
       <w:r>
         <w:rPr>
           <w:spacing w:val="-13"/>
         </w:rPr>
-        <w:t> </w:t>
-      </w:r>
-      <w:r>
-        <w:rPr/>
+        <w:t xml:space="preserve"> </w:t>
+      </w:r>
+      <w:r>
         <w:t>Цркви</w:t>
       </w:r>
     </w:p>
@@ -3557,188 +3306,170 @@
         <w:jc w:val="left"/>
       </w:pPr>
       <w:r>
-        <w:rPr/>
         <w:t>чекамо смрт, нерви су сасвим попустили,</w:t>
       </w:r>
       <w:r>
         <w:rPr>
           <w:spacing w:val="-10"/>
         </w:rPr>
-        <w:t> </w:t>
-      </w:r>
-      <w:r>
-        <w:rPr/>
+        <w:t xml:space="preserve"> </w:t>
+      </w:r>
+      <w:r>
         <w:t>али</w:t>
       </w:r>
       <w:r>
         <w:rPr>
           <w:spacing w:val="-10"/>
         </w:rPr>
-        <w:t> </w:t>
-      </w:r>
-      <w:r>
-        <w:rPr/>
+        <w:t xml:space="preserve"> </w:t>
+      </w:r>
+      <w:r>
         <w:t>нашег</w:t>
       </w:r>
       <w:r>
         <w:rPr>
           <w:spacing w:val="-10"/>
         </w:rPr>
-        <w:t> </w:t>
-      </w:r>
-      <w:r>
-        <w:rPr/>
+        <w:t xml:space="preserve"> </w:t>
+      </w:r>
+      <w:r>
         <w:t>г.</w:t>
       </w:r>
       <w:r>
         <w:rPr>
           <w:spacing w:val="-10"/>
         </w:rPr>
-        <w:t> </w:t>
-      </w:r>
-      <w:r>
-        <w:rPr/>
+        <w:t xml:space="preserve"> </w:t>
+      </w:r>
+      <w:r>
         <w:t>Проту,</w:t>
       </w:r>
     </w:p>
     <w:p>
       <w:pPr>
         <w:pStyle w:val="BodyText"/>
-        <w:spacing w:line="242" w:lineRule="auto" w:before="0"/>
+        <w:spacing w:before="0" w:line="242" w:lineRule="auto"/>
         <w:ind w:left="731" w:right="3854"/>
         <w:jc w:val="left"/>
       </w:pPr>
       <w:r>
-        <w:rPr/>
         <w:t>да</w:t>
       </w:r>
       <w:r>
         <w:rPr>
           <w:spacing w:val="-6"/>
         </w:rPr>
-        <w:t> </w:t>
-      </w:r>
-      <w:r>
-        <w:rPr/>
+        <w:t xml:space="preserve"> </w:t>
+      </w:r>
+      <w:r>
         <w:t>награди</w:t>
       </w:r>
       <w:r>
         <w:rPr>
           <w:spacing w:val="-6"/>
         </w:rPr>
-        <w:t> </w:t>
-      </w:r>
-      <w:r>
-        <w:rPr/>
+        <w:t xml:space="preserve"> </w:t>
+      </w:r>
+      <w:r>
         <w:t>Господ,</w:t>
       </w:r>
       <w:r>
         <w:rPr>
           <w:spacing w:val="-7"/>
         </w:rPr>
-        <w:t> </w:t>
-      </w:r>
-      <w:r>
-        <w:rPr/>
+        <w:t xml:space="preserve"> </w:t>
+      </w:r>
+      <w:r>
         <w:t>он</w:t>
       </w:r>
       <w:r>
         <w:rPr>
           <w:spacing w:val="-6"/>
         </w:rPr>
-        <w:t> </w:t>
-      </w:r>
-      <w:r>
-        <w:rPr/>
+        <w:t xml:space="preserve"> </w:t>
+      </w:r>
+      <w:r>
         <w:t>седи</w:t>
       </w:r>
       <w:r>
         <w:rPr>
           <w:spacing w:val="-6"/>
         </w:rPr>
-        <w:t> </w:t>
-      </w:r>
-      <w:r>
-        <w:rPr/>
+        <w:t xml:space="preserve"> </w:t>
+      </w:r>
+      <w:r>
         <w:t>са</w:t>
       </w:r>
       <w:r>
         <w:rPr>
           <w:spacing w:val="-7"/>
         </w:rPr>
-        <w:t> </w:t>
-      </w:r>
-      <w:r>
-        <w:rPr/>
+        <w:t xml:space="preserve"> </w:t>
+      </w:r>
+      <w:r>
         <w:t>нама, храбри нас, и данас ноћи код нас.</w:t>
       </w:r>
     </w:p>
     <w:p>
       <w:pPr>
         <w:pStyle w:val="BodyText"/>
-        <w:spacing w:line="317" w:lineRule="exact" w:before="0"/>
+        <w:spacing w:before="0" w:line="317" w:lineRule="exact"/>
         <w:ind w:left="731" w:right="0"/>
         <w:jc w:val="left"/>
       </w:pPr>
       <w:r>
-        <w:rPr/>
         <w:t>Господе</w:t>
       </w:r>
       <w:r>
         <w:rPr>
           <w:spacing w:val="-6"/>
         </w:rPr>
-        <w:t> </w:t>
-      </w:r>
-      <w:r>
-        <w:rPr/>
+        <w:t xml:space="preserve"> </w:t>
+      </w:r>
+      <w:r>
         <w:t>смилуј</w:t>
       </w:r>
       <w:r>
         <w:rPr>
           <w:spacing w:val="-3"/>
         </w:rPr>
-        <w:t> </w:t>
-      </w:r>
-      <w:r>
-        <w:rPr/>
+        <w:t xml:space="preserve"> </w:t>
+      </w:r>
+      <w:r>
         <w:t>се</w:t>
       </w:r>
       <w:r>
         <w:rPr>
           <w:spacing w:val="-3"/>
         </w:rPr>
-        <w:t> </w:t>
-      </w:r>
-      <w:r>
-        <w:rPr/>
+        <w:t xml:space="preserve"> </w:t>
+      </w:r>
+      <w:r>
         <w:t>над</w:t>
       </w:r>
       <w:r>
         <w:rPr>
           <w:spacing w:val="-2"/>
         </w:rPr>
-        <w:t> </w:t>
-      </w:r>
-      <w:r>
-        <w:rPr/>
+        <w:t xml:space="preserve"> </w:t>
+      </w:r>
+      <w:r>
         <w:t>нама</w:t>
       </w:r>
       <w:r>
         <w:rPr>
           <w:spacing w:val="-2"/>
         </w:rPr>
-        <w:t> </w:t>
-      </w:r>
-      <w:r>
-        <w:rPr/>
+        <w:t xml:space="preserve"> </w:t>
+      </w:r>
+      <w:r>
         <w:t>и</w:t>
       </w:r>
       <w:r>
         <w:rPr>
           <w:spacing w:val="-5"/>
         </w:rPr>
-        <w:t> </w:t>
+        <w:t xml:space="preserve"> </w:t>
       </w:r>
       <w:r>
         <w:rPr>
@@ -3754,84 +3485,76 @@
         <w:ind w:right="0"/>
       </w:pPr>
       <w:r>
-        <w:rPr/>
         <w:t>И</w:t>
       </w:r>
       <w:r>
         <w:rPr>
           <w:spacing w:val="-6"/>
         </w:rPr>
-        <w:t> </w:t>
-      </w:r>
-      <w:r>
-        <w:rPr/>
+        <w:t xml:space="preserve"> </w:t>
+      </w:r>
+      <w:r>
         <w:t>доња</w:t>
       </w:r>
       <w:r>
         <w:rPr>
           <w:spacing w:val="-4"/>
         </w:rPr>
-        <w:t> </w:t>
-      </w:r>
-      <w:r>
-        <w:rPr/>
+        <w:t xml:space="preserve"> </w:t>
+      </w:r>
+      <w:r>
         <w:t>записка,</w:t>
       </w:r>
       <w:r>
         <w:rPr>
           <w:spacing w:val="-4"/>
         </w:rPr>
-        <w:t> </w:t>
-      </w:r>
-      <w:r>
-        <w:rPr/>
+        <w:t xml:space="preserve"> </w:t>
+      </w:r>
+      <w:r>
         <w:t>писана</w:t>
       </w:r>
       <w:r>
         <w:rPr>
           <w:spacing w:val="-3"/>
         </w:rPr>
-        <w:t> </w:t>
-      </w:r>
-      <w:r>
-        <w:rPr/>
+        <w:t xml:space="preserve"> </w:t>
+      </w:r>
+      <w:r>
         <w:t>графитном</w:t>
       </w:r>
       <w:r>
         <w:rPr>
           <w:spacing w:val="-5"/>
         </w:rPr>
-        <w:t> </w:t>
-      </w:r>
-      <w:r>
-        <w:rPr/>
+        <w:t xml:space="preserve"> </w:t>
+      </w:r>
+      <w:r>
         <w:t>оловком</w:t>
       </w:r>
       <w:r>
         <w:rPr>
           <w:spacing w:val="-6"/>
         </w:rPr>
-        <w:t> </w:t>
-      </w:r>
-      <w:r>
-        <w:rPr/>
+        <w:t xml:space="preserve"> </w:t>
+      </w:r>
+      <w:r>
         <w:t>из</w:t>
       </w:r>
       <w:r>
         <w:rPr>
           <w:spacing w:val="-4"/>
         </w:rPr>
-        <w:t> </w:t>
-      </w:r>
-      <w:r>
-        <w:rPr/>
+        <w:t xml:space="preserve"> </w:t>
+      </w:r>
+      <w:r>
         <w:t>1943.</w:t>
       </w:r>
       <w:r>
         <w:rPr>
           <w:spacing w:val="-3"/>
         </w:rPr>
-        <w:t> </w:t>
+        <w:t xml:space="preserve"> </w:t>
       </w:r>
       <w:r>
         <w:rPr>
@@ -3843,39 +3566,37 @@
     <w:p>
       <w:pPr>
         <w:pStyle w:val="BodyText"/>
-        <w:spacing w:line="242" w:lineRule="auto" w:before="321"/>
+        <w:spacing w:before="321" w:line="242" w:lineRule="auto"/>
         <w:ind w:left="731" w:right="4939"/>
         <w:jc w:val="left"/>
       </w:pPr>
-      <w:r>
-        <w:rPr/>
+      <w:bookmarkStart w:id="0" w:name="_GoBack"/>
+      <w:r>
         <w:t>Игуманија</w:t>
       </w:r>
       <w:r>
         <w:rPr>
           <w:spacing w:val="-11"/>
         </w:rPr>
-        <w:t> </w:t>
-      </w:r>
-      <w:r>
-        <w:rPr/>
+        <w:t xml:space="preserve"> </w:t>
+      </w:r>
+      <w:r>
         <w:t>мајка</w:t>
       </w:r>
       <w:r>
         <w:rPr>
           <w:spacing w:val="-11"/>
         </w:rPr>
-        <w:t> </w:t>
-      </w:r>
-      <w:r>
-        <w:rPr/>
+        <w:t xml:space="preserve"> </w:t>
+      </w:r>
+      <w:r>
         <w:t>Меланија настојатељница</w:t>
       </w:r>
       <w:r>
         <w:rPr>
           <w:spacing w:val="-13"/>
         </w:rPr>
-        <w:t> </w:t>
+        <w:t xml:space="preserve"> </w:t>
       </w:r>
       <w:r>
         <w:rPr>
@@ -3886,9 +3607,7 @@
     </w:p>
     <w:p>
       <w:pPr>
-        <w:spacing w:line="240" w:lineRule="auto" w:before="0"/>
-        <w:ind w:left="731" w:right="3854" w:firstLine="0"/>
-        <w:jc w:val="left"/>
+        <w:ind w:left="731" w:right="3854"/>
         <w:rPr>
           <w:sz w:val="30"/>
         </w:rPr>
@@ -3904,7 +3623,7 @@
           <w:spacing w:val="-7"/>
           <w:sz w:val="28"/>
         </w:rPr>
-        <w:t> </w:t>
+        <w:t xml:space="preserve"> </w:t>
       </w:r>
       <w:r>
         <w:rPr>
@@ -3917,7 +3636,7 @@
           <w:spacing w:val="-7"/>
           <w:sz w:val="28"/>
         </w:rPr>
-        <w:t> </w:t>
+        <w:t xml:space="preserve"> </w:t>
       </w:r>
       <w:r>
         <w:rPr>
@@ -3930,7 +3649,7 @@
           <w:spacing w:val="-9"/>
           <w:sz w:val="30"/>
         </w:rPr>
-        <w:t> </w:t>
+        <w:t xml:space="preserve"> </w:t>
       </w:r>
       <w:r>
         <w:rPr>
@@ -3943,7 +3662,7 @@
           <w:spacing w:val="-8"/>
           <w:sz w:val="30"/>
         </w:rPr>
-        <w:t> </w:t>
+        <w:t xml:space="preserve"> </w:t>
       </w:r>
       <w:r>
         <w:rPr>
@@ -3956,7 +3675,7 @@
           <w:spacing w:val="-7"/>
           <w:sz w:val="30"/>
         </w:rPr>
-        <w:t> </w:t>
+        <w:t xml:space="preserve"> </w:t>
       </w:r>
       <w:r>
         <w:rPr>
@@ -3967,9 +3686,8 @@
     </w:p>
     <w:p>
       <w:pPr>
-        <w:spacing w:line="344" w:lineRule="exact" w:before="0"/>
-        <w:ind w:left="731" w:right="0" w:firstLine="0"/>
-        <w:jc w:val="left"/>
+        <w:spacing w:line="344" w:lineRule="exact"/>
+        <w:ind w:left="731"/>
         <w:rPr>
           <w:sz w:val="30"/>
         </w:rPr>
@@ -3985,7 +3703,7 @@
           <w:spacing w:val="-6"/>
           <w:sz w:val="30"/>
         </w:rPr>
-        <w:t> </w:t>
+        <w:t xml:space="preserve"> </w:t>
       </w:r>
       <w:r>
         <w:rPr>
@@ -3998,7 +3716,7 @@
           <w:spacing w:val="-3"/>
           <w:sz w:val="30"/>
         </w:rPr>
-        <w:t> </w:t>
+        <w:t xml:space="preserve"> </w:t>
       </w:r>
       <w:r>
         <w:rPr>
@@ -4011,14 +3729,12 @@
           <w:spacing w:val="-5"/>
           <w:sz w:val="30"/>
         </w:rPr>
-        <w:t> где</w:t>
+        <w:t xml:space="preserve"> где</w:t>
       </w:r>
     </w:p>
     <w:p>
       <w:pPr>
-        <w:spacing w:before="0"/>
-        <w:ind w:left="731" w:right="3715" w:firstLine="0"/>
-        <w:jc w:val="left"/>
+        <w:ind w:left="731" w:right="3715"/>
         <w:rPr>
           <w:sz w:val="30"/>
         </w:rPr>
@@ -4034,7 +3750,7 @@
           <w:spacing w:val="-9"/>
           <w:sz w:val="30"/>
         </w:rPr>
-        <w:t> </w:t>
+        <w:t xml:space="preserve"> </w:t>
       </w:r>
       <w:r>
         <w:rPr>
@@ -4047,7 +3763,7 @@
           <w:spacing w:val="-8"/>
           <w:sz w:val="30"/>
         </w:rPr>
-        <w:t> </w:t>
+        <w:t xml:space="preserve"> </w:t>
       </w:r>
       <w:r>
         <w:rPr>
@@ -4060,7 +3776,7 @@
           <w:spacing w:val="-6"/>
           <w:sz w:val="30"/>
         </w:rPr>
-        <w:t> </w:t>
+        <w:t xml:space="preserve"> </w:t>
       </w:r>
       <w:r>
         <w:rPr>
@@ -4073,7 +3789,7 @@
           <w:spacing w:val="-8"/>
           <w:sz w:val="30"/>
         </w:rPr>
-        <w:t> </w:t>
+        <w:t xml:space="preserve"> </w:t>
       </w:r>
       <w:r>
         <w:rPr>
@@ -4086,7 +3802,7 @@
           <w:spacing w:val="-5"/>
           <w:sz w:val="30"/>
         </w:rPr>
-        <w:t> </w:t>
+        <w:t xml:space="preserve"> </w:t>
       </w:r>
       <w:r>
         <w:rPr>
@@ -4097,9 +3813,7 @@
     </w:p>
     <w:p>
       <w:pPr>
-        <w:spacing w:before="0"/>
-        <w:ind w:left="731" w:right="0" w:firstLine="0"/>
-        <w:jc w:val="left"/>
+        <w:ind w:left="731"/>
         <w:rPr>
           <w:sz w:val="30"/>
         </w:rPr>
@@ -4115,7 +3829,7 @@
           <w:spacing w:val="-2"/>
           <w:sz w:val="30"/>
         </w:rPr>
-        <w:t> </w:t>
+        <w:t xml:space="preserve"> </w:t>
       </w:r>
       <w:r>
         <w:rPr>
@@ -4128,7 +3842,7 @@
           <w:spacing w:val="-3"/>
           <w:sz w:val="30"/>
         </w:rPr>
-        <w:t> </w:t>
+        <w:t xml:space="preserve"> </w:t>
       </w:r>
       <w:r>
         <w:rPr>
@@ -4141,7 +3855,7 @@
           <w:spacing w:val="-3"/>
           <w:sz w:val="30"/>
         </w:rPr>
-        <w:t> </w:t>
+        <w:t xml:space="preserve"> </w:t>
       </w:r>
       <w:r>
         <w:rPr>
@@ -4154,7 +3868,7 @@
           <w:spacing w:val="-1"/>
           <w:sz w:val="30"/>
         </w:rPr>
-        <w:t> </w:t>
+        <w:t xml:space="preserve"> </w:t>
       </w:r>
       <w:r>
         <w:rPr>
@@ -4166,9 +3880,7 @@
     </w:p>
     <w:p>
       <w:pPr>
-        <w:spacing w:before="0"/>
-        <w:ind w:left="731" w:right="3715" w:firstLine="0"/>
-        <w:jc w:val="left"/>
+        <w:ind w:left="731" w:right="3715"/>
         <w:rPr>
           <w:sz w:val="30"/>
         </w:rPr>
@@ -4184,7 +3896,7 @@
           <w:spacing w:val="-9"/>
           <w:sz w:val="30"/>
         </w:rPr>
-        <w:t> </w:t>
+        <w:t xml:space="preserve"> </w:t>
       </w:r>
       <w:r>
         <w:rPr>
@@ -4197,7 +3909,7 @@
           <w:spacing w:val="-8"/>
           <w:sz w:val="30"/>
         </w:rPr>
-        <w:t> </w:t>
+        <w:t xml:space="preserve"> </w:t>
       </w:r>
       <w:r>
         <w:rPr>
@@ -4210,7 +3922,7 @@
           <w:spacing w:val="-7"/>
           <w:sz w:val="30"/>
         </w:rPr>
-        <w:t> </w:t>
+        <w:t xml:space="preserve"> </w:t>
       </w:r>
       <w:r>
         <w:rPr>
@@ -4223,7 +3935,7 @@
           <w:spacing w:val="-8"/>
           <w:sz w:val="30"/>
         </w:rPr>
-        <w:t> </w:t>
+        <w:t xml:space="preserve"> </w:t>
       </w:r>
       <w:r>
         <w:rPr>
@@ -4236,7 +3948,7 @@
           <w:spacing w:val="-9"/>
           <w:sz w:val="30"/>
         </w:rPr>
-        <w:t> </w:t>
+        <w:t xml:space="preserve"> </w:t>
       </w:r>
       <w:r>
         <w:rPr>
@@ -4247,9 +3959,7 @@
     </w:p>
     <w:p>
       <w:pPr>
-        <w:spacing w:before="0"/>
-        <w:ind w:left="731" w:right="4939" w:firstLine="0"/>
-        <w:jc w:val="left"/>
+        <w:ind w:left="731" w:right="4939"/>
         <w:rPr>
           <w:sz w:val="30"/>
         </w:rPr>
@@ -4265,7 +3975,7 @@
           <w:spacing w:val="-12"/>
           <w:sz w:val="30"/>
         </w:rPr>
-        <w:t> </w:t>
+        <w:t xml:space="preserve"> </w:t>
       </w:r>
       <w:r>
         <w:rPr>
@@ -4278,7 +3988,7 @@
           <w:spacing w:val="-12"/>
           <w:sz w:val="30"/>
         </w:rPr>
-        <w:t> </w:t>
+        <w:t xml:space="preserve"> </w:t>
       </w:r>
       <w:r>
         <w:rPr>
@@ -4291,7 +4001,7 @@
           <w:spacing w:val="-13"/>
           <w:sz w:val="30"/>
         </w:rPr>
-        <w:t> </w:t>
+        <w:t xml:space="preserve"> </w:t>
       </w:r>
       <w:r>
         <w:rPr>
@@ -4302,9 +4012,8 @@
     </w:p>
     <w:p>
       <w:pPr>
-        <w:spacing w:line="344" w:lineRule="exact" w:before="0"/>
-        <w:ind w:left="731" w:right="0" w:firstLine="0"/>
-        <w:jc w:val="left"/>
+        <w:spacing w:line="344" w:lineRule="exact"/>
+        <w:ind w:left="731"/>
         <w:rPr>
           <w:sz w:val="30"/>
         </w:rPr>
@@ -4320,7 +4029,7 @@
           <w:spacing w:val="-3"/>
           <w:sz w:val="30"/>
         </w:rPr>
-        <w:t> </w:t>
+        <w:t xml:space="preserve"> </w:t>
       </w:r>
       <w:r>
         <w:rPr>
@@ -4333,7 +4042,7 @@
           <w:spacing w:val="-3"/>
           <w:sz w:val="30"/>
         </w:rPr>
-        <w:t> </w:t>
+        <w:t xml:space="preserve"> </w:t>
       </w:r>
       <w:r>
         <w:rPr>
@@ -4346,7 +4055,7 @@
           <w:spacing w:val="71"/>
           <w:sz w:val="30"/>
         </w:rPr>
-        <w:t> </w:t>
+        <w:t xml:space="preserve"> </w:t>
       </w:r>
       <w:r>
         <w:rPr>
@@ -4359,7 +4068,7 @@
           <w:spacing w:val="-3"/>
           <w:sz w:val="30"/>
         </w:rPr>
-        <w:t> </w:t>
+        <w:t xml:space="preserve"> </w:t>
       </w:r>
       <w:r>
         <w:rPr>
@@ -4372,7 +4081,7 @@
           <w:spacing w:val="-2"/>
           <w:sz w:val="30"/>
         </w:rPr>
-        <w:t> </w:t>
+        <w:t xml:space="preserve"> </w:t>
       </w:r>
       <w:r>
         <w:rPr>
@@ -4382,24 +4091,24 @@
         <w:t>А.</w:t>
       </w:r>
     </w:p>
+    <w:bookmarkEnd w:id="0"/>
     <w:p>
       <w:pPr>
-        <w:spacing w:after="0" w:line="344" w:lineRule="exact"/>
-        <w:jc w:val="left"/>
+        <w:spacing w:line="344" w:lineRule="exact"/>
         <w:rPr>
           <w:sz w:val="30"/>
         </w:rPr>
         <w:sectPr>
           <w:pgSz w:w="11910" w:h="16840"/>
-          <w:pgMar w:top="1340" w:bottom="280" w:left="1417" w:right="1417"/>
+          <w:pgMar w:top="1340" w:right="1417" w:bottom="280" w:left="1417" w:header="720" w:footer="720" w:gutter="0"/>
+          <w:cols w:space="720"/>
         </w:sectPr>
       </w:pPr>
     </w:p>
     <w:p>
       <w:pPr>
         <w:spacing w:before="58"/>
-        <w:ind w:left="731" w:right="0" w:firstLine="0"/>
-        <w:jc w:val="left"/>
+        <w:ind w:left="731"/>
         <w:rPr>
           <w:sz w:val="30"/>
         </w:rPr>
@@ -4408,6 +4117,7 @@
         <w:rPr>
           <w:sz w:val="30"/>
         </w:rPr>
+        <w:lastRenderedPageBreak/>
         <w:t>И</w:t>
       </w:r>
       <w:r>
@@ -4415,7 +4125,7 @@
           <w:spacing w:val="-4"/>
           <w:sz w:val="30"/>
         </w:rPr>
-        <w:t> </w:t>
+        <w:t xml:space="preserve"> </w:t>
       </w:r>
       <w:r>
         <w:rPr>
@@ -4428,7 +4138,7 @@
           <w:spacing w:val="-2"/>
           <w:sz w:val="30"/>
         </w:rPr>
-        <w:t> </w:t>
+        <w:t xml:space="preserve"> </w:t>
       </w:r>
       <w:r>
         <w:rPr>
@@ -4441,7 +4151,7 @@
           <w:spacing w:val="-1"/>
           <w:sz w:val="30"/>
         </w:rPr>
-        <w:t> </w:t>
+        <w:t xml:space="preserve"> </w:t>
       </w:r>
       <w:r>
         <w:rPr>
@@ -4454,8 +4164,7 @@
     <w:p>
       <w:pPr>
         <w:spacing w:before="1"/>
-        <w:ind w:left="731" w:right="0" w:firstLine="0"/>
-        <w:jc w:val="left"/>
+        <w:ind w:left="731"/>
         <w:rPr>
           <w:sz w:val="30"/>
         </w:rPr>
@@ -4471,7 +4180,7 @@
           <w:spacing w:val="-4"/>
           <w:sz w:val="30"/>
         </w:rPr>
-        <w:t> </w:t>
+        <w:t xml:space="preserve"> </w:t>
       </w:r>
       <w:r>
         <w:rPr>
@@ -4484,7 +4193,7 @@
           <w:spacing w:val="-3"/>
           <w:sz w:val="30"/>
         </w:rPr>
-        <w:t> </w:t>
+        <w:t xml:space="preserve"> </w:t>
       </w:r>
       <w:r>
         <w:rPr>
@@ -4512,16 +4221,15 @@
         <w:ind w:right="13"/>
       </w:pPr>
       <w:r>
-        <w:rPr/>
         <w:t>У пролеће</w:t>
       </w:r>
       <w:r>
         <w:rPr>
           <w:spacing w:val="-1"/>
         </w:rPr>
-        <w:t> </w:t>
-      </w:r>
-      <w:hyperlink r:id="rId27">
+        <w:t xml:space="preserve"> </w:t>
+      </w:r>
+      <w:hyperlink r:id="rId29">
         <w:r>
           <w:rPr>
             <w:u w:val="single"/>
@@ -4530,10 +4238,9 @@
         </w:r>
       </w:hyperlink>
       <w:r>
-        <w:rPr/>
-        <w:t>. године </w:t>
-      </w:r>
-      <w:hyperlink r:id="rId28">
+        <w:t xml:space="preserve">. године </w:t>
+      </w:r>
+      <w:hyperlink r:id="rId30">
         <w:r>
           <w:rPr>
             <w:u w:val="single"/>
@@ -4545,110 +4252,111 @@
         <w:rPr>
           <w:spacing w:val="-1"/>
         </w:rPr>
-        <w:t> </w:t>
-      </w:r>
-      <w:r>
-        <w:rPr/>
-        <w:t>војска и усташе, у сукобима са партизанима, минирали су Цркву и конаке, чак и зграде манастирске економије. Обурвани су кубе, стубови држачи кубета, звоник, сводови. Од велелепног Храма остале су само непривлачне, чађаве зидине, а конаци су претворени у хрпу грађевинског материјала. Постоји податак да су приликом пустошења манастира окупаторски војници затекли монахињу Јелену, како сама преноси тешке иконе у капелу на монашком гробљу, пронађене испод дебелих слојева порушене опеке и шута. Она је због свог Богом надахнутог подвига мучки убијена, али је успела да од потпуног уништења отргне и спаси велики део храмовног иконостаса. Остаје као потресно сведочанство њене истинске жртве податак да су усташе њено мученичко тело прекриле управо тим иконама. У Кувеждину је тада страдала</w:t>
+        <w:t xml:space="preserve"> </w:t>
+      </w:r>
+      <w:r>
+        <w:t>војска и усташе, у сукобима са партизанима,</w:t>
+      </w:r>
+      <w:r>
+        <w:t xml:space="preserve"> минирали су Цркву и конаке, чак и зграде манастирске економије. Обурвани су кубе, стубови држачи кубета, звоник, сводови. Од велелепног Храма остале су само непривлачне, чађаве зидине, а конаци су претворени у хрпу грађевинског материјала. Постоји податак</w:t>
+      </w:r>
+      <w:r>
+        <w:t xml:space="preserve"> да су приликом пустошења манастира окупаторски војници затекли монахињу Јелену, како сама преноси тешке иконе у капелу на монашком гробљу, пронађене испод дебелих слојева порушене опеке и шута. Она је због свог Богом надахнутог подвига мучки убијена, али </w:t>
+      </w:r>
+      <w:r>
+        <w:t>је успела да од потпуног уништења отргне и спаси велики део храмовног иконостаса. Остаје као потресно сведочанство њене истинске жртве податак да су усташе њено мученичко тело прекриле управо тим иконама. У Кувеждину је тада страдала</w:t>
       </w:r>
       <w:r>
         <w:rPr>
           <w:spacing w:val="-15"/>
         </w:rPr>
-        <w:t> </w:t>
-      </w:r>
-      <w:r>
-        <w:rPr/>
+        <w:t xml:space="preserve"> </w:t>
+      </w:r>
+      <w:r>
         <w:t>и</w:t>
       </w:r>
       <w:r>
         <w:rPr>
           <w:spacing w:val="-12"/>
         </w:rPr>
-        <w:t> </w:t>
-      </w:r>
-      <w:r>
-        <w:rPr/>
+        <w:t xml:space="preserve"> </w:t>
+      </w:r>
+      <w:r>
         <w:t>архива,</w:t>
       </w:r>
       <w:r>
         <w:rPr>
           <w:spacing w:val="-14"/>
         </w:rPr>
-        <w:t> </w:t>
-      </w:r>
-      <w:r>
-        <w:rPr/>
+        <w:t xml:space="preserve"> </w:t>
+      </w:r>
+      <w:r>
         <w:t>већи</w:t>
       </w:r>
       <w:r>
         <w:rPr>
           <w:spacing w:val="-14"/>
         </w:rPr>
-        <w:t> </w:t>
-      </w:r>
-      <w:r>
-        <w:rPr/>
+        <w:t xml:space="preserve"> </w:t>
+      </w:r>
+      <w:r>
         <w:t>део</w:t>
       </w:r>
       <w:r>
         <w:rPr>
           <w:spacing w:val="-14"/>
         </w:rPr>
-        <w:t> </w:t>
-      </w:r>
-      <w:r>
-        <w:rPr/>
-        <w:t>библиотеке,</w:t>
+        <w:t xml:space="preserve"> </w:t>
+      </w:r>
+      <w:r>
+        <w:t>биб</w:t>
+      </w:r>
+      <w:r>
+        <w:t>лиотеке,</w:t>
       </w:r>
       <w:r>
         <w:rPr>
           <w:spacing w:val="-15"/>
         </w:rPr>
-        <w:t> </w:t>
-      </w:r>
-      <w:r>
-        <w:rPr/>
+        <w:t xml:space="preserve"> </w:t>
+      </w:r>
+      <w:r>
         <w:t>део</w:t>
       </w:r>
       <w:r>
         <w:rPr>
           <w:spacing w:val="-12"/>
         </w:rPr>
-        <w:t> </w:t>
-      </w:r>
-      <w:r>
-        <w:rPr/>
+        <w:t xml:space="preserve"> </w:t>
+      </w:r>
+      <w:r>
         <w:t>ризнице</w:t>
       </w:r>
       <w:r>
         <w:rPr>
           <w:spacing w:val="-12"/>
         </w:rPr>
-        <w:t> </w:t>
-      </w:r>
-      <w:r>
-        <w:rPr/>
+        <w:t xml:space="preserve"> </w:t>
+      </w:r>
+      <w:r>
         <w:t>са</w:t>
       </w:r>
       <w:r>
         <w:rPr>
           <w:spacing w:val="-15"/>
         </w:rPr>
-        <w:t> </w:t>
-      </w:r>
-      <w:r>
-        <w:rPr/>
+        <w:t xml:space="preserve"> </w:t>
+      </w:r>
+      <w:r>
         <w:t>црквеним</w:t>
       </w:r>
       <w:r>
         <w:rPr>
           <w:spacing w:val="-13"/>
         </w:rPr>
-        <w:t> </w:t>
-      </w:r>
-      <w:r>
-        <w:rPr/>
+        <w:t xml:space="preserve"> </w:t>
+      </w:r>
+      <w:r>
         <w:t>сасудима.</w:t>
       </w:r>
     </w:p>
@@ -4658,317 +4366,288 @@
         <w:spacing w:before="161"/>
       </w:pPr>
       <w:r>
-        <w:rPr/>
         <w:t>После</w:t>
       </w:r>
       <w:r>
         <w:rPr>
           <w:spacing w:val="-18"/>
         </w:rPr>
-        <w:t> </w:t>
-      </w:r>
-      <w:r>
-        <w:rPr/>
+        <w:t xml:space="preserve"> </w:t>
+      </w:r>
+      <w:r>
         <w:t>Другог</w:t>
       </w:r>
       <w:r>
         <w:rPr>
           <w:spacing w:val="-17"/>
         </w:rPr>
-        <w:t> </w:t>
-      </w:r>
-      <w:r>
-        <w:rPr/>
+        <w:t xml:space="preserve"> </w:t>
+      </w:r>
+      <w:r>
         <w:t>светског</w:t>
       </w:r>
       <w:r>
         <w:rPr>
           <w:spacing w:val="-18"/>
         </w:rPr>
-        <w:t> </w:t>
-      </w:r>
-      <w:r>
-        <w:rPr/>
+        <w:t xml:space="preserve"> </w:t>
+      </w:r>
+      <w:r>
         <w:t>рата</w:t>
       </w:r>
       <w:r>
         <w:rPr>
           <w:spacing w:val="-17"/>
         </w:rPr>
-        <w:t> </w:t>
-      </w:r>
-      <w:r>
-        <w:rPr/>
+        <w:t xml:space="preserve"> </w:t>
+      </w:r>
+      <w:r>
         <w:t>нова,</w:t>
       </w:r>
       <w:r>
         <w:rPr>
           <w:spacing w:val="-18"/>
         </w:rPr>
-        <w:t> </w:t>
-      </w:r>
-      <w:r>
-        <w:rPr/>
+        <w:t xml:space="preserve"> </w:t>
+      </w:r>
+      <w:r>
         <w:t>комунистичка</w:t>
       </w:r>
       <w:r>
         <w:rPr>
           <w:spacing w:val="-17"/>
         </w:rPr>
-        <w:t> </w:t>
-      </w:r>
-      <w:r>
-        <w:rPr/>
+        <w:t xml:space="preserve"> </w:t>
+      </w:r>
+      <w:r>
         <w:t>власт</w:t>
       </w:r>
       <w:r>
         <w:rPr>
           <w:spacing w:val="-18"/>
         </w:rPr>
-        <w:t> </w:t>
-      </w:r>
-      <w:r>
-        <w:rPr/>
+        <w:t xml:space="preserve"> </w:t>
+      </w:r>
+      <w:r>
         <w:t>Кувеждину</w:t>
       </w:r>
       <w:r>
         <w:rPr>
           <w:spacing w:val="-17"/>
         </w:rPr>
-        <w:t> </w:t>
-      </w:r>
-      <w:r>
-        <w:rPr/>
+        <w:t xml:space="preserve"> </w:t>
+      </w:r>
+      <w:r>
         <w:t>је</w:t>
       </w:r>
       <w:r>
         <w:rPr>
           <w:spacing w:val="-18"/>
         </w:rPr>
-        <w:t> </w:t>
-      </w:r>
-      <w:r>
-        <w:rPr/>
+        <w:t xml:space="preserve"> </w:t>
+      </w:r>
+      <w:r>
         <w:t>одузела велико имање и опустео је. Једино је сачувана манастирска капела, где су смештени</w:t>
       </w:r>
       <w:r>
         <w:rPr>
           <w:spacing w:val="-7"/>
         </w:rPr>
-        <w:t> </w:t>
-      </w:r>
-      <w:r>
-        <w:rPr/>
+        <w:t xml:space="preserve"> </w:t>
+      </w:r>
+      <w:r>
         <w:t>сачувани</w:t>
       </w:r>
       <w:r>
         <w:rPr>
           <w:spacing w:val="-6"/>
         </w:rPr>
-        <w:t> </w:t>
-      </w:r>
-      <w:r>
-        <w:rPr/>
+        <w:t xml:space="preserve"> </w:t>
+      </w:r>
+      <w:r>
         <w:t>делови</w:t>
       </w:r>
       <w:r>
         <w:rPr>
           <w:spacing w:val="-7"/>
         </w:rPr>
-        <w:t> </w:t>
-      </w:r>
-      <w:r>
-        <w:rPr/>
+        <w:t xml:space="preserve"> </w:t>
+      </w:r>
+      <w:r>
         <w:t>иконостаса.</w:t>
       </w:r>
       <w:r>
         <w:rPr>
           <w:spacing w:val="-4"/>
         </w:rPr>
-        <w:t> </w:t>
-      </w:r>
-      <w:r>
-        <w:rPr/>
+        <w:t xml:space="preserve"> </w:t>
+      </w:r>
+      <w:r>
         <w:t>Рушевине</w:t>
       </w:r>
       <w:r>
         <w:rPr>
           <w:spacing w:val="-4"/>
         </w:rPr>
-        <w:t> </w:t>
-      </w:r>
-      <w:r>
-        <w:rPr/>
+        <w:t xml:space="preserve"> </w:t>
+      </w:r>
+      <w:r>
         <w:t>манастира</w:t>
       </w:r>
       <w:r>
         <w:rPr>
           <w:spacing w:val="-4"/>
         </w:rPr>
-        <w:t> </w:t>
-      </w:r>
-      <w:r>
-        <w:rPr/>
+        <w:t xml:space="preserve"> </w:t>
+      </w:r>
+      <w:r>
         <w:t>су</w:t>
       </w:r>
       <w:r>
         <w:rPr>
           <w:spacing w:val="-7"/>
         </w:rPr>
-        <w:t> </w:t>
-      </w:r>
-      <w:r>
-        <w:rPr/>
+        <w:t xml:space="preserve"> </w:t>
+      </w:r>
+      <w:r>
         <w:t>деценијама стајале као тужни подсетник о некадашњој слави, зарасле у траву, шибље, коров и дрвеће. Извесно је да је малобројно монаштво које је после 1946. године овде боравило, склонило у Вазнесењску капелу оно најдрагоценије и</w:t>
       </w:r>
       <w:r>
         <w:rPr>
           <w:spacing w:val="-7"/>
         </w:rPr>
-        <w:t> </w:t>
-      </w:r>
-      <w:r>
-        <w:rPr/>
+        <w:t xml:space="preserve"> </w:t>
+      </w:r>
+      <w:r>
         <w:t>једино</w:t>
       </w:r>
       <w:r>
         <w:rPr>
           <w:spacing w:val="-7"/>
         </w:rPr>
-        <w:t> </w:t>
-      </w:r>
-      <w:r>
-        <w:rPr/>
+        <w:t xml:space="preserve"> </w:t>
+      </w:r>
+      <w:r>
         <w:t>што</w:t>
       </w:r>
       <w:r>
         <w:rPr>
           <w:spacing w:val="-7"/>
         </w:rPr>
-        <w:t> </w:t>
-      </w:r>
-      <w:r>
-        <w:rPr/>
+        <w:t xml:space="preserve"> </w:t>
+      </w:r>
+      <w:r>
         <w:t>је</w:t>
       </w:r>
       <w:r>
         <w:rPr>
           <w:spacing w:val="-8"/>
         </w:rPr>
-        <w:t> </w:t>
-      </w:r>
-      <w:r>
-        <w:rPr/>
+        <w:t xml:space="preserve"> </w:t>
+      </w:r>
+      <w:r>
         <w:t>преживело</w:t>
       </w:r>
       <w:r>
         <w:rPr>
           <w:spacing w:val="-5"/>
         </w:rPr>
-        <w:t> </w:t>
-      </w:r>
-      <w:r>
-        <w:rPr/>
+        <w:t xml:space="preserve"> </w:t>
+      </w:r>
+      <w:r>
         <w:t>и</w:t>
       </w:r>
       <w:r>
         <w:rPr>
           <w:spacing w:val="-7"/>
         </w:rPr>
-        <w:t> </w:t>
-      </w:r>
-      <w:r>
-        <w:rPr/>
-        <w:t>сачувано</w:t>
+        <w:t xml:space="preserve"> </w:t>
+      </w:r>
+      <w:r>
+        <w:t>с</w:t>
+      </w:r>
+      <w:r>
+        <w:t>ачувано</w:t>
       </w:r>
       <w:r>
         <w:rPr>
           <w:spacing w:val="-5"/>
         </w:rPr>
-        <w:t> </w:t>
-      </w:r>
-      <w:r>
-        <w:rPr/>
+        <w:t xml:space="preserve"> </w:t>
+      </w:r>
+      <w:r>
         <w:t>-</w:t>
       </w:r>
       <w:r>
         <w:rPr>
           <w:spacing w:val="-10"/>
         </w:rPr>
-        <w:t> </w:t>
-      </w:r>
-      <w:r>
-        <w:rPr/>
+        <w:t xml:space="preserve"> </w:t>
+      </w:r>
+      <w:r>
         <w:t>20</w:t>
       </w:r>
       <w:r>
         <w:rPr>
           <w:spacing w:val="-8"/>
         </w:rPr>
-        <w:t> </w:t>
-      </w:r>
-      <w:r>
-        <w:rPr/>
+        <w:t xml:space="preserve"> </w:t>
+      </w:r>
+      <w:r>
         <w:t>икона</w:t>
       </w:r>
       <w:r>
         <w:rPr>
           <w:spacing w:val="-8"/>
         </w:rPr>
-        <w:t> </w:t>
-      </w:r>
-      <w:r>
-        <w:rPr/>
+        <w:t xml:space="preserve"> </w:t>
+      </w:r>
+      <w:r>
         <w:t>са</w:t>
       </w:r>
       <w:r>
         <w:rPr>
           <w:spacing w:val="-8"/>
         </w:rPr>
-        <w:t> </w:t>
-      </w:r>
-      <w:r>
-        <w:rPr/>
+        <w:t xml:space="preserve"> </w:t>
+      </w:r>
+      <w:r>
         <w:t>иконостаса.</w:t>
       </w:r>
       <w:r>
         <w:rPr>
           <w:spacing w:val="-8"/>
         </w:rPr>
-        <w:t> </w:t>
-      </w:r>
-      <w:r>
-        <w:rPr/>
+        <w:t xml:space="preserve"> </w:t>
+      </w:r>
+      <w:r>
         <w:t>И</w:t>
       </w:r>
       <w:r>
         <w:rPr>
           <w:spacing w:val="-9"/>
         </w:rPr>
-        <w:t> </w:t>
-      </w:r>
-      <w:r>
-        <w:rPr/>
+        <w:t xml:space="preserve"> </w:t>
+      </w:r>
+      <w:r>
         <w:t>тако</w:t>
       </w:r>
       <w:r>
         <w:rPr>
           <w:spacing w:val="-7"/>
         </w:rPr>
-        <w:t> </w:t>
-      </w:r>
-      <w:r>
-        <w:rPr/>
+        <w:t xml:space="preserve"> </w:t>
+      </w:r>
+      <w:r>
         <w:t>је</w:t>
       </w:r>
       <w:r>
         <w:rPr>
           <w:spacing w:val="-8"/>
         </w:rPr>
-        <w:t> </w:t>
-      </w:r>
-      <w:r>
-        <w:rPr/>
+        <w:t xml:space="preserve"> </w:t>
+      </w:r>
+      <w:r>
         <w:t>то било деценијама.</w:t>
       </w:r>
     </w:p>
@@ -4979,97 +4658,87 @@
         <w:ind w:right="19"/>
       </w:pPr>
       <w:r>
-        <w:rPr/>
         <w:t>Први податак на који наилазимо из овог периода је да је Храм делимично обновљен</w:t>
       </w:r>
       <w:r>
         <w:rPr>
           <w:spacing w:val="-15"/>
         </w:rPr>
-        <w:t> </w:t>
-      </w:r>
-      <w:r>
-        <w:rPr/>
+        <w:t xml:space="preserve"> </w:t>
+      </w:r>
+      <w:r>
         <w:t>1973-75.</w:t>
       </w:r>
       <w:r>
         <w:rPr>
           <w:spacing w:val="-14"/>
         </w:rPr>
-        <w:t> </w:t>
-      </w:r>
-      <w:r>
-        <w:rPr/>
+        <w:t xml:space="preserve"> </w:t>
+      </w:r>
+      <w:r>
         <w:t>године,</w:t>
       </w:r>
       <w:r>
         <w:rPr>
           <w:spacing w:val="-13"/>
         </w:rPr>
-        <w:t> </w:t>
-      </w:r>
-      <w:r>
-        <w:rPr/>
+        <w:t xml:space="preserve"> </w:t>
+      </w:r>
+      <w:r>
         <w:t>премда</w:t>
       </w:r>
       <w:r>
         <w:rPr>
           <w:spacing w:val="-16"/>
         </w:rPr>
-        <w:t> </w:t>
-      </w:r>
-      <w:r>
-        <w:rPr/>
+        <w:t xml:space="preserve"> </w:t>
+      </w:r>
+      <w:r>
         <w:t>нису</w:t>
       </w:r>
       <w:r>
         <w:rPr>
           <w:spacing w:val="-15"/>
         </w:rPr>
-        <w:t> </w:t>
-      </w:r>
-      <w:r>
-        <w:rPr/>
+        <w:t xml:space="preserve"> </w:t>
+      </w:r>
+      <w:r>
         <w:t>забележени</w:t>
       </w:r>
       <w:r>
         <w:rPr>
           <w:spacing w:val="-11"/>
         </w:rPr>
-        <w:t> </w:t>
-      </w:r>
-      <w:r>
-        <w:rPr/>
+        <w:t xml:space="preserve"> </w:t>
+      </w:r>
+      <w:r>
         <w:t>детаљи</w:t>
       </w:r>
       <w:r>
         <w:rPr>
           <w:spacing w:val="-15"/>
         </w:rPr>
-        <w:t> </w:t>
-      </w:r>
-      <w:r>
-        <w:rPr/>
+        <w:t xml:space="preserve"> </w:t>
+      </w:r>
+      <w:r>
         <w:t>о</w:t>
       </w:r>
       <w:r>
         <w:rPr>
           <w:spacing w:val="-13"/>
         </w:rPr>
-        <w:t> </w:t>
-      </w:r>
-      <w:r>
-        <w:rPr/>
+        <w:t xml:space="preserve"> </w:t>
+      </w:r>
+      <w:r>
         <w:t>каквој</w:t>
       </w:r>
       <w:r>
         <w:rPr>
           <w:spacing w:val="-17"/>
         </w:rPr>
-        <w:t> </w:t>
-      </w:r>
-      <w:r>
-        <w:rPr/>
+        <w:t xml:space="preserve"> </w:t>
+      </w:r>
+      <w:r>
         <w:t>обнови се радило.</w:t>
       </w:r>
     </w:p>
@@ -5079,108 +4748,103 @@
         <w:spacing w:before="161"/>
       </w:pPr>
       <w:r>
-        <w:rPr/>
-        <w:t>Године 1986. у епископски трон епархије сремске бива уведен господин Василије Вадић, који целом својом душом почиње обнову посебно Свете Српске Фрушке горе. Три године касније, 11.5.1989. године, Комисија Покрајинског завода за заштиту споменика културе посећује Кувеждин и после</w:t>
+        <w:t>Године 1986. у епископски трон епархије сремске бива уведен господин Василије Вадић, који целом својом душом почиње обнову посебно Свете Српске Фрушке горе. Три године касније, 11.5.1989. године, Комисија Покрајинског завода за заштиту споменика културе по</w:t>
+      </w:r>
+      <w:r>
+        <w:t>сећује Кувеждин и после</w:t>
       </w:r>
       <w:r>
         <w:rPr>
           <w:spacing w:val="-5"/>
         </w:rPr>
-        <w:t> </w:t>
-      </w:r>
-      <w:r>
-        <w:rPr/>
+        <w:t xml:space="preserve"> </w:t>
+      </w:r>
+      <w:r>
         <w:t>неколико</w:t>
       </w:r>
       <w:r>
         <w:rPr>
           <w:spacing w:val="-1"/>
         </w:rPr>
-        <w:t> </w:t>
-      </w:r>
-      <w:r>
-        <w:rPr/>
+        <w:t xml:space="preserve"> </w:t>
+      </w:r>
+      <w:r>
         <w:t>дана</w:t>
       </w:r>
       <w:r>
         <w:rPr>
           <w:spacing w:val="-2"/>
         </w:rPr>
-        <w:t> </w:t>
-      </w:r>
-      <w:r>
-        <w:rPr/>
+        <w:t xml:space="preserve"> </w:t>
+      </w:r>
+      <w:r>
         <w:t>подноси</w:t>
       </w:r>
       <w:r>
         <w:rPr>
           <w:spacing w:val="-2"/>
         </w:rPr>
-        <w:t> </w:t>
-      </w:r>
-      <w:r>
-        <w:rPr/>
+        <w:t xml:space="preserve"> </w:t>
+      </w:r>
+      <w:r>
         <w:t>извештај</w:t>
       </w:r>
       <w:r>
         <w:rPr>
           <w:spacing w:val="-6"/>
         </w:rPr>
-        <w:t> </w:t>
-      </w:r>
-      <w:r>
-        <w:rPr/>
+        <w:t xml:space="preserve"> </w:t>
+      </w:r>
+      <w:r>
         <w:t>о</w:t>
       </w:r>
       <w:r>
         <w:rPr>
           <w:spacing w:val="-1"/>
         </w:rPr>
-        <w:t> </w:t>
-      </w:r>
-      <w:r>
-        <w:rPr/>
+        <w:t xml:space="preserve"> </w:t>
+      </w:r>
+      <w:r>
         <w:t>стању</w:t>
       </w:r>
       <w:r>
         <w:rPr>
           <w:spacing w:val="-6"/>
         </w:rPr>
-        <w:t> </w:t>
-      </w:r>
-      <w:r>
-        <w:rPr/>
+        <w:t xml:space="preserve"> </w:t>
+      </w:r>
+      <w:r>
         <w:t>икона</w:t>
       </w:r>
       <w:r>
         <w:rPr>
           <w:spacing w:val="-2"/>
         </w:rPr>
-        <w:t> </w:t>
-      </w:r>
-      <w:r>
-        <w:rPr/>
+        <w:t xml:space="preserve"> </w:t>
+      </w:r>
+      <w:r>
         <w:t>са</w:t>
       </w:r>
       <w:r>
         <w:rPr>
           <w:spacing w:val="-2"/>
         </w:rPr>
-        <w:t> </w:t>
-      </w:r>
-      <w:r>
-        <w:rPr/>
+        <w:t xml:space="preserve"> </w:t>
+      </w:r>
+      <w:r>
         <w:t>иконостаса које</w:t>
       </w:r>
       <w:r>
         <w:rPr>
           <w:spacing w:val="-2"/>
         </w:rPr>
-        <w:t> </w:t>
-      </w:r>
-      <w:r>
-        <w:rPr/>
-        <w:t>се и даље налазе у Вазнесењској капели: да су у лошем стању (активна и деструктивна црвоточност), као и да је извршена дезинсекција ентеријера целе капеле са иконама. После тога епископ Сремски господин Василије даје налог да се иконе, ради бољег чувања, пренесу у манастир Хопово.</w:t>
+        <w:t xml:space="preserve"> </w:t>
+      </w:r>
+      <w:r>
+        <w:t>се и даље налазе у Вазнесењској капели: да су у лошем стању (активна и деструктивна црвоточност), као и да је извршена дезинсекција ентеријера целе капеле са иконама. После тога епископ Сремски господин Василије даје налог да се иконе, ради бољег чувања, п</w:t>
+      </w:r>
+      <w:r>
+        <w:t>ренесу у манастир Хопово.</w:t>
       </w:r>
     </w:p>
     <w:p>
@@ -5189,17 +4853,16 @@
         <w:ind w:right="25"/>
       </w:pPr>
       <w:r>
-        <w:rPr/>
         <w:t>Затим је манастир Кувеждин 1990. године за време игумана Антонија Ђермановића, стављен под заштиту као споменик културе.</w:t>
       </w:r>
     </w:p>
     <w:p>
       <w:pPr>
         <w:pStyle w:val="BodyText"/>
-        <w:spacing w:after="0"/>
         <w:sectPr>
           <w:pgSz w:w="11910" w:h="16840"/>
-          <w:pgMar w:top="1700" w:bottom="280" w:left="1417" w:right="1417"/>
+          <w:pgMar w:top="1700" w:right="1417" w:bottom="280" w:left="1417" w:header="720" w:footer="720" w:gutter="0"/>
+          <w:cols w:space="720"/>
         </w:sectPr>
       </w:pPr>
     </w:p>
@@ -5210,26 +4873,28 @@
         <w:ind w:right="15"/>
       </w:pPr>
       <w:r>
-        <w:rPr/>
-        <w:t>Економско двориште манастира гради се 1993. године, а 1994. године обнавља се Вазнесењска капела. Обнова манастирске целине у већој мери почиње</w:t>
+        <w:lastRenderedPageBreak/>
+        <w:t>Економско двориште манастира гради се 1993. године, а 1994. године обнавља се Вазнесењска капела. О</w:t>
+      </w:r>
+      <w:r>
+        <w:t>бнова манастирске целине у већој мери почиње</w:t>
       </w:r>
       <w:r>
         <w:rPr>
           <w:spacing w:val="80"/>
         </w:rPr>
-        <w:t> </w:t>
-      </w:r>
-      <w:r>
-        <w:rPr/>
+        <w:t xml:space="preserve"> </w:t>
+      </w:r>
+      <w:r>
         <w:t>од</w:t>
       </w:r>
       <w:r>
         <w:rPr>
           <w:spacing w:val="-3"/>
         </w:rPr>
-        <w:t> </w:t>
-      </w:r>
-      <w:hyperlink r:id="rId29">
+        <w:t xml:space="preserve"> </w:t>
+      </w:r>
+      <w:hyperlink r:id="rId31">
         <w:r>
           <w:rPr>
             <w:u w:val="single"/>
@@ -5238,66 +4903,60 @@
         </w:r>
       </w:hyperlink>
       <w:r>
-        <w:rPr/>
         <w:t>.</w:t>
       </w:r>
       <w:r>
         <w:rPr>
           <w:spacing w:val="80"/>
         </w:rPr>
-        <w:t> </w:t>
-      </w:r>
-      <w:r>
-        <w:rPr/>
+        <w:t xml:space="preserve"> </w:t>
+      </w:r>
+      <w:r>
         <w:t>године.</w:t>
       </w:r>
       <w:r>
         <w:rPr>
           <w:spacing w:val="80"/>
         </w:rPr>
-        <w:t> </w:t>
-      </w:r>
-      <w:r>
-        <w:rPr/>
+        <w:t xml:space="preserve"> </w:t>
+      </w:r>
+      <w:r>
         <w:t>Главни</w:t>
       </w:r>
       <w:r>
         <w:rPr>
           <w:spacing w:val="80"/>
         </w:rPr>
-        <w:t> </w:t>
-      </w:r>
-      <w:r>
-        <w:rPr/>
+        <w:t xml:space="preserve"> </w:t>
+      </w:r>
+      <w:r>
         <w:t>покровитељ</w:t>
       </w:r>
       <w:r>
         <w:rPr>
           <w:spacing w:val="80"/>
         </w:rPr>
-        <w:t> </w:t>
-      </w:r>
-      <w:r>
-        <w:rPr/>
+        <w:t xml:space="preserve"> </w:t>
+      </w:r>
+      <w:r>
         <w:t>обнове</w:t>
       </w:r>
       <w:r>
         <w:rPr>
           <w:spacing w:val="80"/>
         </w:rPr>
-        <w:t> </w:t>
-      </w:r>
-      <w:r>
-        <w:rPr/>
+        <w:t xml:space="preserve"> </w:t>
+      </w:r>
+      <w:r>
         <w:t>је</w:t>
       </w:r>
       <w:r>
         <w:rPr>
           <w:spacing w:val="-2"/>
         </w:rPr>
-        <w:t> </w:t>
-      </w:r>
-      <w:hyperlink r:id="rId30">
+        <w:t xml:space="preserve"> </w:t>
+      </w:r>
+      <w:hyperlink r:id="rId32">
         <w:r>
           <w:rPr>
             <w:u w:val="single"/>
@@ -5306,10 +4965,9 @@
         </w:r>
       </w:hyperlink>
       <w:r>
-        <w:rPr/>
-        <w:t> </w:t>
-      </w:r>
-      <w:hyperlink r:id="rId30">
+        <w:t xml:space="preserve"> </w:t>
+      </w:r>
+      <w:hyperlink r:id="rId33">
         <w:r>
           <w:rPr>
             <w:u w:val="single"/>
@@ -5321,9 +4979,9 @@
         <w:rPr>
           <w:spacing w:val="-2"/>
         </w:rPr>
-        <w:t> </w:t>
-      </w:r>
-      <w:hyperlink r:id="rId31">
+        <w:t xml:space="preserve"> </w:t>
+      </w:r>
+      <w:hyperlink r:id="rId34">
         <w:r>
           <w:rPr>
             <w:u w:val="single"/>
@@ -5332,10 +4990,9 @@
         </w:r>
       </w:hyperlink>
       <w:r>
-        <w:rPr/>
-        <w:t>, уз помоћ </w:t>
-      </w:r>
-      <w:hyperlink r:id="rId32">
+        <w:t xml:space="preserve">, уз помоћ </w:t>
+      </w:r>
+      <w:hyperlink r:id="rId35">
         <w:r>
           <w:rPr>
             <w:u w:val="single"/>
@@ -5344,16 +5001,15 @@
         </w:r>
       </w:hyperlink>
       <w:r>
-        <w:rPr/>
         <w:t>. Почиње обнова крова и куполе изнад олтарског дела главног храма, као и десне стране јужног конака. Такође, асфалтира се и прилаз</w:t>
       </w:r>
       <w:r>
         <w:rPr>
           <w:spacing w:val="-1"/>
         </w:rPr>
-        <w:t> </w:t>
-      </w:r>
-      <w:hyperlink r:id="rId33">
+        <w:t xml:space="preserve"> </w:t>
+      </w:r>
+      <w:hyperlink r:id="rId36">
         <w:r>
           <w:rPr>
             <w:u w:val="single"/>
@@ -5365,10 +5021,9 @@
         <w:rPr>
           <w:spacing w:val="-4"/>
         </w:rPr>
-        <w:t> </w:t>
-      </w:r>
-      <w:r>
-        <w:rPr/>
+        <w:t xml:space="preserve"> </w:t>
+      </w:r>
+      <w:r>
         <w:t>са локалног пута. Приликом радова током 2004. године обнавља се звоник, поставља се купола изнад звоника и почиње обнова крова на светосавском храму.</w:t>
       </w:r>
     </w:p>
@@ -5378,257 +5033,234 @@
         <w:ind w:right="17"/>
       </w:pPr>
       <w:r>
-        <w:rPr/>
         <w:t>Доласком</w:t>
       </w:r>
       <w:r>
         <w:rPr>
           <w:spacing w:val="-1"/>
         </w:rPr>
-        <w:t> </w:t>
-      </w:r>
-      <w:r>
-        <w:rPr/>
-        <w:t>јеромонаха Варнаве Лукића</w:t>
+        <w:t xml:space="preserve"> </w:t>
+      </w:r>
+      <w:r>
+        <w:t>јеромонаха Варнаве Лу</w:t>
+      </w:r>
+      <w:r>
+        <w:t>кића</w:t>
       </w:r>
       <w:r>
         <w:rPr>
           <w:spacing w:val="-3"/>
         </w:rPr>
-        <w:t> </w:t>
-      </w:r>
-      <w:r>
-        <w:rPr/>
+        <w:t xml:space="preserve"> </w:t>
+      </w:r>
+      <w:r>
         <w:t>у</w:t>
       </w:r>
       <w:r>
         <w:rPr>
           <w:spacing w:val="-2"/>
         </w:rPr>
-        <w:t> </w:t>
-      </w:r>
-      <w:r>
-        <w:rPr/>
+        <w:t xml:space="preserve"> </w:t>
+      </w:r>
+      <w:r>
         <w:t>манастир Кувеждин,</w:t>
       </w:r>
       <w:r>
         <w:rPr>
           <w:spacing w:val="-1"/>
         </w:rPr>
-        <w:t> </w:t>
-      </w:r>
-      <w:r>
-        <w:rPr/>
+        <w:t xml:space="preserve"> </w:t>
+      </w:r>
+      <w:r>
         <w:t>2005. године, са благословом Епископа Сремског Господина Василија, започиње период интензивне</w:t>
       </w:r>
       <w:r>
         <w:rPr>
           <w:spacing w:val="-18"/>
         </w:rPr>
-        <w:t> </w:t>
-      </w:r>
-      <w:r>
-        <w:rPr/>
+        <w:t xml:space="preserve"> </w:t>
+      </w:r>
+      <w:r>
         <w:t>обнове</w:t>
       </w:r>
       <w:r>
         <w:rPr>
           <w:spacing w:val="-17"/>
         </w:rPr>
-        <w:t> </w:t>
-      </w:r>
-      <w:r>
-        <w:rPr/>
+        <w:t xml:space="preserve"> </w:t>
+      </w:r>
+      <w:r>
         <w:t>ове</w:t>
       </w:r>
       <w:r>
         <w:rPr>
           <w:spacing w:val="-18"/>
         </w:rPr>
-        <w:t> </w:t>
-      </w:r>
-      <w:r>
-        <w:rPr/>
+        <w:t xml:space="preserve"> </w:t>
+      </w:r>
+      <w:r>
         <w:t>Свете</w:t>
       </w:r>
       <w:r>
         <w:rPr>
           <w:spacing w:val="-17"/>
         </w:rPr>
-        <w:t> </w:t>
-      </w:r>
-      <w:r>
-        <w:rPr/>
+        <w:t xml:space="preserve"> </w:t>
+      </w:r>
+      <w:r>
         <w:t>обитељи.</w:t>
       </w:r>
       <w:r>
         <w:rPr>
           <w:spacing w:val="-15"/>
         </w:rPr>
-        <w:t> </w:t>
-      </w:r>
-      <w:r>
-        <w:rPr/>
+        <w:t xml:space="preserve"> </w:t>
+      </w:r>
+      <w:r>
         <w:t>Свакодневна</w:t>
       </w:r>
       <w:r>
         <w:rPr>
           <w:spacing w:val="-17"/>
         </w:rPr>
-        <w:t> </w:t>
-      </w:r>
-      <w:r>
-        <w:rPr/>
+        <w:t xml:space="preserve"> </w:t>
+      </w:r>
+      <w:r>
         <w:t>Света</w:t>
       </w:r>
       <w:r>
         <w:rPr>
           <w:spacing w:val="-16"/>
         </w:rPr>
-        <w:t> </w:t>
-      </w:r>
-      <w:r>
-        <w:rPr/>
+        <w:t xml:space="preserve"> </w:t>
+      </w:r>
+      <w:r>
         <w:t>Литургија</w:t>
       </w:r>
       <w:r>
         <w:rPr>
           <w:spacing w:val="-16"/>
         </w:rPr>
-        <w:t> </w:t>
-      </w:r>
-      <w:r>
-        <w:rPr/>
+        <w:t xml:space="preserve"> </w:t>
+      </w:r>
+      <w:r>
         <w:t>служи се те године у Вазнесењској капели,</w:t>
       </w:r>
       <w:r>
         <w:rPr>
           <w:spacing w:val="40"/>
         </w:rPr>
-        <w:t> </w:t>
-      </w:r>
-      <w:r>
-        <w:rPr/>
+        <w:t xml:space="preserve"> </w:t>
+      </w:r>
+      <w:r>
         <w:t>а затим, у</w:t>
       </w:r>
       <w:r>
         <w:rPr>
           <w:spacing w:val="-1"/>
         </w:rPr>
-        <w:t> </w:t>
-      </w:r>
-      <w:r>
-        <w:rPr/>
+        <w:t xml:space="preserve"> </w:t>
+      </w:r>
+      <w:r>
         <w:t>наредних неколико година, у</w:t>
       </w:r>
       <w:r>
         <w:rPr>
           <w:spacing w:val="-18"/>
         </w:rPr>
-        <w:t> </w:t>
-      </w:r>
-      <w:r>
-        <w:rPr/>
+        <w:t xml:space="preserve"> </w:t>
+      </w:r>
+      <w:r>
         <w:t>подруму</w:t>
       </w:r>
       <w:r>
         <w:rPr>
           <w:spacing w:val="-17"/>
         </w:rPr>
-        <w:t> </w:t>
-      </w:r>
-      <w:r>
-        <w:rPr/>
+        <w:t xml:space="preserve"> </w:t>
+      </w:r>
+      <w:r>
         <w:t>јужног</w:t>
       </w:r>
       <w:r>
         <w:rPr>
           <w:spacing w:val="-18"/>
         </w:rPr>
-        <w:t> </w:t>
-      </w:r>
-      <w:r>
-        <w:rPr/>
+        <w:t xml:space="preserve"> </w:t>
+      </w:r>
+      <w:r>
         <w:t>крила</w:t>
       </w:r>
       <w:r>
         <w:rPr>
           <w:spacing w:val="-17"/>
         </w:rPr>
-        <w:t> </w:t>
-      </w:r>
-      <w:r>
-        <w:rPr/>
+        <w:t xml:space="preserve"> </w:t>
+      </w:r>
+      <w:r>
         <w:t>конака.</w:t>
       </w:r>
       <w:r>
         <w:rPr>
           <w:spacing w:val="-17"/>
         </w:rPr>
-        <w:t> </w:t>
-      </w:r>
-      <w:r>
-        <w:rPr/>
+        <w:t xml:space="preserve"> </w:t>
+      </w:r>
+      <w:r>
         <w:t>Обнова</w:t>
       </w:r>
       <w:r>
         <w:rPr>
           <w:spacing w:val="-17"/>
         </w:rPr>
-        <w:t> </w:t>
-      </w:r>
-      <w:r>
-        <w:rPr/>
+        <w:t xml:space="preserve"> </w:t>
+      </w:r>
+      <w:r>
         <w:t>јужног</w:t>
       </w:r>
       <w:r>
         <w:rPr>
           <w:spacing w:val="-17"/>
         </w:rPr>
-        <w:t> </w:t>
-      </w:r>
-      <w:r>
-        <w:rPr/>
+        <w:t xml:space="preserve"> </w:t>
+      </w:r>
+      <w:r>
         <w:t>конака</w:t>
       </w:r>
       <w:r>
         <w:rPr>
           <w:spacing w:val="-16"/>
         </w:rPr>
-        <w:t> </w:t>
-      </w:r>
-      <w:r>
-        <w:rPr/>
+        <w:t xml:space="preserve"> </w:t>
+      </w:r>
+      <w:r>
         <w:t>са</w:t>
       </w:r>
       <w:r>
         <w:rPr>
           <w:spacing w:val="-17"/>
         </w:rPr>
-        <w:t> </w:t>
-      </w:r>
-      <w:r>
-        <w:rPr/>
+        <w:t xml:space="preserve"> </w:t>
+      </w:r>
+      <w:r>
         <w:t>леве</w:t>
       </w:r>
       <w:r>
         <w:rPr>
           <w:spacing w:val="-17"/>
         </w:rPr>
-        <w:t> </w:t>
-      </w:r>
-      <w:r>
-        <w:rPr/>
+        <w:t xml:space="preserve"> </w:t>
+      </w:r>
+      <w:r>
         <w:t>стране</w:t>
       </w:r>
       <w:r>
         <w:rPr>
           <w:spacing w:val="-17"/>
         </w:rPr>
-        <w:t> </w:t>
-      </w:r>
-      <w:r>
-        <w:rPr/>
+        <w:t xml:space="preserve"> </w:t>
+      </w:r>
+      <w:r>
         <w:t>главне капије почиње 2007. године.</w:t>
       </w:r>
     </w:p>
@@ -5638,8 +5270,13 @@
         <w:spacing w:before="161"/>
       </w:pPr>
       <w:r>
-        <w:rPr/>
-        <w:t>Године 2008. пажњу верујућег православног народа у овој Светој обитељи скреће чудо крвоточења Казанске иконе Пресвете Богородице. Траг те крваве сузе видљив је и данас. Икону су верници донели да се освешта у манастиру и да по обичају стоји 40 дана у Олтару. Међутим, по казивању оца игумана Варнаве, док је служена Света Литургију из ока Пресвете Богомајке кренула је крвава суза. Након овог чуда многи долазе да се поклоне овој светој икони. Страдалничка историја овог Светог манастира потврђена је управо посетом Пресвете Богомајке, која је Својим чудом и својом крвоточивом сузом благословила кувеждинску обитељ и обнову </w:t>
+        <w:t>Године 2008. пажњу верујућег православног народа у овој Светој обитељи скреће чудо крвоточења Казанске иконе Пресвете Богородице. Траг те крваве сузе видљив</w:t>
+      </w:r>
+      <w:r>
+        <w:t xml:space="preserve"> је и данас. Икону су верници донели да се освешта у манастиру и да по обичају стоји 40 дана у Олтару. Међутим, по казивању оца игумана Варнаве, док је служена Света Литургију из ока Пресвете Богомајке кренула је крвава суза. Након овог чуда многи долазе д</w:t>
+      </w:r>
+      <w:r>
+        <w:t xml:space="preserve">а се поклоне овој светој икони. Страдалничка историја овог Светог манастира потврђена је управо посетом Пресвете Богомајке, која је Својим чудом и својом крвоточивом сузом благословила кувеждинску обитељ и обнову </w:t>
       </w:r>
       <w:r>
         <w:rPr>
@@ -5653,108 +5290,103 @@
         <w:pStyle w:val="BodyText"/>
       </w:pPr>
       <w:r>
-        <w:rPr/>
-        <w:t>У току ове, као и наредне 2009. године обнавља се детаљно унутрашњост Светосавског</w:t>
+        <w:t xml:space="preserve">У току ове, као и наредне 2009. </w:t>
+      </w:r>
+      <w:r>
+        <w:t>године обнавља се детаљно унутрашњост Светосавског</w:t>
       </w:r>
       <w:r>
         <w:rPr>
           <w:spacing w:val="-10"/>
         </w:rPr>
-        <w:t> </w:t>
-      </w:r>
-      <w:r>
-        <w:rPr/>
+        <w:t xml:space="preserve"> </w:t>
+      </w:r>
+      <w:r>
         <w:t>Храма,</w:t>
       </w:r>
       <w:r>
         <w:rPr>
           <w:spacing w:val="-12"/>
         </w:rPr>
-        <w:t> </w:t>
-      </w:r>
-      <w:r>
-        <w:rPr/>
+        <w:t xml:space="preserve"> </w:t>
+      </w:r>
+      <w:r>
         <w:t>а</w:t>
       </w:r>
       <w:r>
         <w:rPr>
           <w:spacing w:val="-11"/>
         </w:rPr>
-        <w:t> </w:t>
-      </w:r>
-      <w:r>
-        <w:rPr/>
+        <w:t xml:space="preserve"> </w:t>
+      </w:r>
+      <w:r>
         <w:t>2010.</w:t>
       </w:r>
       <w:r>
         <w:rPr>
           <w:spacing w:val="-12"/>
         </w:rPr>
-        <w:t> </w:t>
-      </w:r>
-      <w:r>
-        <w:rPr/>
+        <w:t xml:space="preserve"> </w:t>
+      </w:r>
+      <w:r>
         <w:t>године</w:t>
       </w:r>
       <w:r>
         <w:rPr>
           <w:spacing w:val="-13"/>
         </w:rPr>
-        <w:t> </w:t>
-      </w:r>
-      <w:r>
-        <w:rPr/>
+        <w:t xml:space="preserve"> </w:t>
+      </w:r>
+      <w:r>
         <w:t>фрескопише</w:t>
       </w:r>
       <w:r>
         <w:rPr>
           <w:spacing w:val="-11"/>
         </w:rPr>
-        <w:t> </w:t>
-      </w:r>
-      <w:r>
-        <w:rPr/>
+        <w:t xml:space="preserve"> </w:t>
+      </w:r>
+      <w:r>
         <w:t>се</w:t>
       </w:r>
       <w:r>
         <w:rPr>
           <w:spacing w:val="-13"/>
         </w:rPr>
-        <w:t> </w:t>
-      </w:r>
-      <w:r>
-        <w:rPr/>
+        <w:t xml:space="preserve"> </w:t>
+      </w:r>
+      <w:r>
         <w:t>и</w:t>
       </w:r>
       <w:r>
         <w:rPr>
           <w:spacing w:val="-11"/>
         </w:rPr>
-        <w:t> </w:t>
-      </w:r>
-      <w:r>
-        <w:rPr/>
+        <w:t xml:space="preserve"> </w:t>
+      </w:r>
+      <w:r>
         <w:t>уређује</w:t>
       </w:r>
       <w:r>
         <w:rPr>
           <w:spacing w:val="-11"/>
         </w:rPr>
-        <w:t> </w:t>
-      </w:r>
-      <w:r>
-        <w:rPr/>
+        <w:t xml:space="preserve"> </w:t>
+      </w:r>
+      <w:r>
         <w:t>будућа</w:t>
       </w:r>
       <w:r>
         <w:rPr>
           <w:spacing w:val="-11"/>
         </w:rPr>
-        <w:t> </w:t>
-      </w:r>
-      <w:r>
-        <w:rPr/>
-        <w:t>капела Светог Јована Златоустог. Манастирска порта уређује се 2011., а следеће 2012. године изграђена је манастирска продавница. Чишћење рушевина на месту источног крила конака почиње 2017. године и обнова траје следеће четири године. Упоредо са тим радовима 2019. године почиње и обнова северног крила конака, која ће бити окончана 2022. године.</w:t>
+        <w:t xml:space="preserve"> </w:t>
+      </w:r>
+      <w:r>
+        <w:t>капела Светог Јована Златоустог. Манастирска порта уређује се 2011., а следеће 2012. године изграђена је манастирска продавница. Чишћење рушевина на мес</w:t>
+      </w:r>
+      <w:r>
+        <w:t>ту источног крила конака почиње 2017. године и обнова траје следеће четири године. Упоредо са тим радовима 2019. године почиње и обнова северног крила конака, која ће бити окончана 2022. године.</w:t>
       </w:r>
     </w:p>
     <w:p>
@@ -5764,108 +5396,100 @@
         <w:ind w:right="19"/>
       </w:pPr>
       <w:r>
-        <w:rPr/>
-        <w:t>Почетком друге деценије XXI века, уређује се унутрашњост манастирских конака,</w:t>
+        <w:t>Почетком друге деценије XXI века, уређује се унутрашњост мана</w:t>
+      </w:r>
+      <w:r>
+        <w:t>стирских конака,</w:t>
       </w:r>
       <w:r>
         <w:rPr>
           <w:spacing w:val="-15"/>
         </w:rPr>
-        <w:t> </w:t>
-      </w:r>
-      <w:r>
-        <w:rPr/>
+        <w:t xml:space="preserve"> </w:t>
+      </w:r>
+      <w:r>
         <w:t>изводе</w:t>
       </w:r>
       <w:r>
         <w:rPr>
           <w:spacing w:val="-14"/>
         </w:rPr>
-        <w:t> </w:t>
-      </w:r>
-      <w:r>
-        <w:rPr/>
+        <w:t xml:space="preserve"> </w:t>
+      </w:r>
+      <w:r>
         <w:t>се</w:t>
       </w:r>
       <w:r>
         <w:rPr>
           <w:spacing w:val="-15"/>
         </w:rPr>
-        <w:t> </w:t>
-      </w:r>
-      <w:r>
-        <w:rPr/>
+        <w:t xml:space="preserve"> </w:t>
+      </w:r>
+      <w:r>
         <w:t>радови</w:t>
       </w:r>
       <w:r>
         <w:rPr>
           <w:spacing w:val="-14"/>
         </w:rPr>
-        <w:t> </w:t>
-      </w:r>
-      <w:r>
-        <w:rPr/>
+        <w:t xml:space="preserve"> </w:t>
+      </w:r>
+      <w:r>
         <w:t>на</w:t>
       </w:r>
       <w:r>
         <w:rPr>
           <w:spacing w:val="-12"/>
         </w:rPr>
-        <w:t> </w:t>
-      </w:r>
-      <w:r>
-        <w:rPr/>
+        <w:t xml:space="preserve"> </w:t>
+      </w:r>
+      <w:r>
         <w:t>уређењу</w:t>
       </w:r>
       <w:r>
         <w:rPr>
           <w:spacing w:val="-16"/>
         </w:rPr>
-        <w:t> </w:t>
-      </w:r>
-      <w:r>
-        <w:rPr/>
+        <w:t xml:space="preserve"> </w:t>
+      </w:r>
+      <w:r>
         <w:t>порте</w:t>
       </w:r>
       <w:r>
         <w:rPr>
           <w:spacing w:val="-13"/>
         </w:rPr>
-        <w:t> </w:t>
-      </w:r>
-      <w:r>
-        <w:rPr/>
+        <w:t xml:space="preserve"> </w:t>
+      </w:r>
+      <w:r>
         <w:t>и</w:t>
       </w:r>
       <w:r>
         <w:rPr>
           <w:spacing w:val="-14"/>
         </w:rPr>
-        <w:t> </w:t>
-      </w:r>
-      <w:r>
-        <w:rPr/>
+        <w:t xml:space="preserve"> </w:t>
+      </w:r>
+      <w:r>
         <w:t>изградњи</w:t>
       </w:r>
       <w:r>
         <w:rPr>
           <w:spacing w:val="-12"/>
         </w:rPr>
-        <w:t> </w:t>
-      </w:r>
-      <w:r>
-        <w:rPr/>
+        <w:t xml:space="preserve"> </w:t>
+      </w:r>
+      <w:r>
         <w:t>пространог</w:t>
       </w:r>
       <w:r>
         <w:rPr>
           <w:spacing w:val="-15"/>
         </w:rPr>
-        <w:t> </w:t>
-      </w:r>
-      <w:r>
-        <w:rPr/>
-        <w:t>паркинга око манастира, а у јесен 2025. године позлаћен је Крст на куполи изнад </w:t>
+        <w:t xml:space="preserve"> </w:t>
+      </w:r>
+      <w:r>
+        <w:t xml:space="preserve">паркинга око манастира, а у јесен 2025. године позлаћен је Крст на куполи изнад </w:t>
       </w:r>
       <w:r>
         <w:rPr>
@@ -5881,124 +5505,115 @@
         <w:ind w:right="21"/>
       </w:pPr>
       <w:r>
-        <w:rPr/>
-        <w:t>На тај начин, после 70. година тешке разрушености започете у Другом светском рату и затим настављене богоборством послератних безбожних власти које су подстицале народ да узима циглу из разрушене светиње и користи је за своје потребе, манастир Кувеждин је обновљен. Истина, западно</w:t>
+        <w:t>На тај начин, после 70. година тешке разрушености започете у Другом светском рату и затим наста</w:t>
+      </w:r>
+      <w:r>
+        <w:t>вљене богоборством послератних безбожних власти које су подстицале народ да узима циглу из разрушене светиње и користи је за своје потребе, манастир Кувеждин је обновљен. Истина, западно</w:t>
       </w:r>
       <w:r>
         <w:rPr>
           <w:spacing w:val="2"/>
         </w:rPr>
-        <w:t> </w:t>
-      </w:r>
-      <w:r>
-        <w:rPr/>
+        <w:t xml:space="preserve"> </w:t>
+      </w:r>
+      <w:r>
         <w:t>крило</w:t>
       </w:r>
       <w:r>
         <w:rPr>
           <w:spacing w:val="3"/>
         </w:rPr>
-        <w:t> </w:t>
-      </w:r>
-      <w:r>
-        <w:rPr/>
+        <w:t xml:space="preserve"> </w:t>
+      </w:r>
+      <w:r>
         <w:t>конака,</w:t>
       </w:r>
       <w:r>
         <w:rPr>
           <w:spacing w:val="2"/>
         </w:rPr>
-        <w:t> </w:t>
-      </w:r>
-      <w:r>
-        <w:rPr/>
+        <w:t xml:space="preserve"> </w:t>
+      </w:r>
+      <w:r>
         <w:t>које</w:t>
       </w:r>
       <w:r>
         <w:rPr>
           <w:spacing w:val="2"/>
         </w:rPr>
-        <w:t> </w:t>
-      </w:r>
-      <w:r>
-        <w:rPr/>
+        <w:t xml:space="preserve"> </w:t>
+      </w:r>
+      <w:r>
         <w:t>је</w:t>
       </w:r>
       <w:r>
         <w:rPr>
           <w:spacing w:val="2"/>
         </w:rPr>
-        <w:t> </w:t>
-      </w:r>
-      <w:r>
-        <w:rPr/>
+        <w:t xml:space="preserve"> </w:t>
+      </w:r>
+      <w:r>
         <w:t>увек</w:t>
       </w:r>
       <w:r>
         <w:rPr>
           <w:spacing w:val="2"/>
         </w:rPr>
-        <w:t> </w:t>
-      </w:r>
-      <w:r>
-        <w:rPr/>
+        <w:t xml:space="preserve"> </w:t>
+      </w:r>
+      <w:r>
         <w:t>било</w:t>
       </w:r>
       <w:r>
         <w:rPr>
           <w:spacing w:val="1"/>
         </w:rPr>
-        <w:t> </w:t>
-      </w:r>
-      <w:r>
-        <w:rPr/>
+        <w:t xml:space="preserve"> </w:t>
+      </w:r>
+      <w:r>
         <w:t>тзв.</w:t>
       </w:r>
       <w:r>
         <w:rPr>
           <w:spacing w:val="1"/>
         </w:rPr>
-        <w:t> </w:t>
-      </w:r>
-      <w:r>
-        <w:rPr/>
+        <w:t xml:space="preserve"> </w:t>
+      </w:r>
+      <w:r>
         <w:t>пролазно</w:t>
       </w:r>
       <w:r>
         <w:rPr>
           <w:spacing w:val="3"/>
         </w:rPr>
-        <w:t> </w:t>
-      </w:r>
-      <w:r>
-        <w:rPr/>
+        <w:t xml:space="preserve"> </w:t>
+      </w:r>
+      <w:r>
         <w:t>крило,</w:t>
       </w:r>
       <w:r>
         <w:rPr>
           <w:spacing w:val="1"/>
         </w:rPr>
-        <w:t> </w:t>
-      </w:r>
-      <w:r>
-        <w:rPr/>
+        <w:t xml:space="preserve"> </w:t>
+      </w:r>
+      <w:r>
         <w:t>још</w:t>
       </w:r>
       <w:r>
         <w:rPr>
           <w:spacing w:val="2"/>
         </w:rPr>
-        <w:t> </w:t>
-      </w:r>
-      <w:r>
-        <w:rPr/>
+        <w:t xml:space="preserve"> </w:t>
+      </w:r>
+      <w:r>
         <w:t>увек</w:t>
       </w:r>
       <w:r>
         <w:rPr>
           <w:spacing w:val="2"/>
         </w:rPr>
-        <w:t> </w:t>
+        <w:t xml:space="preserve"> </w:t>
       </w:r>
       <w:r>
         <w:rPr>
@@ -6010,10 +5625,10 @@
     <w:p>
       <w:pPr>
         <w:pStyle w:val="BodyText"/>
-        <w:spacing w:after="0"/>
         <w:sectPr>
           <w:pgSz w:w="11910" w:h="16840"/>
-          <w:pgMar w:top="1340" w:bottom="280" w:left="1417" w:right="1417"/>
+          <w:pgMar w:top="1340" w:right="1417" w:bottom="280" w:left="1417" w:header="720" w:footer="720" w:gutter="0"/>
+          <w:cols w:space="720"/>
         </w:sectPr>
       </w:pPr>
     </w:p>
@@ -6024,7 +5639,7 @@
         <w:ind w:right="27"/>
       </w:pPr>
       <w:r>
-        <w:rPr/>
+        <w:lastRenderedPageBreak/>
         <w:t>своју обнову, а манастирско братство се моли Богу да ову генерацију удостоји и те благодати.</w:t>
       </w:r>
     </w:p>
@@ -6035,387 +5650,351 @@
         <w:ind w:right="19"/>
       </w:pPr>
       <w:r>
-        <w:rPr/>
         <w:t>У историји постојања и трајања дугој 500 година,</w:t>
       </w:r>
       <w:r>
         <w:rPr>
           <w:spacing w:val="40"/>
         </w:rPr>
-        <w:t> </w:t>
-      </w:r>
-      <w:r>
-        <w:rPr/>
+        <w:t xml:space="preserve"> </w:t>
+      </w:r>
+      <w:r>
         <w:t>у манастиру Кувеждин служило је 7 архимандрита, 34 игумана, више од 100 јеромонаха и јерођакона</w:t>
       </w:r>
       <w:r>
         <w:rPr>
           <w:spacing w:val="-2"/>
         </w:rPr>
-        <w:t> </w:t>
-      </w:r>
-      <w:r>
-        <w:rPr/>
+        <w:t xml:space="preserve"> </w:t>
+      </w:r>
+      <w:r>
         <w:t>и</w:t>
       </w:r>
       <w:r>
         <w:rPr>
           <w:spacing w:val="-2"/>
         </w:rPr>
-        <w:t> </w:t>
-      </w:r>
-      <w:r>
-        <w:rPr/>
+        <w:t xml:space="preserve"> </w:t>
+      </w:r>
+      <w:r>
         <w:t>исто</w:t>
       </w:r>
       <w:r>
         <w:rPr>
           <w:spacing w:val="-1"/>
         </w:rPr>
-        <w:t> </w:t>
-      </w:r>
-      <w:r>
-        <w:rPr/>
+        <w:t xml:space="preserve"> </w:t>
+      </w:r>
+      <w:r>
         <w:t>толико</w:t>
       </w:r>
       <w:r>
         <w:rPr>
           <w:spacing w:val="-1"/>
         </w:rPr>
-        <w:t> </w:t>
-      </w:r>
-      <w:r>
-        <w:rPr/>
+        <w:t xml:space="preserve"> </w:t>
+      </w:r>
+      <w:r>
         <w:t>(ако</w:t>
       </w:r>
       <w:r>
         <w:rPr>
           <w:spacing w:val="-4"/>
         </w:rPr>
-        <w:t> </w:t>
-      </w:r>
-      <w:r>
-        <w:rPr/>
+        <w:t xml:space="preserve"> </w:t>
+      </w:r>
+      <w:r>
         <w:t>не</w:t>
       </w:r>
       <w:r>
         <w:rPr>
           <w:spacing w:val="-2"/>
         </w:rPr>
-        <w:t> </w:t>
-      </w:r>
-      <w:r>
-        <w:rPr/>
+        <w:t xml:space="preserve"> </w:t>
+      </w:r>
+      <w:r>
         <w:t>и</w:t>
       </w:r>
       <w:r>
         <w:rPr>
           <w:spacing w:val="-2"/>
         </w:rPr>
-        <w:t> </w:t>
-      </w:r>
-      <w:r>
-        <w:rPr/>
+        <w:t xml:space="preserve"> </w:t>
+      </w:r>
+      <w:r>
         <w:t>више</w:t>
       </w:r>
       <w:r>
         <w:rPr>
           <w:spacing w:val="-1"/>
         </w:rPr>
-        <w:t> </w:t>
-      </w:r>
-      <w:r>
-        <w:rPr/>
+        <w:t xml:space="preserve"> </w:t>
+      </w:r>
+      <w:r>
         <w:t>-</w:t>
       </w:r>
       <w:r>
         <w:rPr>
           <w:spacing w:val="-3"/>
         </w:rPr>
-        <w:t> </w:t>
-      </w:r>
-      <w:r>
-        <w:rPr/>
+        <w:t xml:space="preserve"> </w:t>
+      </w:r>
+      <w:r>
         <w:t>сам</w:t>
       </w:r>
       <w:r>
         <w:rPr>
           <w:spacing w:val="-2"/>
         </w:rPr>
-        <w:t> </w:t>
-      </w:r>
-      <w:r>
-        <w:rPr/>
+        <w:t xml:space="preserve"> </w:t>
+      </w:r>
+      <w:r>
         <w:t>Бог</w:t>
       </w:r>
       <w:r>
         <w:rPr>
           <w:spacing w:val="-2"/>
         </w:rPr>
-        <w:t> </w:t>
-      </w:r>
-      <w:r>
-        <w:rPr/>
+        <w:t xml:space="preserve"> </w:t>
+      </w:r>
+      <w:r>
         <w:t>зна)</w:t>
       </w:r>
       <w:r>
         <w:rPr>
           <w:spacing w:val="-2"/>
         </w:rPr>
-        <w:t> </w:t>
-      </w:r>
-      <w:r>
-        <w:rPr/>
+        <w:t xml:space="preserve"> </w:t>
+      </w:r>
+      <w:r>
         <w:t>монаха</w:t>
       </w:r>
       <w:r>
         <w:rPr>
           <w:spacing w:val="-2"/>
         </w:rPr>
-        <w:t> </w:t>
-      </w:r>
-      <w:r>
-        <w:rPr/>
+        <w:t xml:space="preserve"> </w:t>
+      </w:r>
+      <w:r>
         <w:t>и</w:t>
       </w:r>
       <w:r>
         <w:rPr>
           <w:spacing w:val="-2"/>
         </w:rPr>
-        <w:t> </w:t>
-      </w:r>
-      <w:r>
-        <w:rPr/>
+        <w:t xml:space="preserve"> </w:t>
+      </w:r>
+      <w:r>
         <w:t>монахиња. Они</w:t>
       </w:r>
       <w:r>
         <w:rPr>
           <w:spacing w:val="-13"/>
         </w:rPr>
-        <w:t> </w:t>
-      </w:r>
-      <w:r>
-        <w:rPr/>
+        <w:t xml:space="preserve"> </w:t>
+      </w:r>
+      <w:r>
         <w:t>су</w:t>
       </w:r>
       <w:r>
         <w:rPr>
           <w:spacing w:val="-15"/>
         </w:rPr>
-        <w:t> </w:t>
-      </w:r>
-      <w:r>
-        <w:rPr/>
+        <w:t xml:space="preserve"> </w:t>
+      </w:r>
+      <w:r>
         <w:t>узносили</w:t>
       </w:r>
       <w:r>
         <w:rPr>
           <w:spacing w:val="-13"/>
         </w:rPr>
-        <w:t> </w:t>
-      </w:r>
-      <w:r>
-        <w:rPr/>
+        <w:t xml:space="preserve"> </w:t>
+      </w:r>
+      <w:r>
         <w:t>своје</w:t>
       </w:r>
       <w:r>
         <w:rPr>
           <w:spacing w:val="-14"/>
         </w:rPr>
-        <w:t> </w:t>
-      </w:r>
-      <w:r>
-        <w:rPr/>
+        <w:t xml:space="preserve"> </w:t>
+      </w:r>
+      <w:r>
         <w:t>молитве</w:t>
       </w:r>
       <w:r>
         <w:rPr>
           <w:spacing w:val="-14"/>
         </w:rPr>
-        <w:t> </w:t>
-      </w:r>
-      <w:r>
-        <w:rPr/>
+        <w:t xml:space="preserve"> </w:t>
+      </w:r>
+      <w:r>
         <w:t>Богу</w:t>
       </w:r>
       <w:r>
         <w:rPr>
           <w:spacing w:val="-18"/>
         </w:rPr>
-        <w:t> </w:t>
-      </w:r>
-      <w:r>
-        <w:rPr/>
+        <w:t xml:space="preserve"> </w:t>
+      </w:r>
+      <w:r>
         <w:t>и</w:t>
       </w:r>
       <w:r>
         <w:rPr>
           <w:spacing w:val="-13"/>
         </w:rPr>
-        <w:t> </w:t>
-      </w:r>
-      <w:r>
-        <w:rPr/>
+        <w:t xml:space="preserve"> </w:t>
+      </w:r>
+      <w:r>
         <w:t>нашем</w:t>
       </w:r>
       <w:r>
         <w:rPr>
           <w:spacing w:val="-14"/>
         </w:rPr>
-        <w:t> </w:t>
-      </w:r>
-      <w:r>
-        <w:rPr/>
+        <w:t xml:space="preserve"> </w:t>
+      </w:r>
+      <w:r>
         <w:t>заступнику</w:t>
       </w:r>
       <w:r>
         <w:rPr>
           <w:spacing w:val="-17"/>
         </w:rPr>
-        <w:t> </w:t>
-      </w:r>
-      <w:r>
-        <w:rPr/>
+        <w:t xml:space="preserve"> </w:t>
+      </w:r>
+      <w:r>
         <w:t>пред</w:t>
       </w:r>
       <w:r>
         <w:rPr>
           <w:spacing w:val="-13"/>
         </w:rPr>
-        <w:t> </w:t>
-      </w:r>
-      <w:r>
-        <w:rPr/>
+        <w:t xml:space="preserve"> </w:t>
+      </w:r>
+      <w:r>
         <w:t>Њим,</w:t>
       </w:r>
       <w:r>
         <w:rPr>
           <w:spacing w:val="-15"/>
         </w:rPr>
-        <w:t> </w:t>
-      </w:r>
-      <w:r>
-        <w:rPr/>
-        <w:t>Светом Сави Српском, и његовом благочестивом оцу Светом Симеону, молећи их за милост и спасење нашег Православног српског рода. Верујући народ, својом</w:t>
+        <w:t xml:space="preserve"> </w:t>
+      </w:r>
+      <w:r>
+        <w:t>Светом Сави Српском, и његовом благочестивом оцу Светом Симеону, молећи их за милост и спасење нашег Православног српског рода. Верујући</w:t>
+      </w:r>
+      <w:r>
+        <w:t xml:space="preserve"> народ, својом</w:t>
       </w:r>
       <w:r>
         <w:rPr>
           <w:spacing w:val="-18"/>
         </w:rPr>
-        <w:t> </w:t>
-      </w:r>
-      <w:r>
-        <w:rPr/>
+        <w:t xml:space="preserve"> </w:t>
+      </w:r>
+      <w:r>
         <w:t>жељом</w:t>
       </w:r>
       <w:r>
         <w:rPr>
           <w:spacing w:val="-17"/>
         </w:rPr>
-        <w:t> </w:t>
-      </w:r>
-      <w:r>
-        <w:rPr/>
+        <w:t xml:space="preserve"> </w:t>
+      </w:r>
+      <w:r>
         <w:t>да</w:t>
       </w:r>
       <w:r>
         <w:rPr>
           <w:spacing w:val="-18"/>
         </w:rPr>
-        <w:t> </w:t>
-      </w:r>
-      <w:r>
-        <w:rPr/>
+        <w:t xml:space="preserve"> </w:t>
+      </w:r>
+      <w:r>
         <w:t>се</w:t>
       </w:r>
       <w:r>
         <w:rPr>
           <w:spacing w:val="-17"/>
         </w:rPr>
-        <w:t> </w:t>
-      </w:r>
-      <w:r>
-        <w:rPr/>
+        <w:t xml:space="preserve"> </w:t>
+      </w:r>
+      <w:r>
         <w:t>и</w:t>
       </w:r>
       <w:r>
         <w:rPr>
           <w:spacing w:val="-18"/>
         </w:rPr>
-        <w:t> </w:t>
-      </w:r>
-      <w:r>
-        <w:rPr/>
+        <w:t xml:space="preserve"> </w:t>
+      </w:r>
+      <w:r>
         <w:t>даље</w:t>
       </w:r>
       <w:r>
         <w:rPr>
           <w:spacing w:val="-17"/>
         </w:rPr>
-        <w:t> </w:t>
-      </w:r>
-      <w:r>
-        <w:rPr/>
+        <w:t xml:space="preserve"> </w:t>
+      </w:r>
+      <w:r>
         <w:t>настави</w:t>
       </w:r>
       <w:r>
         <w:rPr>
           <w:spacing w:val="-18"/>
         </w:rPr>
-        <w:t> </w:t>
-      </w:r>
-      <w:r>
-        <w:rPr/>
+        <w:t xml:space="preserve"> </w:t>
+      </w:r>
+      <w:r>
         <w:t>обнова</w:t>
       </w:r>
       <w:r>
         <w:rPr>
           <w:spacing w:val="-17"/>
         </w:rPr>
-        <w:t> </w:t>
-      </w:r>
-      <w:r>
-        <w:rPr/>
+        <w:t xml:space="preserve"> </w:t>
+      </w:r>
+      <w:r>
         <w:t>манастира</w:t>
       </w:r>
       <w:r>
         <w:rPr>
           <w:spacing w:val="-18"/>
         </w:rPr>
-        <w:t> </w:t>
-      </w:r>
-      <w:r>
-        <w:rPr/>
+        <w:t xml:space="preserve"> </w:t>
+      </w:r>
+      <w:r>
         <w:t>који</w:t>
       </w:r>
       <w:r>
         <w:rPr>
           <w:spacing w:val="-17"/>
         </w:rPr>
-        <w:t> </w:t>
-      </w:r>
-      <w:r>
-        <w:rPr/>
+        <w:t xml:space="preserve"> </w:t>
+      </w:r>
+      <w:r>
         <w:t>је</w:t>
       </w:r>
       <w:r>
         <w:rPr>
           <w:spacing w:val="-18"/>
         </w:rPr>
-        <w:t> </w:t>
-      </w:r>
-      <w:r>
-        <w:rPr/>
+        <w:t xml:space="preserve"> </w:t>
+      </w:r>
+      <w:r>
         <w:t>највећим</w:t>
       </w:r>
       <w:r>
         <w:rPr>
           <w:spacing w:val="-17"/>
         </w:rPr>
-        <w:t> </w:t>
-      </w:r>
-      <w:r>
-        <w:rPr/>
+        <w:t xml:space="preserve"> </w:t>
+      </w:r>
+      <w:r>
         <w:t>делом обновљен, показује жељу за обновом душа. Братство ове свете обитељи подржава ту жељу свакодневним литургијама, молитвама за здравље и покој као и заједничким трпезама.</w:t>
       </w:r>
     </w:p>
@@ -6434,27 +6013,27 @@
         <w:ind w:right="25"/>
       </w:pPr>
       <w:r>
-        <w:rPr/>
         <w:t>Главни манастирски храм посвећен је Светом Сави српском (прославља се 27/14 јануара). Манастир прославља и Преображење Господа нашег Исуса Христа (19./6. август).</w:t>
       </w:r>
     </w:p>
     <w:sectPr>
       <w:pgSz w:w="11910" w:h="16840"/>
-      <w:pgMar w:top="1340" w:bottom="280" w:left="1417" w:right="1417"/>
+      <w:pgMar w:top="1340" w:right="1417" w:bottom="280" w:left="1417" w:header="720" w:footer="720" w:gutter="0"/>
+      <w:cols w:space="720"/>
     </w:sectPr>
   </w:body>
 </w:document>
 </file>
 
 <file path=word/styles.xml><?xml version="1.0" encoding="utf-8"?>
-<w:styles xmlns:r="http://schemas.openxmlformats.org/officeDocument/2006/relationships" xmlns:w="http://schemas.openxmlformats.org/wordprocessingml/2006/main">
+<w:styles xmlns:mc="http://schemas.openxmlformats.org/markup-compatibility/2006" xmlns:r="http://schemas.openxmlformats.org/officeDocument/2006/relationships" xmlns:w="http://schemas.openxmlformats.org/wordprocessingml/2006/main" xmlns:w14="http://schemas.microsoft.com/office/word/2010/wordml" xmlns:w15="http://schemas.microsoft.com/office/word/2012/wordml" xmlns:w16se="http://schemas.microsoft.com/office/word/2015/wordml/symex" mc:Ignorable="w14 w15 w16se">
   <w:docDefaults>
     <w:rPrDefault>
       <w:rPr>
-        <w:rFonts w:cstheme="minorBidi" w:hAnsiTheme="minorHAnsi" w:eastAsiaTheme="minorHAnsi" w:asciiTheme="minorHAnsi"/>
+        <w:rFonts w:asciiTheme="minorHAnsi" w:eastAsiaTheme="minorHAnsi" w:hAnsiTheme="minorHAnsi" w:cstheme="minorBidi"/>
         <w:sz w:val="22"/>
         <w:szCs w:val="22"/>
-        <w:lang w:val="en-US" w:bidi="ar-SA" w:eastAsia="en-US"/>
+        <w:lang w:val="en-US" w:eastAsia="en-US" w:bidi="ar-SA"/>
       </w:rPr>
     </w:rPrDefault>
     <w:pPrDefault>
@@ -6462,51 +6041,419 @@
         <w:widowControl w:val="0"/>
         <w:autoSpaceDE w:val="0"/>
         <w:autoSpaceDN w:val="0"/>
-        <w:spacing w:lineRule="auto" w:line="240" w:before="0" w:after="0"/>
-        <w:ind w:left="0" w:right="0"/>
-        <w:jc w:val="left"/>
       </w:pPr>
     </w:pPrDefault>
   </w:docDefaults>
-  <w:style w:styleId="DefaultParagraphFont" w:default="1" w:type="character">
+  <w:latentStyles w:defLockedState="0" w:defUIPriority="99" w:defSemiHidden="0" w:defUnhideWhenUsed="0" w:defQFormat="0" w:count="371">
+    <w:lsdException w:name="Normal" w:uiPriority="0" w:qFormat="1"/>
+    <w:lsdException w:name="heading 1" w:uiPriority="9" w:qFormat="1"/>
+    <w:lsdException w:name="heading 2" w:semiHidden="1" w:uiPriority="9" w:unhideWhenUsed="1" w:qFormat="1"/>
+    <w:lsdException w:name="heading 3" w:semiHidden="1" w:uiPriority="9" w:unhideWhenUsed="1" w:qFormat="1"/>
+    <w:lsdException w:name="heading 4" w:semiHidden="1" w:uiPriority="9" w:unhideWhenUsed="1" w:qFormat="1"/>
+    <w:lsdException w:name="heading 5" w:semiHidden="1" w:uiPriority="9" w:unhideWhenUsed="1" w:qFormat="1"/>
+    <w:lsdException w:name="heading 6" w:semiHidden="1" w:uiPriority="9" w:unhideWhenUsed="1" w:qFormat="1"/>
+    <w:lsdException w:name="heading 7" w:semiHidden="1" w:uiPriority="9" w:unhideWhenUsed="1" w:qFormat="1"/>
+    <w:lsdException w:name="heading 8" w:semiHidden="1" w:uiPriority="9" w:unhideWhenUsed="1" w:qFormat="1"/>
+    <w:lsdException w:name="heading 9" w:semiHidden="1" w:uiPriority="9" w:unhideWhenUsed="1" w:qFormat="1"/>
+    <w:lsdException w:name="index 1" w:semiHidden="1" w:unhideWhenUsed="1"/>
+    <w:lsdException w:name="index 2" w:semiHidden="1" w:unhideWhenUsed="1"/>
+    <w:lsdException w:name="index 3" w:semiHidden="1" w:unhideWhenUsed="1"/>
+    <w:lsdException w:name="index 4" w:semiHidden="1" w:unhideWhenUsed="1"/>
+    <w:lsdException w:name="index 5" w:semiHidden="1" w:unhideWhenUsed="1"/>
+    <w:lsdException w:name="index 6" w:semiHidden="1" w:unhideWhenUsed="1"/>
+    <w:lsdException w:name="index 7" w:semiHidden="1" w:unhideWhenUsed="1"/>
+    <w:lsdException w:name="index 8" w:semiHidden="1" w:unhideWhenUsed="1"/>
+    <w:lsdException w:name="index 9" w:semiHidden="1" w:unhideWhenUsed="1"/>
+    <w:lsdException w:name="toc 1" w:semiHidden="1" w:uiPriority="39" w:unhideWhenUsed="1"/>
+    <w:lsdException w:name="toc 2" w:semiHidden="1" w:uiPriority="39" w:unhideWhenUsed="1"/>
+    <w:lsdException w:name="toc 3" w:semiHidden="1" w:uiPriority="39" w:unhideWhenUsed="1"/>
+    <w:lsdException w:name="toc 4" w:semiHidden="1" w:uiPriority="39" w:unhideWhenUsed="1"/>
+    <w:lsdException w:name="toc 5" w:semiHidden="1" w:uiPriority="39" w:unhideWhenUsed="1"/>
+    <w:lsdException w:name="toc 6" w:semiHidden="1" w:uiPriority="39" w:unhideWhenUsed="1"/>
+    <w:lsdException w:name="toc 7" w:semiHidden="1" w:uiPriority="39" w:unhideWhenUsed="1"/>
+    <w:lsdException w:name="toc 8" w:semiHidden="1" w:uiPriority="39" w:unhideWhenUsed="1"/>
+    <w:lsdException w:name="toc 9" w:semiHidden="1" w:uiPriority="39" w:unhideWhenUsed="1"/>
+    <w:lsdException w:name="Normal Indent" w:semiHidden="1" w:unhideWhenUsed="1"/>
+    <w:lsdException w:name="footnote text" w:semiHidden="1" w:unhideWhenUsed="1"/>
+    <w:lsdException w:name="annotation text" w:semiHidden="1" w:unhideWhenUsed="1"/>
+    <w:lsdException w:name="header" w:semiHidden="1" w:unhideWhenUsed="1"/>
+    <w:lsdException w:name="footer" w:semiHidden="1" w:unhideWhenUsed="1"/>
+    <w:lsdException w:name="index heading" w:semiHidden="1" w:unhideWhenUsed="1"/>
+    <w:lsdException w:name="caption" w:semiHidden="1" w:uiPriority="35" w:unhideWhenUsed="1" w:qFormat="1"/>
+    <w:lsdException w:name="table of figures" w:semiHidden="1" w:unhideWhenUsed="1"/>
+    <w:lsdException w:name="envelope address" w:semiHidden="1" w:unhideWhenUsed="1"/>
+    <w:lsdException w:name="envelope return" w:semiHidden="1" w:unhideWhenUsed="1"/>
+    <w:lsdException w:name="footnote reference" w:semiHidden="1" w:unhideWhenUsed="1"/>
+    <w:lsdException w:name="annotation reference" w:semiHidden="1" w:unhideWhenUsed="1"/>
+    <w:lsdException w:name="line number" w:semiHidden="1" w:unhideWhenUsed="1"/>
+    <w:lsdException w:name="page number" w:semiHidden="1" w:unhideWhenUsed="1"/>
+    <w:lsdException w:name="endnote reference" w:semiHidden="1" w:unhideWhenUsed="1"/>
+    <w:lsdException w:name="endnote text" w:semiHidden="1" w:unhideWhenUsed="1"/>
+    <w:lsdException w:name="table of authorities" w:semiHidden="1" w:unhideWhenUsed="1"/>
+    <w:lsdException w:name="macro" w:semiHidden="1" w:unhideWhenUsed="1"/>
+    <w:lsdException w:name="toa heading" w:semiHidden="1" w:unhideWhenUsed="1"/>
+    <w:lsdException w:name="List" w:semiHidden="1" w:unhideWhenUsed="1"/>
+    <w:lsdException w:name="List Bullet" w:semiHidden="1" w:unhideWhenUsed="1"/>
+    <w:lsdException w:name="List Number" w:semiHidden="1" w:unhideWhenUsed="1"/>
+    <w:lsdException w:name="List 2" w:semiHidden="1" w:unhideWhenUsed="1"/>
+    <w:lsdException w:name="List 3" w:semiHidden="1" w:unhideWhenUsed="1"/>
+    <w:lsdException w:name="List 4" w:semiHidden="1" w:unhideWhenUsed="1"/>
+    <w:lsdException w:name="List 5" w:semiHidden="1" w:unhideWhenUsed="1"/>
+    <w:lsdException w:name="List Bullet 2" w:semiHidden="1" w:unhideWhenUsed="1"/>
+    <w:lsdException w:name="List Bullet 3" w:semiHidden="1" w:unhideWhenUsed="1"/>
+    <w:lsdException w:name="List Bullet 4" w:semiHidden="1" w:unhideWhenUsed="1"/>
+    <w:lsdException w:name="List Bullet 5" w:semiHidden="1" w:unhideWhenUsed="1"/>
+    <w:lsdException w:name="List Number 2" w:semiHidden="1" w:unhideWhenUsed="1"/>
+    <w:lsdException w:name="List Number 3" w:semiHidden="1" w:unhideWhenUsed="1"/>
+    <w:lsdException w:name="List Number 4" w:semiHidden="1" w:unhideWhenUsed="1"/>
+    <w:lsdException w:name="List Number 5" w:semiHidden="1" w:unhideWhenUsed="1"/>
+    <w:lsdException w:name="Title" w:uiPriority="10" w:qFormat="1"/>
+    <w:lsdException w:name="Closing" w:semiHidden="1" w:unhideWhenUsed="1"/>
+    <w:lsdException w:name="Signature" w:semiHidden="1" w:unhideWhenUsed="1"/>
+    <w:lsdException w:name="Default Paragraph Font" w:semiHidden="1" w:uiPriority="1" w:unhideWhenUsed="1"/>
+    <w:lsdException w:name="Body Text" w:semiHidden="1" w:unhideWhenUsed="1"/>
+    <w:lsdException w:name="Body Text Indent" w:semiHidden="1" w:unhideWhenUsed="1"/>
+    <w:lsdException w:name="List Continue" w:semiHidden="1" w:unhideWhenUsed="1"/>
+    <w:lsdException w:name="List Continue 2" w:semiHidden="1" w:unhideWhenUsed="1"/>
+    <w:lsdException w:name="List Continue 3" w:semiHidden="1" w:unhideWhenUsed="1"/>
+    <w:lsdException w:name="List Continue 4" w:semiHidden="1" w:unhideWhenUsed="1"/>
+    <w:lsdException w:name="List Continue 5" w:semiHidden="1" w:unhideWhenUsed="1"/>
+    <w:lsdException w:name="Message Header" w:semiHidden="1" w:unhideWhenUsed="1"/>
+    <w:lsdException w:name="Subtitle" w:uiPriority="11" w:qFormat="1"/>
+    <w:lsdException w:name="Salutation" w:semiHidden="1" w:unhideWhenUsed="1"/>
+    <w:lsdException w:name="Date" w:semiHidden="1" w:unhideWhenUsed="1"/>
+    <w:lsdException w:name="Body Text First Indent" w:semiHidden="1" w:unhideWhenUsed="1"/>
+    <w:lsdException w:name="Body Text First Indent 2" w:semiHidden="1" w:unhideWhenUsed="1"/>
+    <w:lsdException w:name="Note Heading" w:semiHidden="1" w:unhideWhenUsed="1"/>
+    <w:lsdException w:name="Body Text 2" w:semiHidden="1" w:unhideWhenUsed="1"/>
+    <w:lsdException w:name="Body Text 3" w:semiHidden="1" w:unhideWhenUsed="1"/>
+    <w:lsdException w:name="Body Text Indent 2" w:semiHidden="1" w:unhideWhenUsed="1"/>
+    <w:lsdException w:name="Body Text Indent 3" w:semiHidden="1" w:unhideWhenUsed="1"/>
+    <w:lsdException w:name="Block Text" w:semiHidden="1" w:unhideWhenUsed="1"/>
+    <w:lsdException w:name="Hyperlink" w:semiHidden="1" w:unhideWhenUsed="1"/>
+    <w:lsdException w:name="FollowedHyperlink" w:semiHidden="1" w:unhideWhenUsed="1"/>
+    <w:lsdException w:name="Strong" w:uiPriority="22" w:qFormat="1"/>
+    <w:lsdException w:name="Emphasis" w:uiPriority="20" w:qFormat="1"/>
+    <w:lsdException w:name="Document Map" w:semiHidden="1" w:unhideWhenUsed="1"/>
+    <w:lsdException w:name="Plain Text" w:semiHidden="1" w:unhideWhenUsed="1"/>
+    <w:lsdException w:name="E-mail Signature" w:semiHidden="1" w:unhideWhenUsed="1"/>
+    <w:lsdException w:name="HTML Top of Form" w:semiHidden="1" w:unhideWhenUsed="1"/>
+    <w:lsdException w:name="HTML Bottom of Form" w:semiHidden="1" w:unhideWhenUsed="1"/>
+    <w:lsdException w:name="Normal (Web)" w:semiHidden="1" w:unhideWhenUsed="1"/>
+    <w:lsdException w:name="HTML Acronym" w:semiHidden="1" w:unhideWhenUsed="1"/>
+    <w:lsdException w:name="HTML Address" w:semiHidden="1" w:unhideWhenUsed="1"/>
+    <w:lsdException w:name="HTML Cite" w:semiHidden="1" w:unhideWhenUsed="1"/>
+    <w:lsdException w:name="HTML Code" w:semiHidden="1" w:unhideWhenUsed="1"/>
+    <w:lsdException w:name="HTML Definition" w:semiHidden="1" w:unhideWhenUsed="1"/>
+    <w:lsdException w:name="HTML Keyboard" w:semiHidden="1" w:unhideWhenUsed="1"/>
+    <w:lsdException w:name="HTML Preformatted" w:semiHidden="1" w:unhideWhenUsed="1"/>
+    <w:lsdException w:name="HTML Sample" w:semiHidden="1" w:unhideWhenUsed="1"/>
+    <w:lsdException w:name="HTML Typewriter" w:semiHidden="1" w:unhideWhenUsed="1"/>
+    <w:lsdException w:name="HTML Variable" w:semiHidden="1" w:unhideWhenUsed="1"/>
+    <w:lsdException w:name="Normal Table" w:semiHidden="1" w:unhideWhenUsed="1"/>
+    <w:lsdException w:name="annotation subject" w:semiHidden="1" w:unhideWhenUsed="1"/>
+    <w:lsdException w:name="No List" w:semiHidden="1" w:unhideWhenUsed="1"/>
+    <w:lsdException w:name="Outline List 1" w:semiHidden="1" w:unhideWhenUsed="1"/>
+    <w:lsdException w:name="Outline List 2" w:semiHidden="1" w:unhideWhenUsed="1"/>
+    <w:lsdException w:name="Outline List 3" w:semiHidden="1" w:unhideWhenUsed="1"/>
+    <w:lsdException w:name="Table Simple 1" w:semiHidden="1" w:unhideWhenUsed="1"/>
+    <w:lsdException w:name="Table Simple 2" w:semiHidden="1" w:unhideWhenUsed="1"/>
+    <w:lsdException w:name="Table Simple 3" w:semiHidden="1" w:unhideWhenUsed="1"/>
+    <w:lsdException w:name="Table Classic 1" w:semiHidden="1" w:unhideWhenUsed="1"/>
+    <w:lsdException w:name="Table Classic 2" w:semiHidden="1" w:unhideWhenUsed="1"/>
+    <w:lsdException w:name="Table Classic 3" w:semiHidden="1" w:unhideWhenUsed="1"/>
+    <w:lsdException w:name="Table Classic 4" w:semiHidden="1" w:unhideWhenUsed="1"/>
+    <w:lsdException w:name="Table Colorful 1" w:semiHidden="1" w:unhideWhenUsed="1"/>
+    <w:lsdException w:name="Table Colorful 2" w:semiHidden="1" w:unhideWhenUsed="1"/>
+    <w:lsdException w:name="Table Colorful 3" w:semiHidden="1" w:unhideWhenUsed="1"/>
+    <w:lsdException w:name="Table Columns 1" w:semiHidden="1" w:unhideWhenUsed="1"/>
+    <w:lsdException w:name="Table Columns 2" w:semiHidden="1" w:unhideWhenUsed="1"/>
+    <w:lsdException w:name="Table Columns 3" w:semiHidden="1" w:unhideWhenUsed="1"/>
+    <w:lsdException w:name="Table Columns 4" w:semiHidden="1" w:unhideWhenUsed="1"/>
+    <w:lsdException w:name="Table Columns 5" w:semiHidden="1" w:unhideWhenUsed="1"/>
+    <w:lsdException w:name="Table Grid 1" w:semiHidden="1" w:unhideWhenUsed="1"/>
+    <w:lsdException w:name="Table Grid 2" w:semiHidden="1" w:unhideWhenUsed="1"/>
+    <w:lsdException w:name="Table Grid 3" w:semiHidden="1" w:unhideWhenUsed="1"/>
+    <w:lsdException w:name="Table Grid 4" w:semiHidden="1" w:unhideWhenUsed="1"/>
+    <w:lsdException w:name="Table Grid 5" w:semiHidden="1" w:unhideWhenUsed="1"/>
+    <w:lsdException w:name="Table Grid 6" w:semiHidden="1" w:unhideWhenUsed="1"/>
+    <w:lsdException w:name="Table Grid 7" w:semiHidden="1" w:unhideWhenUsed="1"/>
+    <w:lsdException w:name="Table Grid 8" w:semiHidden="1" w:unhideWhenUsed="1"/>
+    <w:lsdException w:name="Table List 1" w:semiHidden="1" w:unhideWhenUsed="1"/>
+    <w:lsdException w:name="Table List 2" w:semiHidden="1" w:unhideWhenUsed="1"/>
+    <w:lsdException w:name="Table List 3" w:semiHidden="1" w:unhideWhenUsed="1"/>
+    <w:lsdException w:name="Table List 4" w:semiHidden="1" w:unhideWhenUsed="1"/>
+    <w:lsdException w:name="Table List 5" w:semiHidden="1" w:unhideWhenUsed="1"/>
+    <w:lsdException w:name="Table List 6" w:semiHidden="1" w:unhideWhenUsed="1"/>
+    <w:lsdException w:name="Table List 7" w:semiHidden="1" w:unhideWhenUsed="1"/>
+    <w:lsdException w:name="Table List 8" w:semiHidden="1" w:unhideWhenUsed="1"/>
+    <w:lsdException w:name="Table 3D effects 1" w:semiHidden="1" w:unhideWhenUsed="1"/>
+    <w:lsdException w:name="Table 3D effects 2" w:semiHidden="1" w:unhideWhenUsed="1"/>
+    <w:lsdException w:name="Table 3D effects 3" w:semiHidden="1" w:unhideWhenUsed="1"/>
+    <w:lsdException w:name="Table Contemporary" w:semiHidden="1" w:unhideWhenUsed="1"/>
+    <w:lsdException w:name="Table Elegant" w:semiHidden="1" w:unhideWhenUsed="1"/>
+    <w:lsdException w:name="Table Professional" w:semiHidden="1" w:unhideWhenUsed="1"/>
+    <w:lsdException w:name="Table Subtle 1" w:semiHidden="1" w:unhideWhenUsed="1"/>
+    <w:lsdException w:name="Table Subtle 2" w:semiHidden="1" w:unhideWhenUsed="1"/>
+    <w:lsdException w:name="Table Web 1" w:semiHidden="1" w:unhideWhenUsed="1"/>
+    <w:lsdException w:name="Table Web 2" w:semiHidden="1" w:unhideWhenUsed="1"/>
+    <w:lsdException w:name="Table Web 3" w:semiHidden="1" w:unhideWhenUsed="1"/>
+    <w:lsdException w:name="Balloon Text" w:semiHidden="1" w:unhideWhenUsed="1"/>
+    <w:lsdException w:name="Table Grid" w:uiPriority="39"/>
+    <w:lsdException w:name="Table Theme" w:semiHidden="1" w:unhideWhenUsed="1"/>
+    <w:lsdException w:name="Placeholder Text" w:semiHidden="1"/>
+    <w:lsdException w:name="No Spacing" w:uiPriority="1" w:qFormat="1"/>
+    <w:lsdException w:name="Light Shading" w:uiPriority="60"/>
+    <w:lsdException w:name="Light List" w:uiPriority="61"/>
+    <w:lsdException w:name="Light Grid" w:uiPriority="62"/>
+    <w:lsdException w:name="Medium Shading 1" w:uiPriority="63"/>
+    <w:lsdException w:name="Medium Shading 2" w:uiPriority="64"/>
+    <w:lsdException w:name="Medium List 1" w:uiPriority="65"/>
+    <w:lsdException w:name="Medium List 2" w:uiPriority="66"/>
+    <w:lsdException w:name="Medium Grid 1" w:uiPriority="67"/>
+    <w:lsdException w:name="Medium Grid 2" w:uiPriority="68"/>
+    <w:lsdException w:name="Medium Grid 3" w:uiPriority="69"/>
+    <w:lsdException w:name="Dark List" w:uiPriority="70"/>
+    <w:lsdException w:name="Colorful Shading" w:uiPriority="71"/>
+    <w:lsdException w:name="Colorful List" w:uiPriority="72"/>
+    <w:lsdException w:name="Colorful Grid" w:uiPriority="73"/>
+    <w:lsdException w:name="Light Shading Accent 1" w:uiPriority="60"/>
+    <w:lsdException w:name="Light List Accent 1" w:uiPriority="61"/>
+    <w:lsdException w:name="Light Grid Accent 1" w:uiPriority="62"/>
+    <w:lsdException w:name="Medium Shading 1 Accent 1" w:uiPriority="63"/>
+    <w:lsdException w:name="Medium Shading 2 Accent 1" w:uiPriority="64"/>
+    <w:lsdException w:name="Medium List 1 Accent 1" w:uiPriority="65"/>
+    <w:lsdException w:name="Revision" w:semiHidden="1"/>
+    <w:lsdException w:name="List Paragraph" w:uiPriority="34" w:qFormat="1"/>
+    <w:lsdException w:name="Quote" w:uiPriority="29" w:qFormat="1"/>
+    <w:lsdException w:name="Intense Quote" w:uiPriority="30" w:qFormat="1"/>
+    <w:lsdException w:name="Medium List 2 Accent 1" w:uiPriority="66"/>
+    <w:lsdException w:name="Medium Grid 1 Accent 1" w:uiPriority="67"/>
+    <w:lsdException w:name="Medium Grid 2 Accent 1" w:uiPriority="68"/>
+    <w:lsdException w:name="Medium Grid 3 Accent 1" w:uiPriority="69"/>
+    <w:lsdException w:name="Dark List Accent 1" w:uiPriority="70"/>
+    <w:lsdException w:name="Colorful Shading Accent 1" w:uiPriority="71"/>
+    <w:lsdException w:name="Colorful List Accent 1" w:uiPriority="72"/>
+    <w:lsdException w:name="Colorful Grid Accent 1" w:uiPriority="73"/>
+    <w:lsdException w:name="Light Shading Accent 2" w:uiPriority="60"/>
+    <w:lsdException w:name="Light List Accent 2" w:uiPriority="61"/>
+    <w:lsdException w:name="Light Grid Accent 2" w:uiPriority="62"/>
+    <w:lsdException w:name="Medium Shading 1 Accent 2" w:uiPriority="63"/>
+    <w:lsdException w:name="Medium Shading 2 Accent 2" w:uiPriority="64"/>
+    <w:lsdException w:name="Medium List 1 Accent 2" w:uiPriority="65"/>
+    <w:lsdException w:name="Medium List 2 Accent 2" w:uiPriority="66"/>
+    <w:lsdException w:name="Medium Grid 1 Accent 2" w:uiPriority="67"/>
+    <w:lsdException w:name="Medium Grid 2 Accent 2" w:uiPriority="68"/>
+    <w:lsdException w:name="Medium Grid 3 Accent 2" w:uiPriority="69"/>
+    <w:lsdException w:name="Dark List Accent 2" w:uiPriority="70"/>
+    <w:lsdException w:name="Colorful Shading Accent 2" w:uiPriority="71"/>
+    <w:lsdException w:name="Colorful List Accent 2" w:uiPriority="72"/>
+    <w:lsdException w:name="Colorful Grid Accent 2" w:uiPriority="73"/>
+    <w:lsdException w:name="Light Shading Accent 3" w:uiPriority="60"/>
+    <w:lsdException w:name="Light List Accent 3" w:uiPriority="61"/>
+    <w:lsdException w:name="Light Grid Accent 3" w:uiPriority="62"/>
+    <w:lsdException w:name="Medium Shading 1 Accent 3" w:uiPriority="63"/>
+    <w:lsdException w:name="Medium Shading 2 Accent 3" w:uiPriority="64"/>
+    <w:lsdException w:name="Medium List 1 Accent 3" w:uiPriority="65"/>
+    <w:lsdException w:name="Medium List 2 Accent 3" w:uiPriority="66"/>
+    <w:lsdException w:name="Medium Grid 1 Accent 3" w:uiPriority="67"/>
+    <w:lsdException w:name="Medium Grid 2 Accent 3" w:uiPriority="68"/>
+    <w:lsdException w:name="Medium Grid 3 Accent 3" w:uiPriority="69"/>
+    <w:lsdException w:name="Dark List Accent 3" w:uiPriority="70"/>
+    <w:lsdException w:name="Colorful Shading Accent 3" w:uiPriority="71"/>
+    <w:lsdException w:name="Colorful List Accent 3" w:uiPriority="72"/>
+    <w:lsdException w:name="Colorful Grid Accent 3" w:uiPriority="73"/>
+    <w:lsdException w:name="Light Shading Accent 4" w:uiPriority="60"/>
+    <w:lsdException w:name="Light List Accent 4" w:uiPriority="61"/>
+    <w:lsdException w:name="Light Grid Accent 4" w:uiPriority="62"/>
+    <w:lsdException w:name="Medium Shading 1 Accent 4" w:uiPriority="63"/>
+    <w:lsdException w:name="Medium Shading 2 Accent 4" w:uiPriority="64"/>
+    <w:lsdException w:name="Medium List 1 Accent 4" w:uiPriority="65"/>
+    <w:lsdException w:name="Medium List 2 Accent 4" w:uiPriority="66"/>
+    <w:lsdException w:name="Medium Grid 1 Accent 4" w:uiPriority="67"/>
+    <w:lsdException w:name="Medium Grid 2 Accent 4" w:uiPriority="68"/>
+    <w:lsdException w:name="Medium Grid 3 Accent 4" w:uiPriority="69"/>
+    <w:lsdException w:name="Dark List Accent 4" w:uiPriority="70"/>
+    <w:lsdException w:name="Colorful Shading Accent 4" w:uiPriority="71"/>
+    <w:lsdException w:name="Colorful List Accent 4" w:uiPriority="72"/>
+    <w:lsdException w:name="Colorful Grid Accent 4" w:uiPriority="73"/>
+    <w:lsdException w:name="Light Shading Accent 5" w:uiPriority="60"/>
+    <w:lsdException w:name="Light List Accent 5" w:uiPriority="61"/>
+    <w:lsdException w:name="Light Grid Accent 5" w:uiPriority="62"/>
+    <w:lsdException w:name="Medium Shading 1 Accent 5" w:uiPriority="63"/>
+    <w:lsdException w:name="Medium Shading 2 Accent 5" w:uiPriority="64"/>
+    <w:lsdException w:name="Medium List 1 Accent 5" w:uiPriority="65"/>
+    <w:lsdException w:name="Medium List 2 Accent 5" w:uiPriority="66"/>
+    <w:lsdException w:name="Medium Grid 1 Accent 5" w:uiPriority="67"/>
+    <w:lsdException w:name="Medium Grid 2 Accent 5" w:uiPriority="68"/>
+    <w:lsdException w:name="Medium Grid 3 Accent 5" w:uiPriority="69"/>
+    <w:lsdException w:name="Dark List Accent 5" w:uiPriority="70"/>
+    <w:lsdException w:name="Colorful Shading Accent 5" w:uiPriority="71"/>
+    <w:lsdException w:name="Colorful List Accent 5" w:uiPriority="72"/>
+    <w:lsdException w:name="Colorful Grid Accent 5" w:uiPriority="73"/>
+    <w:lsdException w:name="Light Shading Accent 6" w:uiPriority="60"/>
+    <w:lsdException w:name="Light List Accent 6" w:uiPriority="61"/>
+    <w:lsdException w:name="Light Grid Accent 6" w:uiPriority="62"/>
+    <w:lsdException w:name="Medium Shading 1 Accent 6" w:uiPriority="63"/>
+    <w:lsdException w:name="Medium Shading 2 Accent 6" w:uiPriority="64"/>
+    <w:lsdException w:name="Medium List 1 Accent 6" w:uiPriority="65"/>
+    <w:lsdException w:name="Medium List 2 Accent 6" w:uiPriority="66"/>
+    <w:lsdException w:name="Medium Grid 1 Accent 6" w:uiPriority="67"/>
+    <w:lsdException w:name="Medium Grid 2 Accent 6" w:uiPriority="68"/>
+    <w:lsdException w:name="Medium Grid 3 Accent 6" w:uiPriority="69"/>
+    <w:lsdException w:name="Dark List Accent 6" w:uiPriority="70"/>
+    <w:lsdException w:name="Colorful Shading Accent 6" w:uiPriority="71"/>
+    <w:lsdException w:name="Colorful List Accent 6" w:uiPriority="72"/>
+    <w:lsdException w:name="Colorful Grid Accent 6" w:uiPriority="73"/>
+    <w:lsdException w:name="Subtle Emphasis" w:uiPriority="19" w:qFormat="1"/>
+    <w:lsdException w:name="Intense Emphasis" w:uiPriority="21" w:qFormat="1"/>
+    <w:lsdException w:name="Subtle Reference" w:uiPriority="31" w:qFormat="1"/>
+    <w:lsdException w:name="Intense Reference" w:uiPriority="32" w:qFormat="1"/>
+    <w:lsdException w:name="Book Title" w:uiPriority="33" w:qFormat="1"/>
+    <w:lsdException w:name="Bibliography" w:semiHidden="1" w:uiPriority="37" w:unhideWhenUsed="1"/>
+    <w:lsdException w:name="TOC Heading" w:semiHidden="1" w:uiPriority="39" w:unhideWhenUsed="1" w:qFormat="1"/>
+    <w:lsdException w:name="Plain Table 1" w:uiPriority="41"/>
+    <w:lsdException w:name="Plain Table 2" w:uiPriority="42"/>
+    <w:lsdException w:name="Plain Table 3" w:uiPriority="43"/>
+    <w:lsdException w:name="Plain Table 4" w:uiPriority="44"/>
+    <w:lsdException w:name="Plain Table 5" w:uiPriority="45"/>
+    <w:lsdException w:name="Grid Table Light" w:uiPriority="40"/>
+    <w:lsdException w:name="Grid Table 1 Light" w:uiPriority="46"/>
+    <w:lsdException w:name="Grid Table 2" w:uiPriority="47"/>
+    <w:lsdException w:name="Grid Table 3" w:uiPriority="48"/>
+    <w:lsdException w:name="Grid Table 4" w:uiPriority="49"/>
+    <w:lsdException w:name="Grid Table 5 Dark" w:uiPriority="50"/>
+    <w:lsdException w:name="Grid Table 6 Colorful" w:uiPriority="51"/>
+    <w:lsdException w:name="Grid Table 7 Colorful" w:uiPriority="52"/>
+    <w:lsdException w:name="Grid Table 1 Light Accent 1" w:uiPriority="46"/>
+    <w:lsdException w:name="Grid Table 2 Accent 1" w:uiPriority="47"/>
+    <w:lsdException w:name="Grid Table 3 Accent 1" w:uiPriority="48"/>
+    <w:lsdException w:name="Grid Table 4 Accent 1" w:uiPriority="49"/>
+    <w:lsdException w:name="Grid Table 5 Dark Accent 1" w:uiPriority="50"/>
+    <w:lsdException w:name="Grid Table 6 Colorful Accent 1" w:uiPriority="51"/>
+    <w:lsdException w:name="Grid Table 7 Colorful Accent 1" w:uiPriority="52"/>
+    <w:lsdException w:name="Grid Table 1 Light Accent 2" w:uiPriority="46"/>
+    <w:lsdException w:name="Grid Table 2 Accent 2" w:uiPriority="47"/>
+    <w:lsdException w:name="Grid Table 3 Accent 2" w:uiPriority="48"/>
+    <w:lsdException w:name="Grid Table 4 Accent 2" w:uiPriority="49"/>
+    <w:lsdException w:name="Grid Table 5 Dark Accent 2" w:uiPriority="50"/>
+    <w:lsdException w:name="Grid Table 6 Colorful Accent 2" w:uiPriority="51"/>
+    <w:lsdException w:name="Grid Table 7 Colorful Accent 2" w:uiPriority="52"/>
+    <w:lsdException w:name="Grid Table 1 Light Accent 3" w:uiPriority="46"/>
+    <w:lsdException w:name="Grid Table 2 Accent 3" w:uiPriority="47"/>
+    <w:lsdException w:name="Grid Table 3 Accent 3" w:uiPriority="48"/>
+    <w:lsdException w:name="Grid Table 4 Accent 3" w:uiPriority="49"/>
+    <w:lsdException w:name="Grid Table 5 Dark Accent 3" w:uiPriority="50"/>
+    <w:lsdException w:name="Grid Table 6 Colorful Accent 3" w:uiPriority="51"/>
+    <w:lsdException w:name="Grid Table 7 Colorful Accent 3" w:uiPriority="52"/>
+    <w:lsdException w:name="Grid Table 1 Light Accent 4" w:uiPriority="46"/>
+    <w:lsdException w:name="Grid Table 2 Accent 4" w:uiPriority="47"/>
+    <w:lsdException w:name="Grid Table 3 Accent 4" w:uiPriority="48"/>
+    <w:lsdException w:name="Grid Table 4 Accent 4" w:uiPriority="49"/>
+    <w:lsdException w:name="Grid Table 5 Dark Accent 4" w:uiPriority="50"/>
+    <w:lsdException w:name="Grid Table 6 Colorful Accent 4" w:uiPriority="51"/>
+    <w:lsdException w:name="Grid Table 7 Colorful Accent 4" w:uiPriority="52"/>
+    <w:lsdException w:name="Grid Table 1 Light Accent 5" w:uiPriority="46"/>
+    <w:lsdException w:name="Grid Table 2 Accent 5" w:uiPriority="47"/>
+    <w:lsdException w:name="Grid Table 3 Accent 5" w:uiPriority="48"/>
+    <w:lsdException w:name="Grid Table 4 Accent 5" w:uiPriority="49"/>
+    <w:lsdException w:name="Grid Table 5 Dark Accent 5" w:uiPriority="50"/>
+    <w:lsdException w:name="Grid Table 6 Colorful Accent 5" w:uiPriority="51"/>
+    <w:lsdException w:name="Grid Table 7 Colorful Accent 5" w:uiPriority="52"/>
+    <w:lsdException w:name="Grid Table 1 Light Accent 6" w:uiPriority="46"/>
+    <w:lsdException w:name="Grid Table 2 Accent 6" w:uiPriority="47"/>
+    <w:lsdException w:name="Grid Table 3 Accent 6" w:uiPriority="48"/>
+    <w:lsdException w:name="Grid Table 4 Accent 6" w:uiPriority="49"/>
+    <w:lsdException w:name="Grid Table 5 Dark Accent 6" w:uiPriority="50"/>
+    <w:lsdException w:name="Grid Table 6 Colorful Accent 6" w:uiPriority="51"/>
+    <w:lsdException w:name="Grid Table 7 Colorful Accent 6" w:uiPriority="52"/>
+    <w:lsdException w:name="List Table 1 Light" w:uiPriority="46"/>
+    <w:lsdException w:name="List Table 2" w:uiPriority="47"/>
+    <w:lsdException w:name="List Table 3" w:uiPriority="48"/>
+    <w:lsdException w:name="List Table 4" w:uiPriority="49"/>
+    <w:lsdException w:name="List Table 5 Dark" w:uiPriority="50"/>
+    <w:lsdException w:name="List Table 6 Colorful" w:uiPriority="51"/>
+    <w:lsdException w:name="List Table 7 Colorful" w:uiPriority="52"/>
+    <w:lsdException w:name="List Table 1 Light Accent 1" w:uiPriority="46"/>
+    <w:lsdException w:name="List Table 2 Accent 1" w:uiPriority="47"/>
+    <w:lsdException w:name="List Table 3 Accent 1" w:uiPriority="48"/>
+    <w:lsdException w:name="List Table 4 Accent 1" w:uiPriority="49"/>
+    <w:lsdException w:name="List Table 5 Dark Accent 1" w:uiPriority="50"/>
+    <w:lsdException w:name="List Table 6 Colorful Accent 1" w:uiPriority="51"/>
+    <w:lsdException w:name="List Table 7 Colorful Accent 1" w:uiPriority="52"/>
+    <w:lsdException w:name="List Table 1 Light Accent 2" w:uiPriority="46"/>
+    <w:lsdException w:name="List Table 2 Accent 2" w:uiPriority="47"/>
+    <w:lsdException w:name="List Table 3 Accent 2" w:uiPriority="48"/>
+    <w:lsdException w:name="List Table 4 Accent 2" w:uiPriority="49"/>
+    <w:lsdException w:name="List Table 5 Dark Accent 2" w:uiPriority="50"/>
+    <w:lsdException w:name="List Table 6 Colorful Accent 2" w:uiPriority="51"/>
+    <w:lsdException w:name="List Table 7 Colorful Accent 2" w:uiPriority="52"/>
+    <w:lsdException w:name="List Table 1 Light Accent 3" w:uiPriority="46"/>
+    <w:lsdException w:name="List Table 2 Accent 3" w:uiPriority="47"/>
+    <w:lsdException w:name="List Table 3 Accent 3" w:uiPriority="48"/>
+    <w:lsdException w:name="List Table 4 Accent 3" w:uiPriority="49"/>
+    <w:lsdException w:name="List Table 5 Dark Accent 3" w:uiPriority="50"/>
+    <w:lsdException w:name="List Table 6 Colorful Accent 3" w:uiPriority="51"/>
+    <w:lsdException w:name="List Table 7 Colorful Accent 3" w:uiPriority="52"/>
+    <w:lsdException w:name="List Table 1 Light Accent 4" w:uiPriority="46"/>
+    <w:lsdException w:name="List Table 2 Accent 4" w:uiPriority="47"/>
+    <w:lsdException w:name="List Table 3 Accent 4" w:uiPriority="48"/>
+    <w:lsdException w:name="List Table 4 Accent 4" w:uiPriority="49"/>
+    <w:lsdException w:name="List Table 5 Dark Accent 4" w:uiPriority="50"/>
+    <w:lsdException w:name="List Table 6 Colorful Accent 4" w:uiPriority="51"/>
+    <w:lsdException w:name="List Table 7 Colorful Accent 4" w:uiPriority="52"/>
+    <w:lsdException w:name="List Table 1 Light Accent 5" w:uiPriority="46"/>
+    <w:lsdException w:name="List Table 2 Accent 5" w:uiPriority="47"/>
+    <w:lsdException w:name="List Table 3 Accent 5" w:uiPriority="48"/>
+    <w:lsdException w:name="List Table 4 Accent 5" w:uiPriority="49"/>
+    <w:lsdException w:name="List Table 5 Dark Accent 5" w:uiPriority="50"/>
+    <w:lsdException w:name="List Table 6 Colorful Accent 5" w:uiPriority="51"/>
+    <w:lsdException w:name="List Table 7 Colorful Accent 5" w:uiPriority="52"/>
+    <w:lsdException w:name="List Table 1 Light Accent 6" w:uiPriority="46"/>
+    <w:lsdException w:name="List Table 2 Accent 6" w:uiPriority="47"/>
+    <w:lsdException w:name="List Table 3 Accent 6" w:uiPriority="48"/>
+    <w:lsdException w:name="List Table 4 Accent 6" w:uiPriority="49"/>
+    <w:lsdException w:name="List Table 5 Dark Accent 6" w:uiPriority="50"/>
+    <w:lsdException w:name="List Table 6 Colorful Accent 6" w:uiPriority="51"/>
+    <w:lsdException w:name="List Table 7 Colorful Accent 6" w:uiPriority="52"/>
+  </w:latentStyles>
+  <w:style w:type="paragraph" w:default="1" w:styleId="Normal">
+    <w:name w:val="Normal"/>
+    <w:uiPriority w:val="1"/>
+    <w:qFormat/>
+    <w:rPr>
+      <w:rFonts w:ascii="Times New Roman" w:eastAsia="Times New Roman" w:hAnsi="Times New Roman" w:cs="Times New Roman"/>
+      <w:lang/>
+    </w:rPr>
+  </w:style>
+  <w:style w:type="character" w:default="1" w:styleId="DefaultParagraphFont">
     <w:name w:val="Default Paragraph Font"/>
     <w:uiPriority w:val="1"/>
     <w:semiHidden/>
     <w:unhideWhenUsed/>
   </w:style>
-  <w:style w:styleId="TableNormal" w:default="1" w:type="table">
-    <w:name w:val="Table Normal"/>
-    <w:uiPriority w:val="2"/>
+  <w:style w:type="table" w:default="1" w:styleId="TableNormal">
+    <w:name w:val="Normal Table"/>
+    <w:uiPriority w:val="99"/>
     <w:semiHidden/>
     <w:unhideWhenUsed/>
-    <w:qFormat/>
     <w:tblPr>
       <w:tblInd w:w="0" w:type="dxa"/>
       <w:tblCellMar>
         <w:top w:w="0" w:type="dxa"/>
-        <w:left w:w="0" w:type="dxa"/>
+        <w:left w:w="108" w:type="dxa"/>
         <w:bottom w:w="0" w:type="dxa"/>
-        <w:right w:w="0" w:type="dxa"/>
+        <w:right w:w="108" w:type="dxa"/>
       </w:tblCellMar>
     </w:tblPr>
   </w:style>
-  <w:style w:styleId="NoList" w:default="1" w:type="numbering">
+  <w:style w:type="numbering" w:default="1" w:styleId="NoList">
     <w:name w:val="No List"/>
     <w:uiPriority w:val="99"/>
     <w:semiHidden/>
     <w:unhideWhenUsed/>
   </w:style>
-  <w:style w:default="1" w:styleId="Normal" w:type="paragraph">
-    <w:name w:val="Normal"/>
-    <w:uiPriority w:val="1"/>
-    <w:qFormat/>
-    <w:pPr/>
-    <w:rPr>
-      <w:rFonts w:ascii="Times New Roman" w:hAnsi="Times New Roman" w:eastAsia="Times New Roman" w:cs="Times New Roman"/>
-      <w:lang w:val="Cy-sr-SP" w:eastAsia="en-US" w:bidi="ar-SA"/>
-    </w:rPr>
-  </w:style>
-  <w:style w:styleId="BodyText" w:type="paragraph">
+  <w:style w:type="paragraph" w:styleId="BodyText">
     <w:name w:val="Body Text"/>
     <w:basedOn w:val="Normal"/>
     <w:uiPriority w:val="1"/>
@@ -6517,31 +6464,21 @@
       <w:jc w:val="both"/>
     </w:pPr>
     <w:rPr>
-      <w:rFonts w:ascii="Times New Roman" w:hAnsi="Times New Roman" w:eastAsia="Times New Roman" w:cs="Times New Roman"/>
       <w:sz w:val="28"/>
       <w:szCs w:val="28"/>
-      <w:lang w:val="Cy-sr-SP" w:eastAsia="en-US" w:bidi="ar-SA"/>
     </w:rPr>
   </w:style>
-  <w:style w:styleId="ListParagraph" w:type="paragraph">
+  <w:style w:type="paragraph" w:styleId="ListParagraph">
     <w:name w:val="List Paragraph"/>
     <w:basedOn w:val="Normal"/>
     <w:uiPriority w:val="1"/>
     <w:qFormat/>
-    <w:pPr/>
-    <w:rPr>
-      <w:lang w:val="Cy-sr-SP" w:eastAsia="en-US" w:bidi="ar-SA"/>
-    </w:rPr>
   </w:style>
-  <w:style w:styleId="TableParagraph" w:type="paragraph">
+  <w:style w:type="paragraph" w:customStyle="1" w:styleId="TableParagraph">
     <w:name w:val="Table Paragraph"/>
     <w:basedOn w:val="Normal"/>
     <w:uiPriority w:val="1"/>
     <w:qFormat/>
-    <w:pPr/>
-    <w:rPr>
-      <w:lang w:val="Cy-sr-SP" w:eastAsia="en-US" w:bidi="ar-SA"/>
-    </w:rPr>
   </w:style>
 </w:styles>
 </file>
